--- a/en/week-13/cen429-week-13-ders-notu.docx
+++ b/en/week-13/cen429-week-13-ders-notu.docx
@@ -2,7 +2,7 @@
 <file path=word/document.xml><?xml version="1.0" encoding="utf-8"?>
 <w:document xmlns:w="http://schemas.openxmlformats.org/wordprocessingml/2006/main" xmlns:m="http://schemas.openxmlformats.org/officeDocument/2006/math" xmlns:r="http://schemas.openxmlformats.org/officeDocument/2006/relationships" xmlns:o="urn:schemas-microsoft-com:office:office" xmlns:v="urn:schemas-microsoft-com:vml" xmlns:w10="urn:schemas-microsoft-com:office:word" xmlns:a="http://schemas.openxmlformats.org/drawingml/2006/main" xmlns:pic="http://schemas.openxmlformats.org/drawingml/2006/picture" xmlns:wp="http://schemas.openxmlformats.org/drawingml/2006/wordprocessingDrawing">
   <w:body>
-    <w:bookmarkStart w:id="154" w:name="week-13-security-requirements"/>
+    <w:bookmarkStart w:id="153" w:name="week-13-security-requirements"/>
     <w:p>
       <w:pPr>
         <w:pStyle w:val="Heading1"/>
@@ -129,7 +129,35 @@
               <w:pStyle w:val="Compact"/>
             </w:pPr>
             <w:r>
-              <w:t xml:space="preserve">Asset, threat and countermeasure from Week 1; evaluation and evidence concepts from Week 12; what the S sections of the term project are for</w:t>
+              <w:t xml:space="preserve">Asset, threat and countermeasure from</w:t>
+            </w:r>
+            <w:r>
+              <w:t xml:space="preserve"> </w:t>
+            </w:r>
+            <w:hyperlink r:id="rId20">
+              <w:r>
+                <w:rPr>
+                  <w:rStyle w:val="Hyperlink"/>
+                </w:rPr>
+                <w:t xml:space="preserve">Week 1</w:t>
+              </w:r>
+            </w:hyperlink>
+            <w:r>
+              <w:t xml:space="preserve">; evaluation and evidence concepts from</w:t>
+            </w:r>
+            <w:r>
+              <w:t xml:space="preserve"> </w:t>
+            </w:r>
+            <w:hyperlink r:id="rId21">
+              <w:r>
+                <w:rPr>
+                  <w:rStyle w:val="Hyperlink"/>
+                </w:rPr>
+                <w:t xml:space="preserve">Week 12</w:t>
+              </w:r>
+            </w:hyperlink>
+            <w:r>
+              <w:t xml:space="preserve">; what the S sections of the term project are for</w:t>
             </w:r>
           </w:p>
         </w:tc>
@@ -156,7 +184,7 @@
             <w:pPr>
               <w:pStyle w:val="Compact"/>
             </w:pPr>
-            <w:hyperlink r:id="rId20">
+            <w:hyperlink r:id="rId22">
               <w:r>
                 <w:rPr>
                   <w:rStyle w:val="VerbatimChar"/>
@@ -1492,13 +1520,13 @@
         </w:pict>
       </w:r>
     </w:p>
-    <w:bookmarkStart w:id="40" w:name="basic-concepts-from-scratch"/>
+    <w:bookmarkStart w:id="31" w:name="before-we-start"/>
     <w:p>
       <w:pPr>
         <w:pStyle w:val="Heading2"/>
       </w:pPr>
       <w:r>
-        <w:t xml:space="preserve">0. Basic concepts (from scratch)</w:t>
+        <w:t xml:space="preserve">0. Before we start</w:t>
       </w:r>
     </w:p>
     <w:p>
@@ -1506,35 +1534,22 @@
         <w:pStyle w:val="FirstParagraph"/>
       </w:pPr>
       <w:r>
-        <w:t xml:space="preserve">This section</w:t>
-      </w:r>
-      <w:r>
-        <w:t xml:space="preserve"> </w:t>
-      </w:r>
-      <w:r>
-        <w:rPr>
-          <w:b/>
-          <w:bCs/>
-        </w:rPr>
-        <w:t xml:space="preserve">assumes no prior knowledge</w:t>
-      </w:r>
-      <w:r>
-        <w:t xml:space="preserve">. We define, from scratch, the terms we will use for the rest of the</w:t>
-      </w:r>
-      <w:r>
-        <w:t xml:space="preserve"> </w:t>
-      </w:r>
-      <w:r>
-        <w:t xml:space="preserve">week. If you don’t know a term, read this section first; the following sections build on these.</w:t>
-      </w:r>
-    </w:p>
-    <w:bookmarkStart w:id="21" w:name="what-is-a-requirement"/>
+        <w:t xml:space="preserve">This section prepares you for the week. It first briefly recalls the earlier topics this week builds on; it then</w:t>
+      </w:r>
+      <w:r>
+        <w:t xml:space="preserve"> </w:t>
+      </w:r>
+      <w:r>
+        <w:t xml:space="preserve">defines each of this week’s concepts in one sentence and links it to the section where it is explained in full.</w:t>
+      </w:r>
+    </w:p>
+    <w:bookmarkStart w:id="25" w:name="what-we-bring-from-earlier-weeks"/>
     <w:p>
       <w:pPr>
         <w:pStyle w:val="Heading3"/>
       </w:pPr>
       <w:r>
-        <w:t xml:space="preserve">What is a requirement?</w:t>
+        <w:t xml:space="preserve">What we bring from earlier weeks</w:t>
       </w:r>
     </w:p>
     <w:p>
@@ -1550,26 +1565,64 @@
           <w:b/>
           <w:bCs/>
         </w:rPr>
-        <w:t xml:space="preserve">Requirement:</w:t>
-      </w:r>
-      <w:r>
-        <w:t xml:space="preserve"> </w:t>
-      </w:r>
-      <w:r>
-        <w:t xml:space="preserve">a condition the system</w:t>
-      </w:r>
-      <w:r>
-        <w:t xml:space="preserve"> </w:t>
-      </w:r>
-      <w:r>
-        <w:rPr>
-          <w:b/>
-          <w:bCs/>
-        </w:rPr>
-        <w:t xml:space="preserve">must meet</w:t>
-      </w:r>
-      <w:r>
-        <w:t xml:space="preserve">.</w:t>
+        <w:t xml:space="preserve">Assets, threats, and the application protection plan</w:t>
+      </w:r>
+      <w:r>
+        <w:t xml:space="preserve"> </w:t>
+      </w:r>
+      <w:r>
+        <w:t xml:space="preserve">— the written plan that governs a piece of software’s</w:t>
+      </w:r>
+      <w:r>
+        <w:t xml:space="preserve"> </w:t>
+      </w:r>
+      <w:r>
+        <w:t xml:space="preserve">security: scope, architecture and interfaces, assets, threats, controls, verification, residual risk; for each</w:t>
+      </w:r>
+      <w:r>
+        <w:t xml:space="preserve"> </w:t>
+      </w:r>
+      <w:r>
+        <w:t xml:space="preserve">asset, where it lives, when it is created and destroyed, and which protection (C/I) it needs is listed in an</w:t>
+      </w:r>
+      <w:r>
+        <w:t xml:space="preserve"> </w:t>
+      </w:r>
+      <w:r>
+        <w:rPr>
+          <w:b/>
+          <w:bCs/>
+        </w:rPr>
+        <w:t xml:space="preserve">asset table</w:t>
+      </w:r>
+      <w:r>
+        <w:t xml:space="preserve"> </w:t>
+      </w:r>
+      <w:r>
+        <w:t xml:space="preserve">(</w:t>
+      </w:r>
+      <w:hyperlink r:id="rId23">
+        <w:r>
+          <w:rPr>
+            <w:rStyle w:val="Hyperlink"/>
+          </w:rPr>
+          <w:t xml:space="preserve">Week 1, §6</w:t>
+        </w:r>
+      </w:hyperlink>
+      <w:r>
+        <w:t xml:space="preserve">). This week, in</w:t>
+      </w:r>
+      <w:r>
+        <w:t xml:space="preserve"> </w:t>
+      </w:r>
+      <w:r>
+        <w:t xml:space="preserve">Section 2 we link every requirement to that table and to the threat model, and in Section 7 we turn that link</w:t>
+      </w:r>
+      <w:r>
+        <w:t xml:space="preserve"> </w:t>
+      </w:r>
+      <w:r>
+        <w:t xml:space="preserve">into a decision process.</w:t>
       </w:r>
     </w:p>
     <w:p>
@@ -1581,2315 +1634,84 @@
         </w:numPr>
       </w:pPr>
       <w:r>
-        <w:t xml:space="preserve">A security requirement: a security condition.</w:t>
-      </w:r>
-    </w:p>
-    <w:p>
-      <w:pPr>
-        <w:pStyle w:val="Compact"/>
-        <w:numPr>
-          <w:ilvl w:val="0"/>
-          <w:numId w:val="1002"/>
-        </w:numPr>
-      </w:pPr>
-      <w:r>
-        <w:t xml:space="preserve">A good requirement is</w:t>
-      </w:r>
-      <w:r>
-        <w:t xml:space="preserve"> </w:t>
-      </w:r>
-      <w:r>
-        <w:rPr>
-          <w:b/>
-          <w:bCs/>
-        </w:rPr>
-        <w:t xml:space="preserve">verifiable</w:t>
-      </w:r>
-      <w:r>
-        <w:t xml:space="preserve"> </w:t>
-      </w:r>
-      <w:r>
-        <w:t xml:space="preserve">(testable).</w:t>
-      </w:r>
-    </w:p>
-    <w:bookmarkEnd w:id="21"/>
-    <w:bookmarkStart w:id="22" w:name="three-types-of-requirement"/>
+        <w:rPr>
+          <w:b/>
+          <w:bCs/>
+        </w:rPr>
+        <w:t xml:space="preserve">Independent evaluation, findings, and evidence</w:t>
+      </w:r>
+      <w:r>
+        <w:t xml:space="preserve"> </w:t>
+      </w:r>
+      <w:r>
+        <w:t xml:space="preserve">— the evidence-based evaluation process carried out by an</w:t>
+      </w:r>
+      <w:r>
+        <w:t xml:space="preserve"> </w:t>
+      </w:r>
+      <w:r>
+        <w:t xml:space="preserve">independent laboratory rather than the product’s own developer; every gap the evaluator documents is a</w:t>
+      </w:r>
+      <w:r>
+        <w:t xml:space="preserve"> </w:t>
+      </w:r>
+      <w:r>
+        <w:rPr>
+          <w:b/>
+          <w:bCs/>
+        </w:rPr>
+        <w:t xml:space="preserve">finding</w:t>
+      </w:r>
+      <w:r>
+        <w:t xml:space="preserve"> </w:t>
+      </w:r>
+      <w:r>
+        <w:t xml:space="preserve">(</w:t>
+      </w:r>
+      <w:hyperlink r:id="rId24">
+        <w:r>
+          <w:rPr>
+            <w:rStyle w:val="Hyperlink"/>
+          </w:rPr>
+          <w:t xml:space="preserve">Week 12, §2</w:t>
+        </w:r>
+      </w:hyperlink>
+      <w:r>
+        <w:t xml:space="preserve">). This week, in</w:t>
+      </w:r>
+      <w:r>
+        <w:t xml:space="preserve"> </w:t>
+      </w:r>
+      <w:r>
+        <w:t xml:space="preserve">Section 2 we use the same discipline as the</w:t>
+      </w:r>
+      <w:r>
+        <w:t xml:space="preserve"> </w:t>
+      </w:r>
+      <w:r>
+        <w:t xml:space="preserve">“traceability chain from requirement to evidence,”</w:t>
+      </w:r>
+      <w:r>
+        <w:t xml:space="preserve"> </w:t>
+      </w:r>
+      <w:r>
+        <w:t xml:space="preserve">and in Section 9</w:t>
+      </w:r>
+      <w:r>
+        <w:t xml:space="preserve"> </w:t>
+      </w:r>
+      <w:r>
+        <w:t xml:space="preserve">as your term project’s S17/S14 sections.</w:t>
+      </w:r>
+    </w:p>
+    <w:bookmarkEnd w:id="25"/>
+    <w:bookmarkStart w:id="26" w:name="this-weeks-concept-map"/>
     <w:p>
       <w:pPr>
         <w:pStyle w:val="Heading3"/>
       </w:pPr>
       <w:r>
-        <w:t xml:space="preserve">Three types of requirement</w:t>
-      </w:r>
-    </w:p>
-    <w:p>
-      <w:pPr>
-        <w:pStyle w:val="Compact"/>
-        <w:numPr>
-          <w:ilvl w:val="0"/>
-          <w:numId w:val="1003"/>
-        </w:numPr>
-      </w:pPr>
-      <w:r>
-        <w:rPr>
-          <w:b/>
-          <w:bCs/>
-        </w:rPr>
-        <w:t xml:space="preserve">Functional:</w:t>
-      </w:r>
-      <w:r>
-        <w:t xml:space="preserve"> </w:t>
-      </w:r>
-      <w:r>
-        <w:t xml:space="preserve">what security function will exist? (e.g., data is protected with AEAD)</w:t>
-      </w:r>
-    </w:p>
-    <w:p>
-      <w:pPr>
-        <w:pStyle w:val="Compact"/>
-        <w:numPr>
-          <w:ilvl w:val="0"/>
-          <w:numId w:val="1003"/>
-        </w:numPr>
-      </w:pPr>
-      <w:r>
-        <w:rPr>
-          <w:b/>
-          <w:bCs/>
-        </w:rPr>
-        <w:t xml:space="preserve">Assurance:</w:t>
-      </w:r>
-      <w:r>
-        <w:t xml:space="preserve"> </w:t>
-      </w:r>
-      <w:r>
-        <w:t xml:space="preserve">how will we trust that it was done correctly? (e.g., a test report)</w:t>
-      </w:r>
-    </w:p>
-    <w:p>
-      <w:pPr>
-        <w:pStyle w:val="Compact"/>
-        <w:numPr>
-          <w:ilvl w:val="0"/>
-          <w:numId w:val="1003"/>
-        </w:numPr>
-      </w:pPr>
-      <w:r>
-        <w:rPr>
-          <w:b/>
-          <w:bCs/>
-        </w:rPr>
-        <w:t xml:space="preserve">Process:</w:t>
-      </w:r>
-      <w:r>
-        <w:t xml:space="preserve"> </w:t>
-      </w:r>
-      <w:r>
-        <w:t xml:space="preserve">how must the organisation operate? (e.g., every change is reviewed)</w:t>
-      </w:r>
-    </w:p>
-    <w:bookmarkEnd w:id="22"/>
-    <w:bookmarkStart w:id="23" w:name="good-vs.-bad-requirement"/>
-    <w:p>
-      <w:pPr>
-        <w:pStyle w:val="Heading3"/>
-      </w:pPr>
-      <w:r>
-        <w:t xml:space="preserve">Good vs. bad requirement</w:t>
-      </w:r>
-    </w:p>
-    <w:p>
-      <w:pPr>
-        <w:pStyle w:val="Compact"/>
-        <w:numPr>
-          <w:ilvl w:val="0"/>
-          <w:numId w:val="1004"/>
-        </w:numPr>
-      </w:pPr>
-      <w:r>
-        <w:rPr>
-          <w:b/>
-          <w:bCs/>
-        </w:rPr>
-        <w:t xml:space="preserve">Bad:</w:t>
-      </w:r>
-      <w:r>
-        <w:t xml:space="preserve"> </w:t>
-      </w:r>
-      <w:r>
-        <w:t xml:space="preserve">“The application must be secure.”</w:t>
-      </w:r>
-      <w:r>
-        <w:t xml:space="preserve"> </w:t>
-      </w:r>
-      <w:r>
-        <w:t xml:space="preserve">(unverifiable)</w:t>
-      </w:r>
-    </w:p>
-    <w:p>
-      <w:pPr>
-        <w:pStyle w:val="Compact"/>
-        <w:numPr>
-          <w:ilvl w:val="0"/>
-          <w:numId w:val="1004"/>
-        </w:numPr>
-      </w:pPr>
-      <w:r>
-        <w:rPr>
-          <w:b/>
-          <w:bCs/>
-        </w:rPr>
-        <w:t xml:space="preserve">Good:</w:t>
-      </w:r>
-      <w:r>
-        <w:t xml:space="preserve"> </w:t>
-      </w:r>
-      <w:r>
-        <w:t xml:space="preserve">“The release build must be produced with a stack canary, PIE, and full RELRO.”</w:t>
-      </w:r>
-      <w:r>
-        <w:t xml:space="preserve"> </w:t>
-      </w:r>
-      <w:r>
-        <w:t xml:space="preserve">(measurable)</w:t>
-      </w:r>
-    </w:p>
-    <w:bookmarkEnd w:id="23"/>
-    <w:bookmarkStart w:id="24" w:name="traceability"/>
-    <w:p>
-      <w:pPr>
-        <w:pStyle w:val="Heading3"/>
-      </w:pPr>
-      <w:r>
-        <w:t xml:space="preserve">Traceability</w:t>
-      </w:r>
-    </w:p>
-    <w:p>
-      <w:pPr>
-        <w:pStyle w:val="Compact"/>
-        <w:numPr>
-          <w:ilvl w:val="0"/>
-          <w:numId w:val="1005"/>
-        </w:numPr>
-      </w:pPr>
-      <w:r>
-        <w:rPr>
-          <w:b/>
-          <w:bCs/>
-        </w:rPr>
-        <w:t xml:space="preserve">Traceability:</w:t>
-      </w:r>
-      <w:r>
-        <w:t xml:space="preserve"> </w:t>
-      </w:r>
-      <w:r>
-        <w:t xml:space="preserve">linking each requirement to a</w:t>
-      </w:r>
-      <w:r>
-        <w:t xml:space="preserve"> </w:t>
-      </w:r>
-      <w:r>
-        <w:rPr>
-          <w:b/>
-          <w:bCs/>
-        </w:rPr>
-        <w:t xml:space="preserve">control</w:t>
-      </w:r>
-      <w:r>
-        <w:t xml:space="preserve">, a</w:t>
-      </w:r>
-      <w:r>
-        <w:t xml:space="preserve"> </w:t>
-      </w:r>
-      <w:r>
-        <w:rPr>
-          <w:b/>
-          <w:bCs/>
-        </w:rPr>
-        <w:t xml:space="preserve">test</w:t>
-      </w:r>
-      <w:r>
-        <w:t xml:space="preserve">, and</w:t>
-      </w:r>
-      <w:r>
-        <w:t xml:space="preserve"> </w:t>
-      </w:r>
-      <w:r>
-        <w:rPr>
-          <w:b/>
-          <w:bCs/>
-        </w:rPr>
-        <w:t xml:space="preserve">evidence</w:t>
-      </w:r>
-      <w:r>
-        <w:t xml:space="preserve">.</w:t>
-      </w:r>
-    </w:p>
-    <w:p>
-      <w:pPr>
-        <w:pStyle w:val="Compact"/>
-        <w:numPr>
-          <w:ilvl w:val="0"/>
-          <w:numId w:val="1005"/>
-        </w:numPr>
-      </w:pPr>
-      <w:r>
-        <w:t xml:space="preserve">“Where was this requirement met, how was it verified?”</w:t>
-      </w:r>
-    </w:p>
-    <w:bookmarkEnd w:id="24"/>
-    <w:bookmarkStart w:id="25" w:name="compliance-matrix"/>
-    <w:p>
-      <w:pPr>
-        <w:pStyle w:val="Heading3"/>
-      </w:pPr>
-      <w:r>
-        <w:t xml:space="preserve">Compliance matrix</w:t>
-      </w:r>
-    </w:p>
-    <w:p>
-      <w:pPr>
-        <w:pStyle w:val="Compact"/>
-        <w:numPr>
-          <w:ilvl w:val="0"/>
-          <w:numId w:val="1006"/>
-        </w:numPr>
-      </w:pPr>
-      <w:r>
-        <w:rPr>
-          <w:b/>
-          <w:bCs/>
-        </w:rPr>
-        <w:t xml:space="preserve">Compliance matrix:</w:t>
-      </w:r>
-      <w:r>
-        <w:t xml:space="preserve"> </w:t>
-      </w:r>
-      <w:r>
-        <w:t xml:space="preserve">a requirement → status → section → verification → evidence table.</w:t>
-      </w:r>
-    </w:p>
-    <w:p>
-      <w:pPr>
-        <w:pStyle w:val="Compact"/>
-        <w:numPr>
-          <w:ilvl w:val="0"/>
-          <w:numId w:val="1006"/>
-        </w:numPr>
-      </w:pPr>
-      <w:r>
-        <w:t xml:space="preserve">The project’s</w:t>
-      </w:r>
-      <w:r>
-        <w:t xml:space="preserve"> </w:t>
-      </w:r>
-      <w:r>
-        <w:rPr>
-          <w:b/>
-          <w:bCs/>
-        </w:rPr>
-        <w:t xml:space="preserve">S17</w:t>
-      </w:r>
-      <w:r>
-        <w:t xml:space="preserve"> </w:t>
-      </w:r>
-      <w:r>
-        <w:t xml:space="preserve">section.</w:t>
-      </w:r>
-    </w:p>
-    <w:p>
-      <w:pPr>
-        <w:pStyle w:val="Compact"/>
-        <w:numPr>
-          <w:ilvl w:val="0"/>
-          <w:numId w:val="1006"/>
-        </w:numPr>
-      </w:pPr>
-      <w:r>
-        <w:t xml:space="preserve">The first thing an evaluator looks at.</w:t>
-      </w:r>
-    </w:p>
-    <w:bookmarkEnd w:id="25"/>
-    <w:bookmarkStart w:id="26" w:name="requirement-statuses"/>
-    <w:p>
-      <w:pPr>
-        <w:pStyle w:val="Heading3"/>
-      </w:pPr>
-      <w:r>
-        <w:t xml:space="preserve">Requirement statuses</w:t>
-      </w:r>
-    </w:p>
-    <w:p>
-      <w:pPr>
-        <w:pStyle w:val="Compact"/>
-        <w:numPr>
-          <w:ilvl w:val="0"/>
-          <w:numId w:val="1007"/>
-        </w:numPr>
-      </w:pPr>
-      <w:r>
-        <w:rPr>
-          <w:b/>
-          <w:bCs/>
-        </w:rPr>
-        <w:t xml:space="preserve">Met:</w:t>
-      </w:r>
-      <w:r>
-        <w:t xml:space="preserve"> </w:t>
-      </w:r>
-      <w:r>
-        <w:t xml:space="preserve">the product satisfies this requirement (with evidence).</w:t>
-      </w:r>
-    </w:p>
-    <w:p>
-      <w:pPr>
-        <w:pStyle w:val="Compact"/>
-        <w:numPr>
-          <w:ilvl w:val="0"/>
-          <w:numId w:val="1007"/>
-        </w:numPr>
-      </w:pPr>
-      <w:r>
-        <w:rPr>
-          <w:b/>
-          <w:bCs/>
-        </w:rPr>
-        <w:t xml:space="preserve">Deferred:</w:t>
-      </w:r>
-      <w:r>
-        <w:t xml:space="preserve"> </w:t>
-      </w:r>
-      <w:r>
-        <w:t xml:space="preserve">another party satisfies it (to whom, why, how).</w:t>
-      </w:r>
-    </w:p>
-    <w:p>
-      <w:pPr>
-        <w:pStyle w:val="Compact"/>
-        <w:numPr>
-          <w:ilvl w:val="0"/>
-          <w:numId w:val="1007"/>
-        </w:numPr>
-      </w:pPr>
-      <w:r>
-        <w:rPr>
-          <w:b/>
-          <w:bCs/>
-        </w:rPr>
-        <w:t xml:space="preserve">Not met:</w:t>
-      </w:r>
-      <w:r>
-        <w:t xml:space="preserve"> </w:t>
-      </w:r>
-      <w:r>
-        <w:t xml:space="preserve">not yet satisfied.</w:t>
-      </w:r>
-    </w:p>
-    <w:bookmarkEnd w:id="26"/>
-    <w:bookmarkStart w:id="27" w:name="deferred-requirement"/>
-    <w:p>
-      <w:pPr>
-        <w:pStyle w:val="Heading3"/>
-      </w:pPr>
-      <w:r>
-        <w:t xml:space="preserve">Deferred requirement</w:t>
-      </w:r>
-    </w:p>
-    <w:p>
-      <w:pPr>
-        <w:pStyle w:val="Compact"/>
-        <w:numPr>
-          <w:ilvl w:val="0"/>
-          <w:numId w:val="1008"/>
-        </w:numPr>
-      </w:pPr>
-      <w:r>
-        <w:t xml:space="preserve">If a component cannot meet a requirement, it</w:t>
-      </w:r>
-      <w:r>
-        <w:t xml:space="preserve"> </w:t>
-      </w:r>
-      <w:r>
-        <w:rPr>
-          <w:b/>
-          <w:bCs/>
-        </w:rPr>
-        <w:t xml:space="preserve">defers</w:t>
-      </w:r>
-      <w:r>
-        <w:t xml:space="preserve"> </w:t>
-      </w:r>
-      <w:r>
-        <w:t xml:space="preserve">it to the parent application/OS.</w:t>
-      </w:r>
-    </w:p>
-    <w:p>
-      <w:pPr>
-        <w:pStyle w:val="Compact"/>
-        <w:numPr>
-          <w:ilvl w:val="0"/>
-          <w:numId w:val="1008"/>
-        </w:numPr>
-      </w:pPr>
-      <w:r>
-        <w:t xml:space="preserve">The guide states</w:t>
-      </w:r>
-      <w:r>
-        <w:t xml:space="preserve"> </w:t>
-      </w:r>
-      <w:r>
-        <w:rPr>
-          <w:b/>
-          <w:bCs/>
-        </w:rPr>
-        <w:t xml:space="preserve">to whom</w:t>
-      </w:r>
-      <w:r>
-        <w:t xml:space="preserve">,</w:t>
-      </w:r>
-      <w:r>
-        <w:t xml:space="preserve"> </w:t>
-      </w:r>
-      <w:r>
-        <w:rPr>
-          <w:b/>
-          <w:bCs/>
-        </w:rPr>
-        <w:t xml:space="preserve">why</w:t>
-      </w:r>
-      <w:r>
-        <w:t xml:space="preserve">, and</w:t>
-      </w:r>
-      <w:r>
-        <w:t xml:space="preserve"> </w:t>
-      </w:r>
-      <w:r>
-        <w:rPr>
-          <w:b/>
-          <w:bCs/>
-        </w:rPr>
-        <w:t xml:space="preserve">how</w:t>
-      </w:r>
-      <w:r>
-        <w:t xml:space="preserve"> </w:t>
-      </w:r>
-      <w:r>
-        <w:t xml:space="preserve">it will be met.</w:t>
-      </w:r>
-    </w:p>
-    <w:p>
-      <w:pPr>
-        <w:pStyle w:val="Compact"/>
-        <w:numPr>
-          <w:ilvl w:val="0"/>
-          <w:numId w:val="1008"/>
-        </w:numPr>
-      </w:pPr>
-      <w:r>
-        <w:t xml:space="preserve">The project’s</w:t>
-      </w:r>
-      <w:r>
-        <w:t xml:space="preserve"> </w:t>
-      </w:r>
-      <w:r>
-        <w:rPr>
-          <w:b/>
-          <w:bCs/>
-        </w:rPr>
-        <w:t xml:space="preserve">S14</w:t>
-      </w:r>
-      <w:r>
-        <w:t xml:space="preserve"> </w:t>
-      </w:r>
-      <w:r>
-        <w:t xml:space="preserve">section.</w:t>
-      </w:r>
-    </w:p>
-    <w:bookmarkEnd w:id="27"/>
-    <w:bookmarkStart w:id="28" w:name="common-criteria-cc"/>
-    <w:p>
-      <w:pPr>
-        <w:pStyle w:val="Heading3"/>
-      </w:pPr>
-      <w:r>
-        <w:t xml:space="preserve">Common Criteria (CC)</w:t>
-      </w:r>
-    </w:p>
-    <w:p>
-      <w:pPr>
-        <w:pStyle w:val="Compact"/>
-        <w:numPr>
-          <w:ilvl w:val="0"/>
-          <w:numId w:val="1009"/>
-        </w:numPr>
-      </w:pPr>
-      <w:r>
-        <w:rPr>
-          <w:b/>
-          <w:bCs/>
-        </w:rPr>
-        <w:t xml:space="preserve">Common Criteria (ISO/IEC 15408):</w:t>
-      </w:r>
-      <w:r>
-        <w:t xml:space="preserve"> </w:t>
-      </w:r>
-      <w:r>
-        <w:t xml:space="preserve">the international standard for product security evaluation.</w:t>
-      </w:r>
-    </w:p>
-    <w:p>
-      <w:pPr>
-        <w:pStyle w:val="Compact"/>
-        <w:numPr>
-          <w:ilvl w:val="0"/>
-          <w:numId w:val="1009"/>
-        </w:numPr>
-      </w:pPr>
-      <w:r>
-        <w:t xml:space="preserve">Concepts: TOE, ST, PP, SFR, SAR, EAL (shortly).</w:t>
-      </w:r>
-    </w:p>
-    <w:bookmarkEnd w:id="28"/>
-    <w:bookmarkStart w:id="29" w:name="cc-basic-terms"/>
-    <w:p>
-      <w:pPr>
-        <w:pStyle w:val="Heading3"/>
-      </w:pPr>
-      <w:r>
-        <w:t xml:space="preserve">CC · basic terms</w:t>
-      </w:r>
-    </w:p>
-    <w:p>
-      <w:pPr>
-        <w:pStyle w:val="Compact"/>
-        <w:numPr>
-          <w:ilvl w:val="0"/>
-          <w:numId w:val="1010"/>
-        </w:numPr>
-      </w:pPr>
-      <w:r>
-        <w:rPr>
-          <w:b/>
-          <w:bCs/>
-        </w:rPr>
-        <w:t xml:space="preserve">TOE:</w:t>
-      </w:r>
-      <w:r>
-        <w:t xml:space="preserve"> </w:t>
-      </w:r>
-      <w:r>
-        <w:t xml:space="preserve">the product being evaluated.</w:t>
-      </w:r>
-    </w:p>
-    <w:p>
-      <w:pPr>
-        <w:pStyle w:val="Compact"/>
-        <w:numPr>
-          <w:ilvl w:val="0"/>
-          <w:numId w:val="1010"/>
-        </w:numPr>
-      </w:pPr>
-      <w:r>
-        <w:rPr>
-          <w:b/>
-          <w:bCs/>
-        </w:rPr>
-        <w:t xml:space="preserve">ST (Security Target):</w:t>
-      </w:r>
-      <w:r>
-        <w:t xml:space="preserve"> </w:t>
-      </w:r>
-      <w:r>
-        <w:t xml:space="preserve">this product’s security-target document.</w:t>
-      </w:r>
-    </w:p>
-    <w:p>
-      <w:pPr>
-        <w:pStyle w:val="Compact"/>
-        <w:numPr>
-          <w:ilvl w:val="0"/>
-          <w:numId w:val="1010"/>
-        </w:numPr>
-      </w:pPr>
-      <w:r>
-        <w:rPr>
-          <w:b/>
-          <w:bCs/>
-        </w:rPr>
-        <w:t xml:space="preserve">PP (Protection Profile):</w:t>
-      </w:r>
-      <w:r>
-        <w:t xml:space="preserve"> </w:t>
-      </w:r>
-      <w:r>
-        <w:t xml:space="preserve">a common requirement set for a product</w:t>
-      </w:r>
-      <w:r>
-        <w:t xml:space="preserve"> </w:t>
-      </w:r>
-      <w:r>
-        <w:rPr>
-          <w:b/>
-          <w:bCs/>
-        </w:rPr>
-        <w:t xml:space="preserve">class</w:t>
-      </w:r>
-      <w:r>
-        <w:t xml:space="preserve">.</w:t>
-      </w:r>
-    </w:p>
-    <w:bookmarkEnd w:id="29"/>
-    <w:bookmarkStart w:id="30" w:name="cc-sfr-sar-eal"/>
-    <w:p>
-      <w:pPr>
-        <w:pStyle w:val="Heading3"/>
-      </w:pPr>
-      <w:r>
-        <w:t xml:space="preserve">CC · SFR, SAR, EAL</w:t>
-      </w:r>
-    </w:p>
-    <w:p>
-      <w:pPr>
-        <w:pStyle w:val="Compact"/>
-        <w:numPr>
-          <w:ilvl w:val="0"/>
-          <w:numId w:val="1011"/>
-        </w:numPr>
-      </w:pPr>
-      <w:r>
-        <w:rPr>
-          <w:b/>
-          <w:bCs/>
-        </w:rPr>
-        <w:t xml:space="preserve">SFR:</w:t>
-      </w:r>
-      <w:r>
-        <w:t xml:space="preserve"> </w:t>
-      </w:r>
-      <w:r>
-        <w:t xml:space="preserve">security</w:t>
-      </w:r>
-      <w:r>
-        <w:t xml:space="preserve"> </w:t>
-      </w:r>
-      <w:r>
-        <w:rPr>
-          <w:b/>
-          <w:bCs/>
-        </w:rPr>
-        <w:t xml:space="preserve">functional</w:t>
-      </w:r>
-      <w:r>
-        <w:t xml:space="preserve"> </w:t>
-      </w:r>
-      <w:r>
-        <w:t xml:space="preserve">requirements.</w:t>
-      </w:r>
-    </w:p>
-    <w:p>
-      <w:pPr>
-        <w:pStyle w:val="Compact"/>
-        <w:numPr>
-          <w:ilvl w:val="0"/>
-          <w:numId w:val="1011"/>
-        </w:numPr>
-      </w:pPr>
-      <w:r>
-        <w:rPr>
-          <w:b/>
-          <w:bCs/>
-        </w:rPr>
-        <w:t xml:space="preserve">SAR:</w:t>
-      </w:r>
-      <w:r>
-        <w:t xml:space="preserve"> </w:t>
-      </w:r>
-      <w:r>
-        <w:t xml:space="preserve">security</w:t>
-      </w:r>
-      <w:r>
-        <w:t xml:space="preserve"> </w:t>
-      </w:r>
-      <w:r>
-        <w:rPr>
-          <w:b/>
-          <w:bCs/>
-        </w:rPr>
-        <w:t xml:space="preserve">assurance</w:t>
-      </w:r>
-      <w:r>
-        <w:t xml:space="preserve"> </w:t>
-      </w:r>
-      <w:r>
-        <w:t xml:space="preserve">requirements.</w:t>
-      </w:r>
-    </w:p>
-    <w:p>
-      <w:pPr>
-        <w:pStyle w:val="Compact"/>
-        <w:numPr>
-          <w:ilvl w:val="0"/>
-          <w:numId w:val="1011"/>
-        </w:numPr>
-      </w:pPr>
-      <w:r>
-        <w:rPr>
-          <w:b/>
-          <w:bCs/>
-        </w:rPr>
-        <w:t xml:space="preserve">EAL:</w:t>
-      </w:r>
-      <w:r>
-        <w:t xml:space="preserve"> </w:t>
-      </w:r>
-      <w:r>
-        <w:t xml:space="preserve">the</w:t>
-      </w:r>
-      <w:r>
-        <w:t xml:space="preserve"> </w:t>
-      </w:r>
-      <w:r>
-        <w:rPr>
-          <w:b/>
-          <w:bCs/>
-        </w:rPr>
-        <w:t xml:space="preserve">depth</w:t>
-      </w:r>
-      <w:r>
-        <w:t xml:space="preserve"> </w:t>
-      </w:r>
-      <w:r>
-        <w:t xml:space="preserve">level of the evaluation (EAL1–EAL7).</w:t>
-      </w:r>
-    </w:p>
-    <w:bookmarkEnd w:id="30"/>
-    <w:bookmarkStart w:id="31" w:name="fips-140-3"/>
-    <w:p>
-      <w:pPr>
-        <w:pStyle w:val="Heading3"/>
-      </w:pPr>
-      <w:r>
-        <w:t xml:space="preserve">FIPS 140-3</w:t>
-      </w:r>
-    </w:p>
-    <w:p>
-      <w:pPr>
-        <w:pStyle w:val="Compact"/>
-        <w:numPr>
-          <w:ilvl w:val="0"/>
-          <w:numId w:val="1012"/>
-        </w:numPr>
-      </w:pPr>
-      <w:r>
-        <w:rPr>
-          <w:b/>
-          <w:bCs/>
-        </w:rPr>
-        <w:t xml:space="preserve">FIPS 140-3:</w:t>
-      </w:r>
-      <w:r>
-        <w:t xml:space="preserve"> </w:t>
-      </w:r>
-      <w:r>
-        <w:t xml:space="preserve">the standard for validating cryptographic</w:t>
-      </w:r>
-      <w:r>
-        <w:t xml:space="preserve"> </w:t>
-      </w:r>
-      <w:r>
-        <w:rPr>
-          <w:b/>
-          <w:bCs/>
-        </w:rPr>
-        <w:t xml:space="preserve">modules</w:t>
-      </w:r>
-      <w:r>
-        <w:t xml:space="preserve">.</w:t>
-      </w:r>
-    </w:p>
-    <w:p>
-      <w:pPr>
-        <w:pStyle w:val="Compact"/>
-        <w:numPr>
-          <w:ilvl w:val="0"/>
-          <w:numId w:val="1012"/>
-        </w:numPr>
-      </w:pPr>
-      <w:r>
-        <w:t xml:space="preserve">Security levels (1–4).</w:t>
-      </w:r>
-    </w:p>
-    <w:p>
-      <w:pPr>
-        <w:pStyle w:val="Compact"/>
-        <w:numPr>
-          <w:ilvl w:val="0"/>
-          <w:numId w:val="1012"/>
-        </w:numPr>
-      </w:pPr>
-      <w:r>
-        <w:t xml:space="preserve">It covers only the module, not the whole application.</w:t>
-      </w:r>
-    </w:p>
-    <w:bookmarkEnd w:id="31"/>
-    <w:bookmarkStart w:id="32" w:name="sector-standards"/>
-    <w:p>
-      <w:pPr>
-        <w:pStyle w:val="Heading3"/>
-      </w:pPr>
-      <w:r>
-        <w:t xml:space="preserve">Sector standards</w:t>
-      </w:r>
-    </w:p>
-    <w:p>
-      <w:pPr>
-        <w:pStyle w:val="Compact"/>
-        <w:numPr>
-          <w:ilvl w:val="0"/>
-          <w:numId w:val="1013"/>
-        </w:numPr>
-      </w:pPr>
-      <w:r>
-        <w:rPr>
-          <w:b/>
-          <w:bCs/>
-        </w:rPr>
-        <w:t xml:space="preserve">ETSI EN 303 645:</w:t>
-      </w:r>
-      <w:r>
-        <w:t xml:space="preserve"> </w:t>
-      </w:r>
-      <w:r>
-        <w:t xml:space="preserve">baseline IoT security.</w:t>
-      </w:r>
-    </w:p>
-    <w:p>
-      <w:pPr>
-        <w:pStyle w:val="Compact"/>
-        <w:numPr>
-          <w:ilvl w:val="0"/>
-          <w:numId w:val="1013"/>
-        </w:numPr>
-      </w:pPr>
-      <w:r>
-        <w:rPr>
-          <w:b/>
-          <w:bCs/>
-        </w:rPr>
-        <w:t xml:space="preserve">GSMA, EMVCo, PCI:</w:t>
-      </w:r>
-      <w:r>
-        <w:t xml:space="preserve"> </w:t>
-      </w:r>
-      <w:r>
-        <w:t xml:space="preserve">mobile/payment.</w:t>
-      </w:r>
-    </w:p>
-    <w:p>
-      <w:pPr>
-        <w:pStyle w:val="Compact"/>
-        <w:numPr>
-          <w:ilvl w:val="0"/>
-          <w:numId w:val="1013"/>
-        </w:numPr>
-      </w:pPr>
-      <w:r>
-        <w:rPr>
-          <w:b/>
-          <w:bCs/>
-        </w:rPr>
-        <w:t xml:space="preserve">OWASP MASVS:</w:t>
-      </w:r>
-      <w:r>
-        <w:t xml:space="preserve"> </w:t>
-      </w:r>
-      <w:r>
-        <w:t xml:space="preserve">mobile application requirements.</w:t>
-      </w:r>
-    </w:p>
-    <w:bookmarkEnd w:id="32"/>
-    <w:bookmarkStart w:id="33" w:name="why-are-there-so-many-terms-rationale"/>
-    <w:p>
-      <w:pPr>
-        <w:pStyle w:val="Heading3"/>
-      </w:pPr>
-      <w:r>
-        <w:t xml:space="preserve">Why are there so many terms? (rationale)</w:t>
-      </w:r>
-    </w:p>
-    <w:p>
-      <w:pPr>
-        <w:pStyle w:val="FirstParagraph"/>
-      </w:pPr>
-      <w:r>
-        <w:t xml:space="preserve">The certification world uses its own vocabulary because an evaluator reads your</w:t>
-      </w:r>
-      <w:r>
-        <w:t xml:space="preserve"> </w:t>
-      </w:r>
-      <w:r>
-        <w:rPr>
-          <w:b/>
-          <w:bCs/>
-        </w:rPr>
-        <w:t xml:space="preserve">document</w:t>
-      </w:r>
-      <w:r>
-        <w:t xml:space="preserve">, not your project. If</w:t>
-      </w:r>
-      <w:r>
-        <w:t xml:space="preserve"> </w:t>
-      </w:r>
-      <w:r>
-        <w:t xml:space="preserve">what you call a</w:t>
-      </w:r>
-      <w:r>
-        <w:t xml:space="preserve"> </w:t>
-      </w:r>
-      <w:r>
-        <w:t xml:space="preserve">“requirement”</w:t>
-      </w:r>
-      <w:r>
-        <w:t xml:space="preserve"> </w:t>
-      </w:r>
-      <w:r>
-        <w:t xml:space="preserve">in the document is actually a</w:t>
-      </w:r>
-      <w:r>
-        <w:t xml:space="preserve"> </w:t>
-      </w:r>
-      <w:r>
-        <w:t xml:space="preserve">“control,”</w:t>
-      </w:r>
-      <w:r>
-        <w:t xml:space="preserve"> </w:t>
-      </w:r>
-      <w:r>
-        <w:t xml:space="preserve">the evaluator conflates the two and asks</w:t>
-      </w:r>
-      <w:r>
-        <w:t xml:space="preserve"> </w:t>
-      </w:r>
-      <w:r>
-        <w:t xml:space="preserve">the wrong question: instead of</w:t>
-      </w:r>
-      <w:r>
-        <w:t xml:space="preserve"> </w:t>
-      </w:r>
-      <w:r>
-        <w:t xml:space="preserve">“Where is this requirement’s control?”</w:t>
-      </w:r>
-      <w:r>
-        <w:t xml:space="preserve"> </w:t>
-      </w:r>
-      <w:r>
-        <w:t xml:space="preserve">they should be asking</w:t>
-      </w:r>
-      <w:r>
-        <w:t xml:space="preserve"> </w:t>
-      </w:r>
-      <w:r>
-        <w:t xml:space="preserve">“Why is this</w:t>
-      </w:r>
-      <w:r>
-        <w:t xml:space="preserve"> </w:t>
-      </w:r>
-      <w:r>
-        <w:t xml:space="preserve">requirement written like a control, what does it satisfy?”</w:t>
-      </w:r>
-      <w:r>
-        <w:t xml:space="preserve"> </w:t>
-      </w:r>
-      <w:r>
-        <w:t xml:space="preserve">If the terms are not used consistently, the</w:t>
-      </w:r>
-      <w:r>
-        <w:t xml:space="preserve"> </w:t>
-      </w:r>
-      <w:r>
-        <w:t xml:space="preserve">traceability chain (Section 2) cannot be built; each word maps to a different box (requirement, control, or</w:t>
-      </w:r>
-      <w:r>
-        <w:t xml:space="preserve"> </w:t>
-      </w:r>
-      <w:r>
-        <w:t xml:space="preserve">evidence), and if those boxes get mixed up the matrix becomes meaningless. That is why the discipline this course</w:t>
-      </w:r>
-      <w:r>
-        <w:t xml:space="preserve"> </w:t>
-      </w:r>
-      <w:r>
-        <w:t xml:space="preserve">requires is, first, using the right word in the right place; the technical solution is the second step.</w:t>
-      </w:r>
-    </w:p>
-    <w:p>
-      <w:pPr>
-        <w:pStyle w:val="BlockText"/>
-      </w:pPr>
-      <w:r>
-        <w:rPr>
-          <w:b/>
-          <w:bCs/>
-        </w:rPr>
-        <w:t xml:space="preserve">Common mistake: confusing a requirement with a control</w:t>
-      </w:r>
-    </w:p>
-    <w:p>
-      <w:pPr>
-        <w:pStyle w:val="BlockText"/>
-      </w:pPr>
-      <w:r>
-        <w:t xml:space="preserve">Beginners often write:</w:t>
-      </w:r>
-      <w:r>
-        <w:t xml:space="preserve"> </w:t>
-      </w:r>
-      <w:r>
-        <w:t xml:space="preserve">“Requirement: AES-256-GCM must be used.”</w:t>
-      </w:r>
-      <w:r>
-        <w:t xml:space="preserve"> </w:t>
-      </w:r>
-      <w:r>
-        <w:t xml:space="preserve">This is actually a</w:t>
-      </w:r>
-      <w:r>
-        <w:t xml:space="preserve"> </w:t>
-      </w:r>
-      <w:r>
-        <w:rPr>
-          <w:b/>
-          <w:bCs/>
-        </w:rPr>
-        <w:t xml:space="preserve">control</w:t>
-      </w:r>
-      <w:r>
-        <w:t xml:space="preserve"> </w:t>
-      </w:r>
-      <w:r>
-        <w:t xml:space="preserve">(a solution),</w:t>
-      </w:r>
-      <w:r>
-        <w:t xml:space="preserve"> </w:t>
-      </w:r>
-      <w:r>
-        <w:t xml:space="preserve">not a requirement. The requirement should have been:</w:t>
-      </w:r>
-      <w:r>
-        <w:t xml:space="preserve"> </w:t>
-      </w:r>
-      <w:r>
-        <w:t xml:space="preserve">“Sensitive data at rest must be protected with</w:t>
-      </w:r>
-      <w:r>
-        <w:t xml:space="preserve"> </w:t>
-      </w:r>
-      <w:r>
-        <w:t xml:space="preserve">authenticated encryption (AEAD).”</w:t>
-      </w:r>
-      <w:r>
-        <w:t xml:space="preserve"> </w:t>
-      </w:r>
-      <w:r>
-        <w:t xml:space="preserve">The control is</w:t>
-      </w:r>
-      <w:r>
-        <w:t xml:space="preserve"> </w:t>
-      </w:r>
-      <w:r>
-        <w:rPr>
-          <w:b/>
-          <w:bCs/>
-        </w:rPr>
-        <w:t xml:space="preserve">how</w:t>
-      </w:r>
-      <w:r>
-        <w:t xml:space="preserve"> </w:t>
-      </w:r>
-      <w:r>
-        <w:t xml:space="preserve">you meet this requirement:</w:t>
-      </w:r>
-      <w:r>
-        <w:t xml:space="preserve"> </w:t>
-      </w:r>
-      <w:r>
-        <w:t xml:space="preserve">“With AES-256-GCM, as</w:t>
-      </w:r>
-      <w:r>
-        <w:t xml:space="preserve"> </w:t>
-      </w:r>
-      <w:r>
-        <w:t xml:space="preserve">described in S7.2.”</w:t>
-      </w:r>
-      <w:r>
-        <w:t xml:space="preserve"> </w:t>
-      </w:r>
-      <w:r>
-        <w:t xml:space="preserve">A requirement is fixed (it comes from a standard or a threat model); a control can vary</w:t>
-      </w:r>
-      <w:r>
-        <w:t xml:space="preserve"> </w:t>
-      </w:r>
-      <w:r>
-        <w:t xml:space="preserve">from project to project — one project may meet the same requirement with AES-GCM, another with</w:t>
-      </w:r>
-      <w:r>
-        <w:t xml:space="preserve"> </w:t>
-      </w:r>
-      <w:r>
-        <w:t xml:space="preserve">ChaCha20-Poly1305; both correctly meet the same requirement.</w:t>
-      </w:r>
-    </w:p>
-    <w:p>
-      <w:pPr>
-        <w:pStyle w:val="BlockText"/>
-      </w:pPr>
-      <w:r>
-        <w:rPr>
-          <w:b/>
-          <w:bCs/>
-        </w:rPr>
-        <w:t xml:space="preserve">Consequence:</w:t>
-      </w:r>
-      <w:r>
-        <w:t xml:space="preserve"> </w:t>
-      </w:r>
-      <w:r>
-        <w:t xml:space="preserve">A compliance matrix that writes a solution in the requirement column gives the evaluator the</w:t>
-      </w:r>
-      <w:r>
-        <w:t xml:space="preserve"> </w:t>
-      </w:r>
-      <w:r>
-        <w:t xml:space="preserve">impression that</w:t>
-      </w:r>
-      <w:r>
-        <w:t xml:space="preserve"> </w:t>
-      </w:r>
-      <w:r>
-        <w:t xml:space="preserve">“you’ve already made the decision, you didn’t consider alternatives”</w:t>
-      </w:r>
-      <w:r>
-        <w:t xml:space="preserve">; also, because the</w:t>
-      </w:r>
-      <w:r>
-        <w:t xml:space="preserve"> </w:t>
-      </w:r>
-      <w:r>
-        <w:t xml:space="preserve">requirement is detached from the standard, which standard clause it corresponds to is lost, and the</w:t>
-      </w:r>
-      <w:r>
-        <w:t xml:space="preserve"> </w:t>
-      </w:r>
-      <w:r>
-        <w:t xml:space="preserve">traceability chain breaks.</w:t>
-      </w:r>
-    </w:p>
-    <w:p>
-      <w:pPr>
-        <w:pStyle w:val="BlockText"/>
-      </w:pPr>
-      <w:r>
-        <w:rPr>
-          <w:b/>
-          <w:bCs/>
-        </w:rPr>
-        <w:t xml:space="preserve">Rule</w:t>
-      </w:r>
-    </w:p>
-    <w:p>
-      <w:pPr>
-        <w:pStyle w:val="BlockText"/>
-      </w:pPr>
-      <w:r>
-        <w:t xml:space="preserve">Always write</w:t>
-      </w:r>
-      <w:r>
-        <w:t xml:space="preserve"> </w:t>
-      </w:r>
-      <w:r>
-        <w:rPr>
-          <w:b/>
-          <w:bCs/>
-        </w:rPr>
-        <w:t xml:space="preserve">what</w:t>
-      </w:r>
-      <w:r>
-        <w:t xml:space="preserve"> </w:t>
-      </w:r>
-      <w:r>
-        <w:t xml:space="preserve">is being asked for (a condition coming from a standard or threat model) in the</w:t>
-      </w:r>
-      <w:r>
-        <w:t xml:space="preserve"> </w:t>
-      </w:r>
-      <w:r>
-        <w:t xml:space="preserve">requirement column; always write</w:t>
-      </w:r>
-      <w:r>
-        <w:t xml:space="preserve"> </w:t>
-      </w:r>
-      <w:r>
-        <w:rPr>
-          <w:b/>
-          <w:bCs/>
-        </w:rPr>
-        <w:t xml:space="preserve">how</w:t>
-      </w:r>
-      <w:r>
-        <w:t xml:space="preserve"> </w:t>
-      </w:r>
-      <w:r>
-        <w:t xml:space="preserve">you meet it (which algorithm, which code, which library) in a</w:t>
-      </w:r>
-      <w:r>
-        <w:t xml:space="preserve"> </w:t>
-      </w:r>
-      <w:r>
-        <w:t xml:space="preserve">separate</w:t>
-      </w:r>
-      <w:r>
-        <w:t xml:space="preserve"> </w:t>
-      </w:r>
-      <w:r>
-        <w:t xml:space="preserve">“control”</w:t>
-      </w:r>
-      <w:r>
-        <w:t xml:space="preserve"> </w:t>
-      </w:r>
-      <w:r>
-        <w:t xml:space="preserve">column or sentence. If a sentence contains a product name, a library name, or an algorithm</w:t>
-      </w:r>
-      <w:r>
-        <w:t xml:space="preserve"> </w:t>
-      </w:r>
-      <w:r>
-        <w:t xml:space="preserve">name, that sentence is most likely a control, not a requirement.</w:t>
-      </w:r>
-    </w:p>
-    <w:bookmarkEnd w:id="33"/>
-    <w:bookmarkStart w:id="34" w:name="X414dd248e25ce8fbaa2fffa64a7b3723775fe63"/>
-    <w:p>
-      <w:pPr>
-        <w:pStyle w:val="Heading3"/>
-      </w:pPr>
-      <w:r>
-        <w:t xml:space="preserve">Let’s see the concepts through a single asset (mini example)</w:t>
-      </w:r>
-    </w:p>
-    <w:p>
-      <w:pPr>
-        <w:pStyle w:val="FirstParagraph"/>
-      </w:pPr>
-      <w:r>
-        <w:t xml:space="preserve">To see how the terms fit together, let’s quickly walk through a single asset; we’ll see the fully worked-out</w:t>
-      </w:r>
-      <w:r>
-        <w:t xml:space="preserve"> </w:t>
-      </w:r>
-      <w:r>
-        <w:t xml:space="preserve">version end to end in Section 2.</w:t>
-      </w:r>
-    </w:p>
-    <w:p>
-      <w:pPr>
-        <w:pStyle w:val="Compact"/>
-        <w:numPr>
-          <w:ilvl w:val="0"/>
-          <w:numId w:val="1014"/>
-        </w:numPr>
-      </w:pPr>
-      <w:r>
-        <w:rPr>
-          <w:b/>
-          <w:bCs/>
-        </w:rPr>
-        <w:t xml:space="preserve">Asset</w:t>
-      </w:r>
-      <w:r>
-        <w:t xml:space="preserve"> </w:t>
-      </w:r>
-      <w:r>
-        <w:t xml:space="preserve">(from Week 1):</w:t>
-      </w:r>
-      <w:r>
-        <w:t xml:space="preserve"> </w:t>
-      </w:r>
-      <w:r>
-        <w:t xml:space="preserve">“the user’s session token”</w:t>
-      </w:r>
-      <w:r>
-        <w:t xml:space="preserve">; marked with confidentiality class</w:t>
-      </w:r>
-      <w:r>
-        <w:t xml:space="preserve"> </w:t>
-      </w:r>
-      <w:r>
-        <w:rPr>
-          <w:b/>
-          <w:bCs/>
-        </w:rPr>
-        <w:t xml:space="preserve">C</w:t>
-      </w:r>
-      <w:r>
-        <w:t xml:space="preserve"> </w:t>
-      </w:r>
-      <w:r>
-        <w:t xml:space="preserve">in the asset</w:t>
-      </w:r>
-      <w:r>
-        <w:t xml:space="preserve"> </w:t>
-      </w:r>
-      <w:r>
-        <w:t xml:space="preserve">table.</w:t>
-      </w:r>
-    </w:p>
-    <w:p>
-      <w:pPr>
-        <w:pStyle w:val="Compact"/>
-        <w:numPr>
-          <w:ilvl w:val="0"/>
-          <w:numId w:val="1014"/>
-        </w:numPr>
-      </w:pPr>
-      <w:r>
-        <w:rPr>
-          <w:b/>
-          <w:bCs/>
-        </w:rPr>
-        <w:t xml:space="preserve">Threat</w:t>
-      </w:r>
-      <w:r>
-        <w:t xml:space="preserve"> </w:t>
-      </w:r>
-      <w:r>
-        <w:t xml:space="preserve">(from Week 1): an attacker listening on the network can capture this token and act as the user.</w:t>
-      </w:r>
-    </w:p>
-    <w:p>
-      <w:pPr>
-        <w:pStyle w:val="Compact"/>
-        <w:numPr>
-          <w:ilvl w:val="0"/>
-          <w:numId w:val="1014"/>
-        </w:numPr>
-      </w:pPr>
-      <w:r>
-        <w:rPr>
-          <w:b/>
-          <w:bCs/>
-        </w:rPr>
-        <w:t xml:space="preserve">Requirement:</w:t>
-      </w:r>
-      <w:r>
-        <w:t xml:space="preserve"> </w:t>
-      </w:r>
-      <w:r>
-        <w:t xml:space="preserve">“The session token must only be carried over an encrypted channel.”</w:t>
-      </w:r>
-      <w:r>
-        <w:t xml:space="preserve"> </w:t>
-      </w:r>
-      <w:r>
-        <w:t xml:space="preserve">This states</w:t>
-      </w:r>
-      <w:r>
-        <w:t xml:space="preserve"> </w:t>
-      </w:r>
-      <w:r>
-        <w:rPr>
-          <w:b/>
-          <w:bCs/>
-        </w:rPr>
-        <w:t xml:space="preserve">what</w:t>
-      </w:r>
-      <w:r>
-        <w:t xml:space="preserve"> </w:t>
-      </w:r>
-      <w:r>
-        <w:t xml:space="preserve">the</w:t>
-      </w:r>
-      <w:r>
-        <w:t xml:space="preserve"> </w:t>
-      </w:r>
-      <w:r>
-        <w:t xml:space="preserve">system must do against the threat; it does not say</w:t>
-      </w:r>
-      <w:r>
-        <w:t xml:space="preserve"> </w:t>
-      </w:r>
-      <w:r>
-        <w:rPr>
-          <w:b/>
-          <w:bCs/>
-        </w:rPr>
-        <w:t xml:space="preserve">how</w:t>
-      </w:r>
-      <w:r>
-        <w:t xml:space="preserve">.</w:t>
-      </w:r>
-    </w:p>
-    <w:p>
-      <w:pPr>
-        <w:pStyle w:val="Compact"/>
-        <w:numPr>
-          <w:ilvl w:val="0"/>
-          <w:numId w:val="1014"/>
-        </w:numPr>
-      </w:pPr>
-      <w:r>
-        <w:rPr>
-          <w:b/>
-          <w:bCs/>
-        </w:rPr>
-        <w:t xml:space="preserve">Status:</w:t>
-      </w:r>
-      <w:r>
-        <w:t xml:space="preserve"> </w:t>
-      </w:r>
-      <w:r>
-        <w:t xml:space="preserve">Does the team meet this itself, or</w:t>
-      </w:r>
-      <w:r>
-        <w:t xml:space="preserve"> </w:t>
-      </w:r>
-      <w:r>
-        <w:rPr>
-          <w:b/>
-          <w:bCs/>
-        </w:rPr>
-        <w:t xml:space="preserve">defer</w:t>
-      </w:r>
-      <w:r>
-        <w:t xml:space="preserve"> </w:t>
-      </w:r>
-      <w:r>
-        <w:t xml:space="preserve">it to another party? Say the product sets up TLS</w:t>
-      </w:r>
-      <w:r>
-        <w:t xml:space="preserve"> </w:t>
-      </w:r>
-      <w:r>
-        <w:t xml:space="preserve">itself: the status is</w:t>
-      </w:r>
-      <w:r>
-        <w:t xml:space="preserve"> </w:t>
-      </w:r>
-      <w:r>
-        <w:rPr>
-          <w:b/>
-          <w:bCs/>
-        </w:rPr>
-        <w:t xml:space="preserve">met</w:t>
-      </w:r>
-      <w:r>
-        <w:t xml:space="preserve">.</w:t>
-      </w:r>
-    </w:p>
-    <w:p>
-      <w:pPr>
-        <w:pStyle w:val="Compact"/>
-        <w:numPr>
-          <w:ilvl w:val="0"/>
-          <w:numId w:val="1014"/>
-        </w:numPr>
-      </w:pPr>
-      <w:r>
-        <w:rPr>
-          <w:b/>
-          <w:bCs/>
-        </w:rPr>
-        <w:t xml:space="preserve">Traceability:</w:t>
-      </w:r>
-      <w:r>
-        <w:t xml:space="preserve"> </w:t>
-      </w:r>
-      <w:r>
-        <w:t xml:space="preserve">In which section of the guide is this requirement explained (control), how is it verified</w:t>
-      </w:r>
-      <w:r>
-        <w:t xml:space="preserve"> </w:t>
-      </w:r>
-      <w:r>
-        <w:t xml:space="preserve">(test), and where is its evidence? The answers to these three questions form one row of the</w:t>
-      </w:r>
-      <w:r>
-        <w:t xml:space="preserve"> </w:t>
-      </w:r>
-      <w:r>
-        <w:rPr>
-          <w:b/>
-          <w:bCs/>
-        </w:rPr>
-        <w:t xml:space="preserve">compliance</w:t>
-      </w:r>
-      <w:r>
-        <w:rPr>
-          <w:b/>
-          <w:bCs/>
-        </w:rPr>
-        <w:t xml:space="preserve"> </w:t>
-      </w:r>
-      <w:r>
-        <w:rPr>
-          <w:b/>
-          <w:bCs/>
-        </w:rPr>
-        <w:t xml:space="preserve">matrix</w:t>
-      </w:r>
-      <w:r>
-        <w:t xml:space="preserve">.</w:t>
-      </w:r>
-    </w:p>
-    <w:p>
-      <w:pPr>
-        <w:pStyle w:val="FirstParagraph"/>
-      </w:pPr>
-      <w:r>
-        <w:t xml:space="preserve">Let’s follow the same asset to see the</w:t>
-      </w:r>
-      <w:r>
-        <w:t xml:space="preserve"> </w:t>
-      </w:r>
-      <w:r>
-        <w:t xml:space="preserve">“deferred”</w:t>
-      </w:r>
-      <w:r>
-        <w:t xml:space="preserve"> </w:t>
-      </w:r>
-      <w:r>
-        <w:t xml:space="preserve">status too: if the product were a library and the parent</w:t>
-      </w:r>
-      <w:r>
-        <w:t xml:space="preserve"> </w:t>
-      </w:r>
-      <w:r>
-        <w:t xml:space="preserve">application set up the TLS connection, the requirement would be</w:t>
-      </w:r>
-      <w:r>
-        <w:t xml:space="preserve"> </w:t>
-      </w:r>
-      <w:r>
-        <w:rPr>
-          <w:b/>
-          <w:bCs/>
-        </w:rPr>
-        <w:t xml:space="preserve">deferred</w:t>
-      </w:r>
-      <w:r>
-        <w:t xml:space="preserve"> </w:t>
-      </w:r>
-      <w:r>
-        <w:t xml:space="preserve">to the parent application, and S14</w:t>
-      </w:r>
-      <w:r>
-        <w:t xml:space="preserve"> </w:t>
-      </w:r>
-      <w:r>
-        <w:t xml:space="preserve">would read</w:t>
-      </w:r>
-      <w:r>
-        <w:t xml:space="preserve"> </w:t>
-      </w:r>
-      <w:r>
-        <w:t xml:space="preserve">“to whom: the parent application; why: the library does not open network connections itself; how: the</w:t>
-      </w:r>
-      <w:r>
-        <w:t xml:space="preserve"> </w:t>
-      </w:r>
-      <w:r>
-        <w:t xml:space="preserve">parent application must connect using TLS 1.2+ and certificate validation.”</w:t>
-      </w:r>
-    </w:p>
-    <w:bookmarkEnd w:id="34"/>
-    <w:bookmarkStart w:id="35" w:name="Xf19cc358a083d73d55b0a7712ef891b1c2adfc7"/>
-    <w:p>
-      <w:pPr>
-        <w:pStyle w:val="Heading3"/>
-      </w:pPr>
-      <w:r>
-        <w:t xml:space="preserve">The difference between a</w:t>
-      </w:r>
-      <w:r>
-        <w:t xml:space="preserve"> </w:t>
-      </w:r>
-      <w:r>
-        <w:t xml:space="preserve">‘requirement family’</w:t>
-      </w:r>
-      <w:r>
-        <w:t xml:space="preserve"> </w:t>
-      </w:r>
-      <w:r>
-        <w:t xml:space="preserve">and a</w:t>
-      </w:r>
-      <w:r>
-        <w:t xml:space="preserve"> </w:t>
-      </w:r>
-      <w:r>
-        <w:t xml:space="preserve">‘standard’</w:t>
-      </w:r>
-    </w:p>
-    <w:p>
-      <w:pPr>
-        <w:pStyle w:val="FirstParagraph"/>
-      </w:pPr>
-      <w:r>
-        <w:t xml:space="preserve">This course uses two different things coming from two different sources, and confusing them is a common mistake:</w:t>
-      </w:r>
-    </w:p>
-    <w:p>
-      <w:pPr>
-        <w:pStyle w:val="Compact"/>
-        <w:numPr>
-          <w:ilvl w:val="0"/>
-          <w:numId w:val="1015"/>
-        </w:numPr>
-      </w:pPr>
-      <w:r>
-        <w:rPr>
-          <w:b/>
-          <w:bCs/>
-        </w:rPr>
-        <w:t xml:space="preserve">Standard:</w:t>
-      </w:r>
-      <w:r>
-        <w:t xml:space="preserve"> </w:t>
-      </w:r>
-      <w:r>
-        <w:t xml:space="preserve">an external document the course did not write (e.g., ETSI EN 303 645, Common Criteria, FIPS</w:t>
-      </w:r>
-      <w:r>
-        <w:t xml:space="preserve"> </w:t>
-      </w:r>
-      <w:r>
-        <w:t xml:space="preserve">140-3, OWASP MASVS). It has its own clause numbers and its own issuing body.</w:t>
-      </w:r>
-    </w:p>
-    <w:p>
-      <w:pPr>
-        <w:pStyle w:val="Compact"/>
-        <w:numPr>
-          <w:ilvl w:val="0"/>
-          <w:numId w:val="1015"/>
-        </w:numPr>
-      </w:pPr>
-      <w:r>
-        <w:rPr>
-          <w:b/>
-          <w:bCs/>
-        </w:rPr>
-        <w:t xml:space="preserve">The course’s requirement family:</w:t>
-      </w:r>
-      <w:r>
-        <w:t xml:space="preserve"> </w:t>
-      </w:r>
-      <w:r>
-        <w:t xml:space="preserve">the course’s own short list, adapted from these standards, with ids of the</w:t>
-      </w:r>
-      <w:r>
-        <w:t xml:space="preserve"> </w:t>
-      </w:r>
-      <w:r>
-        <w:t xml:space="preserve">form</w:t>
-      </w:r>
-      <w:r>
-        <w:t xml:space="preserve"> </w:t>
-      </w:r>
-      <w:r>
-        <w:rPr>
-          <w:rStyle w:val="VerbatimChar"/>
-        </w:rPr>
-        <w:t xml:space="preserve">CEN429-&lt;family&gt;-&lt;number&gt;</w:t>
-      </w:r>
-      <w:r>
-        <w:t xml:space="preserve"> </w:t>
-      </w:r>
-      <w:r>
-        <w:t xml:space="preserve">(Section 8). Its purpose is to gather the common denominator of different</w:t>
-      </w:r>
-      <w:r>
-        <w:t xml:space="preserve"> </w:t>
-      </w:r>
-      <w:r>
-        <w:t xml:space="preserve">standards into a single workable list.</w:t>
-      </w:r>
-    </w:p>
-    <w:p>
-      <w:pPr>
-        <w:pStyle w:val="FirstParagraph"/>
-      </w:pPr>
-      <w:r>
-        <w:t xml:space="preserve">When writing a requirement,</w:t>
-      </w:r>
-      <w:r>
-        <w:t xml:space="preserve"> </w:t>
-      </w:r>
-      <w:r>
-        <w:t xml:space="preserve">“which standard it is based on”</w:t>
-      </w:r>
-      <w:r>
-        <w:t xml:space="preserve"> </w:t>
-      </w:r>
-      <w:r>
-        <w:t xml:space="preserve">(source) and</w:t>
-      </w:r>
-      <w:r>
-        <w:t xml:space="preserve"> </w:t>
-      </w:r>
-      <w:r>
-        <w:t xml:space="preserve">“which of the course’s families it</w:t>
-      </w:r>
-      <w:r>
-        <w:t xml:space="preserve"> </w:t>
-      </w:r>
-      <w:r>
-        <w:t xml:space="preserve">belongs to”</w:t>
-      </w:r>
-      <w:r>
-        <w:t xml:space="preserve"> </w:t>
-      </w:r>
-      <w:r>
-        <w:t xml:space="preserve">(id) are two separate questions; you state both separately, in the S1 (sources) and S17 (compliance</w:t>
-      </w:r>
-      <w:r>
-        <w:t xml:space="preserve"> </w:t>
-      </w:r>
-      <w:r>
-        <w:t xml:space="preserve">matrix) sections.</w:t>
-      </w:r>
-    </w:p>
-    <w:bookmarkEnd w:id="35"/>
-    <w:bookmarkStart w:id="36" w:name="Xbe6877b4072df213c227120d875be5ec5183e18"/>
-    <w:p>
-      <w:pPr>
-        <w:pStyle w:val="Heading3"/>
-      </w:pPr>
-      <w:r>
-        <w:t xml:space="preserve">Quick self-check (before finishing Section 0)</w:t>
-      </w:r>
-    </w:p>
-    <w:p>
-      <w:pPr>
-        <w:pStyle w:val="Compact"/>
-        <w:numPr>
-          <w:ilvl w:val="0"/>
-          <w:numId w:val="1016"/>
-        </w:numPr>
-      </w:pPr>
-      <w:r>
-        <w:rPr>
-          <w:b/>
-          <w:bCs/>
-        </w:rPr>
-        <w:t xml:space="preserve">Q:</w:t>
-      </w:r>
-      <w:r>
-        <w:t xml:space="preserve"> </w:t>
-      </w:r>
-      <w:r>
-        <w:t xml:space="preserve">Is</w:t>
-      </w:r>
-      <w:r>
-        <w:t xml:space="preserve"> </w:t>
-      </w:r>
-      <w:r>
-        <w:t xml:space="preserve">“The release build must be produced with PIE”</w:t>
-      </w:r>
-      <w:r>
-        <w:t xml:space="preserve"> </w:t>
-      </w:r>
-      <w:r>
-        <w:t xml:space="preserve">a requirement or a control?</w:t>
-      </w:r>
-      <w:r>
-        <w:t xml:space="preserve"> </w:t>
-      </w:r>
-      <w:r>
-        <w:rPr>
-          <w:b/>
-          <w:bCs/>
-        </w:rPr>
-        <w:t xml:space="preserve">A:</w:t>
-      </w:r>
-      <w:r>
-        <w:t xml:space="preserve"> </w:t>
-      </w:r>
-      <w:r>
-        <w:t xml:space="preserve">A requirement — a</w:t>
-      </w:r>
-      <w:r>
-        <w:t xml:space="preserve"> </w:t>
-      </w:r>
-      <w:r>
-        <w:t xml:space="preserve">measurable condition; it doesn’t yet say</w:t>
-      </w:r>
-      <w:r>
-        <w:t xml:space="preserve"> </w:t>
-      </w:r>
-      <w:r>
-        <w:t xml:space="preserve">“how it is met”</w:t>
-      </w:r>
-      <w:r>
-        <w:t xml:space="preserve"> </w:t>
-      </w:r>
-      <w:r>
-        <w:t xml:space="preserve">(which compiler flag).</w:t>
-      </w:r>
-    </w:p>
-    <w:p>
-      <w:pPr>
-        <w:pStyle w:val="Compact"/>
-        <w:numPr>
-          <w:ilvl w:val="0"/>
-          <w:numId w:val="1016"/>
-        </w:numPr>
-      </w:pPr>
-      <w:r>
-        <w:rPr>
-          <w:b/>
-          <w:bCs/>
-        </w:rPr>
-        <w:t xml:space="preserve">Q:</w:t>
-      </w:r>
-      <w:r>
-        <w:t xml:space="preserve"> </w:t>
-      </w:r>
-      <w:r>
-        <w:t xml:space="preserve">A row in a guide reads</w:t>
-      </w:r>
-      <w:r>
-        <w:t xml:space="preserve"> </w:t>
-      </w:r>
-      <w:r>
-        <w:t xml:space="preserve">“met”</w:t>
-      </w:r>
-      <w:r>
-        <w:t xml:space="preserve"> </w:t>
-      </w:r>
-      <w:r>
-        <w:t xml:space="preserve">but has no file name next to it. What does this row mean?</w:t>
-      </w:r>
-      <w:r>
-        <w:t xml:space="preserve"> </w:t>
-      </w:r>
-      <w:r>
-        <w:rPr>
-          <w:b/>
-          <w:bCs/>
-        </w:rPr>
-        <w:t xml:space="preserve">A:</w:t>
-      </w:r>
-      <w:r>
-        <w:t xml:space="preserve"> </w:t>
-      </w:r>
-      <w:r>
-        <w:t xml:space="preserve">It proves</w:t>
-      </w:r>
-      <w:r>
-        <w:t xml:space="preserve"> </w:t>
-      </w:r>
-      <w:r>
-        <w:t xml:space="preserve">nothing; the traceability chain is considered broken (Section 2).</w:t>
-      </w:r>
-    </w:p>
-    <w:p>
-      <w:pPr>
-        <w:pStyle w:val="Compact"/>
-        <w:numPr>
-          <w:ilvl w:val="0"/>
-          <w:numId w:val="1016"/>
-        </w:numPr>
-      </w:pPr>
-      <w:r>
-        <w:rPr>
-          <w:b/>
-          <w:bCs/>
-        </w:rPr>
-        <w:t xml:space="preserve">Q:</w:t>
-      </w:r>
-      <w:r>
-        <w:t xml:space="preserve"> </w:t>
-      </w:r>
-      <w:r>
-        <w:t xml:space="preserve">If the product never connects to the network, what status is written for</w:t>
-      </w:r>
-      <w:r>
-        <w:t xml:space="preserve"> </w:t>
-      </w:r>
-      <w:r>
-        <w:t xml:space="preserve">“data in transit”</w:t>
-      </w:r>
-      <w:r>
-        <w:t xml:space="preserve"> </w:t>
-      </w:r>
-      <w:r>
-        <w:t xml:space="preserve">requirements?</w:t>
-      </w:r>
-      <w:r>
-        <w:t xml:space="preserve"> </w:t>
-      </w:r>
-      <w:r>
-        <w:rPr>
-          <w:b/>
-          <w:bCs/>
-        </w:rPr>
-        <w:t xml:space="preserve">A:</w:t>
-      </w:r>
-      <w:r>
-        <w:t xml:space="preserve"> </w:t>
-      </w:r>
-      <w:r>
-        <w:t xml:space="preserve">“Not applicable,”</w:t>
-      </w:r>
-      <w:r>
-        <w:t xml:space="preserve"> </w:t>
-      </w:r>
-      <w:r>
-        <w:t xml:space="preserve">together with its rationale.</w:t>
-      </w:r>
-    </w:p>
-    <w:p>
-      <w:pPr>
-        <w:pStyle w:val="Compact"/>
-        <w:numPr>
-          <w:ilvl w:val="0"/>
-          <w:numId w:val="1016"/>
-        </w:numPr>
-      </w:pPr>
-      <w:r>
-        <w:rPr>
-          <w:b/>
-          <w:bCs/>
-        </w:rPr>
-        <w:t xml:space="preserve">Q:</w:t>
-      </w:r>
-      <w:r>
-        <w:t xml:space="preserve"> </w:t>
-      </w:r>
-      <w:r>
-        <w:t xml:space="preserve">Why isn’t</w:t>
-      </w:r>
-      <w:r>
-        <w:t xml:space="preserve"> </w:t>
-      </w:r>
-      <w:r>
-        <w:t xml:space="preserve">“Keys must be well managed”</w:t>
-      </w:r>
-      <w:r>
-        <w:t xml:space="preserve"> </w:t>
-      </w:r>
-      <w:r>
-        <w:t xml:space="preserve">singular?</w:t>
-      </w:r>
-      <w:r>
-        <w:t xml:space="preserve"> </w:t>
-      </w:r>
-      <w:r>
-        <w:rPr>
-          <w:b/>
-          <w:bCs/>
-        </w:rPr>
-        <w:t xml:space="preserve">A:</w:t>
-      </w:r>
-      <w:r>
-        <w:t xml:space="preserve"> </w:t>
-      </w:r>
-      <w:r>
-        <w:t xml:space="preserve">“Managing well”</w:t>
-      </w:r>
-      <w:r>
-        <w:t xml:space="preserve"> </w:t>
-      </w:r>
-      <w:r>
-        <w:t xml:space="preserve">vaguely packs several conditions —</w:t>
-      </w:r>
-      <w:r>
-        <w:t xml:space="preserve"> </w:t>
-      </w:r>
-      <w:r>
-        <w:t xml:space="preserve">generation, storage, use, and destruction — into one sentence; each should be its own requirement.</w:t>
-      </w:r>
-    </w:p>
-    <w:bookmarkEnd w:id="36"/>
-    <w:bookmarkStart w:id="37" w:name="Xcff23d1d71185b858fb56c6496914048e483fe7"/>
-    <w:p>
-      <w:pPr>
-        <w:pStyle w:val="Heading3"/>
-      </w:pPr>
-      <w:r>
-        <w:t xml:space="preserve">The difference between</w:t>
-      </w:r>
-      <w:r>
-        <w:t xml:space="preserve"> </w:t>
-      </w:r>
-      <w:r>
-        <w:t xml:space="preserve">‘not met’</w:t>
-      </w:r>
-      <w:r>
-        <w:t xml:space="preserve"> </w:t>
-      </w:r>
-      <w:r>
-        <w:t xml:space="preserve">and</w:t>
-      </w:r>
-      <w:r>
-        <w:t xml:space="preserve"> </w:t>
-      </w:r>
-      <w:r>
-        <w:t xml:space="preserve">‘not applicable’</w:t>
-      </w:r>
-    </w:p>
-    <w:p>
-      <w:pPr>
-        <w:pStyle w:val="FirstParagraph"/>
-      </w:pPr>
-      <w:r>
-        <w:t xml:space="preserve">These two statuses are often confused but mean very different things; using both correctly is just as important</w:t>
-      </w:r>
-      <w:r>
-        <w:t xml:space="preserve"> </w:t>
-      </w:r>
-      <w:r>
-        <w:t xml:space="preserve">to the matrix’s credibility as the requirement statuses themselves:</w:t>
-      </w:r>
-    </w:p>
-    <w:p>
-      <w:pPr>
-        <w:pStyle w:val="Compact"/>
-        <w:numPr>
-          <w:ilvl w:val="0"/>
-          <w:numId w:val="1017"/>
-        </w:numPr>
-      </w:pPr>
-      <w:r>
-        <w:rPr>
-          <w:b/>
-          <w:bCs/>
-        </w:rPr>
-        <w:t xml:space="preserve">Not met:</w:t>
-      </w:r>
-      <w:r>
-        <w:t xml:space="preserve"> </w:t>
-      </w:r>
-      <w:r>
-        <w:t xml:space="preserve">the requirement</w:t>
-      </w:r>
-      <w:r>
-        <w:t xml:space="preserve"> </w:t>
-      </w:r>
-      <w:r>
-        <w:rPr>
-          <w:b/>
-          <w:bCs/>
-        </w:rPr>
-        <w:t xml:space="preserve">applies</w:t>
-      </w:r>
-      <w:r>
-        <w:t xml:space="preserve"> </w:t>
-      </w:r>
-      <w:r>
-        <w:t xml:space="preserve">to the product but is</w:t>
-      </w:r>
-      <w:r>
-        <w:t xml:space="preserve"> </w:t>
-      </w:r>
-      <w:r>
-        <w:rPr>
-          <w:b/>
-          <w:bCs/>
-        </w:rPr>
-        <w:t xml:space="preserve">not yet satisfied</w:t>
-      </w:r>
-      <w:r>
-        <w:t xml:space="preserve">. This is a</w:t>
-      </w:r>
-      <w:r>
-        <w:t xml:space="preserve"> </w:t>
-      </w:r>
-      <w:r>
-        <w:rPr>
-          <w:b/>
-          <w:bCs/>
-        </w:rPr>
-        <w:t xml:space="preserve">gap</w:t>
-      </w:r>
-      <w:r>
-        <w:t xml:space="preserve">; it is</w:t>
-      </w:r>
-      <w:r>
-        <w:t xml:space="preserve"> </w:t>
-      </w:r>
-      <w:r>
-        <w:t xml:space="preserve">written into the residual risk and goes into the next release plan.</w:t>
-      </w:r>
-    </w:p>
-    <w:p>
-      <w:pPr>
-        <w:pStyle w:val="Compact"/>
-        <w:numPr>
-          <w:ilvl w:val="0"/>
-          <w:numId w:val="1017"/>
-        </w:numPr>
-      </w:pPr>
-      <w:r>
-        <w:rPr>
-          <w:b/>
-          <w:bCs/>
-        </w:rPr>
-        <w:t xml:space="preserve">Not applicable:</w:t>
-      </w:r>
-      <w:r>
-        <w:t xml:space="preserve"> </w:t>
-      </w:r>
-      <w:r>
-        <w:t xml:space="preserve">the requirement</w:t>
-      </w:r>
-      <w:r>
-        <w:t xml:space="preserve"> </w:t>
-      </w:r>
-      <w:r>
-        <w:rPr>
-          <w:b/>
-          <w:bCs/>
-        </w:rPr>
-        <w:t xml:space="preserve">does not apply</w:t>
-      </w:r>
-      <w:r>
-        <w:t xml:space="preserve"> </w:t>
-      </w:r>
-      <w:r>
-        <w:t xml:space="preserve">to the product at all (e.g., if the product does not use</w:t>
-      </w:r>
-      <w:r>
-        <w:t xml:space="preserve"> </w:t>
-      </w:r>
-      <w:r>
-        <w:t xml:space="preserve">network connectivity,</w:t>
-      </w:r>
-      <w:r>
-        <w:t xml:space="preserve"> </w:t>
-      </w:r>
-      <w:r>
-        <w:t xml:space="preserve">“data in transit”</w:t>
-      </w:r>
-      <w:r>
-        <w:t xml:space="preserve"> </w:t>
-      </w:r>
-      <w:r>
-        <w:t xml:space="preserve">requirements are not applicable). This is not a gap, but if written</w:t>
-      </w:r>
-      <w:r>
-        <w:t xml:space="preserve"> </w:t>
-      </w:r>
-      <w:r>
-        <w:t xml:space="preserve">without a rationale, the evaluator treats it as</w:t>
-      </w:r>
-      <w:r>
-        <w:t xml:space="preserve"> </w:t>
-      </w:r>
-      <w:r>
-        <w:t xml:space="preserve">“the requirement was skipped, not checked.”</w:t>
-      </w:r>
-    </w:p>
-    <w:p>
-      <w:pPr>
-        <w:pStyle w:val="FirstParagraph"/>
-      </w:pPr>
-      <w:r>
-        <w:t xml:space="preserve">Rule: whenever you write</w:t>
-      </w:r>
-      <w:r>
-        <w:t xml:space="preserve"> </w:t>
-      </w:r>
-      <w:r>
-        <w:t xml:space="preserve">“not applicable,”</w:t>
-      </w:r>
-      <w:r>
-        <w:t xml:space="preserve"> </w:t>
-      </w:r>
-      <w:r>
-        <w:t xml:space="preserve">always add one sentence stating</w:t>
-      </w:r>
-      <w:r>
-        <w:t xml:space="preserve"> </w:t>
-      </w:r>
-      <w:r>
-        <w:rPr>
-          <w:b/>
-          <w:bCs/>
-        </w:rPr>
-        <w:t xml:space="preserve">why</w:t>
-      </w:r>
-      <w:r>
-        <w:t xml:space="preserve"> </w:t>
-      </w:r>
-      <w:r>
-        <w:t xml:space="preserve">it does not apply. A</w:t>
-      </w:r>
-      <w:r>
-        <w:t xml:space="preserve"> </w:t>
-      </w:r>
-      <w:r>
-        <w:t xml:space="preserve">“not</w:t>
-      </w:r>
-      <w:r>
-        <w:t xml:space="preserve"> </w:t>
-      </w:r>
-      <w:r>
-        <w:t xml:space="preserve">applicable”</w:t>
-      </w:r>
-      <w:r>
-        <w:t xml:space="preserve"> </w:t>
-      </w:r>
-      <w:r>
-        <w:t xml:space="preserve">with no rationale is just as untrustworthy as a</w:t>
-      </w:r>
-      <w:r>
-        <w:t xml:space="preserve"> </w:t>
-      </w:r>
-      <w:r>
-        <w:t xml:space="preserve">“met”</w:t>
-      </w:r>
-      <w:r>
-        <w:t xml:space="preserve"> </w:t>
-      </w:r>
-      <w:r>
-        <w:t xml:space="preserve">with no evidence — in the evaluator’s eyes, both</w:t>
-      </w:r>
-      <w:r>
-        <w:t xml:space="preserve"> </w:t>
-      </w:r>
-      <w:r>
-        <w:t xml:space="preserve">can mean</w:t>
-      </w:r>
-      <w:r>
-        <w:t xml:space="preserve"> </w:t>
-      </w:r>
-      <w:r>
-        <w:t xml:space="preserve">“not checked.”</w:t>
-      </w:r>
-    </w:p>
-    <w:bookmarkEnd w:id="37"/>
-    <w:bookmarkStart w:id="38" w:name="X73952efcdb902ed4c7c60c530230651db6cba70"/>
-    <w:p>
-      <w:pPr>
-        <w:pStyle w:val="Heading3"/>
-      </w:pPr>
-      <w:r>
-        <w:t xml:space="preserve">The six status/decision words we’ve seen in this section</w:t>
-      </w:r>
-    </w:p>
-    <w:p>
-      <w:pPr>
-        <w:pStyle w:val="FirstParagraph"/>
-      </w:pPr>
-      <w:r>
-        <w:t xml:space="preserve">Let’s gather the status and decision words we’ve seen throughout this section; these are the words you’ll use</w:t>
-      </w:r>
-      <w:r>
-        <w:t xml:space="preserve"> </w:t>
-      </w:r>
-      <w:r>
-        <w:t xml:space="preserve">over and over when filling in S17 and S14 in your term project:</w:t>
+        <w:t xml:space="preserve">This week’s concept map</w:t>
       </w:r>
     </w:p>
     <w:tbl>
@@ -3915,6 +1737,1330 @@
               <w:pStyle w:val="Compact"/>
             </w:pPr>
             <w:r>
+              <w:t xml:space="preserve">Concept</w:t>
+            </w:r>
+          </w:p>
+        </w:tc>
+        <w:tc>
+          <w:tcPr/>
+          <w:p>
+            <w:pPr>
+              <w:pStyle w:val="Compact"/>
+            </w:pPr>
+            <w:r>
+              <w:t xml:space="preserve">In one sentence</w:t>
+            </w:r>
+          </w:p>
+        </w:tc>
+        <w:tc>
+          <w:tcPr/>
+          <w:p>
+            <w:pPr>
+              <w:pStyle w:val="Compact"/>
+            </w:pPr>
+            <w:r>
+              <w:t xml:space="preserve">Details</w:t>
+            </w:r>
+          </w:p>
+        </w:tc>
+      </w:tr>
+      <w:tr>
+        <w:tc>
+          <w:tcPr/>
+          <w:p>
+            <w:pPr>
+              <w:pStyle w:val="Compact"/>
+            </w:pPr>
+            <w:r>
+              <w:t xml:space="preserve">Requirement</w:t>
+            </w:r>
+          </w:p>
+        </w:tc>
+        <w:tc>
+          <w:tcPr/>
+          <w:p>
+            <w:pPr>
+              <w:pStyle w:val="Compact"/>
+            </w:pPr>
+            <w:r>
+              <w:t xml:space="preserve">A verifiable condition the system must meet; it states what the product must do, not how.</w:t>
+            </w:r>
+          </w:p>
+        </w:tc>
+        <w:tc>
+          <w:tcPr/>
+          <w:p>
+            <w:pPr>
+              <w:pStyle w:val="Compact"/>
+            </w:pPr>
+            <w:hyperlink w:anchor="X6bd72ff5fc1ef95f710046abf9df9e72e376bb8">
+              <w:r>
+                <w:rPr>
+                  <w:rStyle w:val="Hyperlink"/>
+                </w:rPr>
+                <w:t xml:space="preserve">§1</w:t>
+              </w:r>
+            </w:hyperlink>
+          </w:p>
+        </w:tc>
+      </w:tr>
+      <w:tr>
+        <w:tc>
+          <w:tcPr/>
+          <w:p>
+            <w:pPr>
+              <w:pStyle w:val="Compact"/>
+            </w:pPr>
+            <w:r>
+              <w:t xml:space="preserve">Three types of requirement</w:t>
+            </w:r>
+          </w:p>
+        </w:tc>
+        <w:tc>
+          <w:tcPr/>
+          <w:p>
+            <w:pPr>
+              <w:pStyle w:val="Compact"/>
+            </w:pPr>
+            <w:r>
+              <w:t xml:space="preserve">Requirements split into functional (what security function), assurance (how will we trust it), and process (how the organisation must operate).</w:t>
+            </w:r>
+          </w:p>
+        </w:tc>
+        <w:tc>
+          <w:tcPr/>
+          <w:p>
+            <w:pPr>
+              <w:pStyle w:val="Compact"/>
+            </w:pPr>
+            <w:hyperlink w:anchor="three-types-of-requirement">
+              <w:r>
+                <w:rPr>
+                  <w:rStyle w:val="Hyperlink"/>
+                </w:rPr>
+                <w:t xml:space="preserve">§1</w:t>
+              </w:r>
+            </w:hyperlink>
+          </w:p>
+        </w:tc>
+      </w:tr>
+      <w:tr>
+        <w:tc>
+          <w:tcPr/>
+          <w:p>
+            <w:pPr>
+              <w:pStyle w:val="Compact"/>
+            </w:pPr>
+            <w:r>
+              <w:t xml:space="preserve">Good and bad requirement</w:t>
+            </w:r>
+          </w:p>
+        </w:tc>
+        <w:tc>
+          <w:tcPr/>
+          <w:p>
+            <w:pPr>
+              <w:pStyle w:val="Compact"/>
+            </w:pPr>
+            <w:r>
+              <w:t xml:space="preserve">A good requirement is singular, verifiable, traceable, achievable, and focused on</w:t>
+            </w:r>
+            <w:r>
+              <w:t xml:space="preserve"> </w:t>
+            </w:r>
+            <w:r>
+              <w:t xml:space="preserve">“what”</w:t>
+            </w:r>
+            <w:r>
+              <w:t xml:space="preserve"> </w:t>
+            </w:r>
+            <w:r>
+              <w:t xml:space="preserve">not</w:t>
+            </w:r>
+            <w:r>
+              <w:t xml:space="preserve"> </w:t>
+            </w:r>
+            <w:r>
+              <w:t xml:space="preserve">“how”</w:t>
+            </w:r>
+            <w:r>
+              <w:t xml:space="preserve">; a sentence like</w:t>
+            </w:r>
+            <w:r>
+              <w:t xml:space="preserve"> </w:t>
+            </w:r>
+            <w:r>
+              <w:t xml:space="preserve">“the application must be secure”</w:t>
+            </w:r>
+            <w:r>
+              <w:t xml:space="preserve"> </w:t>
+            </w:r>
+            <w:r>
+              <w:t xml:space="preserve">satisfies none of these, so it is bad.</w:t>
+            </w:r>
+          </w:p>
+        </w:tc>
+        <w:tc>
+          <w:tcPr/>
+          <w:p>
+            <w:pPr>
+              <w:pStyle w:val="Compact"/>
+            </w:pPr>
+            <w:hyperlink w:anchor="bad-and-good-requirements">
+              <w:r>
+                <w:rPr>
+                  <w:rStyle w:val="Hyperlink"/>
+                </w:rPr>
+                <w:t xml:space="preserve">§1</w:t>
+              </w:r>
+            </w:hyperlink>
+          </w:p>
+        </w:tc>
+      </w:tr>
+      <w:tr>
+        <w:tc>
+          <w:tcPr/>
+          <w:p>
+            <w:pPr>
+              <w:pStyle w:val="Compact"/>
+            </w:pPr>
+            <w:r>
+              <w:t xml:space="preserve">Traceability</w:t>
+            </w:r>
+          </w:p>
+        </w:tc>
+        <w:tc>
+          <w:tcPr/>
+          <w:p>
+            <w:pPr>
+              <w:pStyle w:val="Compact"/>
+            </w:pPr>
+            <w:r>
+              <w:t xml:space="preserve">The discipline of linking each requirement to a control, a test, and evidence; it answers</w:t>
+            </w:r>
+            <w:r>
+              <w:t xml:space="preserve"> </w:t>
+            </w:r>
+            <w:r>
+              <w:t xml:space="preserve">“where was this requirement met, how was it verified?”</w:t>
+            </w:r>
+          </w:p>
+        </w:tc>
+        <w:tc>
+          <w:tcPr/>
+          <w:p>
+            <w:pPr>
+              <w:pStyle w:val="Compact"/>
+            </w:pPr>
+            <w:hyperlink w:anchor="X7e109bc3b1f8f9570570e0a4038cee786e895a4">
+              <w:r>
+                <w:rPr>
+                  <w:rStyle w:val="Hyperlink"/>
+                </w:rPr>
+                <w:t xml:space="preserve">§2</w:t>
+              </w:r>
+            </w:hyperlink>
+          </w:p>
+        </w:tc>
+      </w:tr>
+      <w:tr>
+        <w:tc>
+          <w:tcPr/>
+          <w:p>
+            <w:pPr>
+              <w:pStyle w:val="Compact"/>
+            </w:pPr>
+            <w:r>
+              <w:t xml:space="preserve">Compliance matrix</w:t>
+            </w:r>
+          </w:p>
+        </w:tc>
+        <w:tc>
+          <w:tcPr/>
+          <w:p>
+            <w:pPr>
+              <w:pStyle w:val="Compact"/>
+            </w:pPr>
+            <w:r>
+              <w:t xml:space="preserve">The table that holds id, requirement, status, control, verification, and evidence together; the first thing an evaluator opens (project section S17).</w:t>
+            </w:r>
+          </w:p>
+        </w:tc>
+        <w:tc>
+          <w:tcPr/>
+          <w:p>
+            <w:pPr>
+              <w:pStyle w:val="Compact"/>
+            </w:pPr>
+            <w:hyperlink w:anchor="X7e109bc3b1f8f9570570e0a4038cee786e895a4">
+              <w:r>
+                <w:rPr>
+                  <w:rStyle w:val="Hyperlink"/>
+                </w:rPr>
+                <w:t xml:space="preserve">§2</w:t>
+              </w:r>
+            </w:hyperlink>
+          </w:p>
+        </w:tc>
+      </w:tr>
+      <w:tr>
+        <w:tc>
+          <w:tcPr/>
+          <w:p>
+            <w:pPr>
+              <w:pStyle w:val="Compact"/>
+            </w:pPr>
+            <w:r>
+              <w:t xml:space="preserve">Requirement statuses</w:t>
+            </w:r>
+          </w:p>
+        </w:tc>
+        <w:tc>
+          <w:tcPr/>
+          <w:p>
+            <w:pPr>
+              <w:pStyle w:val="Compact"/>
+            </w:pPr>
+            <w:r>
+              <w:t xml:space="preserve">A requirement is marked met (the product satisfies it itself), deferred (another party satisfies it), not met (applies but is a gap), or not applicable (does not apply to the product at all).</w:t>
+            </w:r>
+          </w:p>
+        </w:tc>
+        <w:tc>
+          <w:tcPr/>
+          <w:p>
+            <w:pPr>
+              <w:pStyle w:val="Compact"/>
+            </w:pPr>
+            <w:hyperlink w:anchor="X7e109bc3b1f8f9570570e0a4038cee786e895a4">
+              <w:r>
+                <w:rPr>
+                  <w:rStyle w:val="Hyperlink"/>
+                </w:rPr>
+                <w:t xml:space="preserve">§2</w:t>
+              </w:r>
+            </w:hyperlink>
+          </w:p>
+        </w:tc>
+      </w:tr>
+      <w:tr>
+        <w:tc>
+          <w:tcPr/>
+          <w:p>
+            <w:pPr>
+              <w:pStyle w:val="Compact"/>
+            </w:pPr>
+            <w:r>
+              <w:t xml:space="preserve">Deferred requirement</w:t>
+            </w:r>
+          </w:p>
+        </w:tc>
+        <w:tc>
+          <w:tcPr/>
+          <w:p>
+            <w:pPr>
+              <w:pStyle w:val="Compact"/>
+            </w:pPr>
+            <w:r>
+              <w:t xml:space="preserve">A requirement a component cannot meet on its own, passed on to the parent application, the OS, or hardware, stating to whom/why/how (project section S14).</w:t>
+            </w:r>
+          </w:p>
+        </w:tc>
+        <w:tc>
+          <w:tcPr/>
+          <w:p>
+            <w:pPr>
+              <w:pStyle w:val="Compact"/>
+            </w:pPr>
+            <w:hyperlink w:anchor="X1f1da99b95abb816d97f98f51a3de298a33d6b4">
+              <w:r>
+                <w:rPr>
+                  <w:rStyle w:val="Hyperlink"/>
+                </w:rPr>
+                <w:t xml:space="preserve">§3</w:t>
+              </w:r>
+            </w:hyperlink>
+          </w:p>
+        </w:tc>
+      </w:tr>
+      <w:tr>
+        <w:tc>
+          <w:tcPr/>
+          <w:p>
+            <w:pPr>
+              <w:pStyle w:val="Compact"/>
+            </w:pPr>
+            <w:r>
+              <w:t xml:space="preserve">Common Criteria (CC)</w:t>
+            </w:r>
+          </w:p>
+        </w:tc>
+        <w:tc>
+          <w:tcPr/>
+          <w:p>
+            <w:pPr>
+              <w:pStyle w:val="Compact"/>
+            </w:pPr>
+            <w:r>
+              <w:t xml:space="preserve">ISO/IEC 15408; the international standard for the security evaluation of IT products.</w:t>
+            </w:r>
+          </w:p>
+        </w:tc>
+        <w:tc>
+          <w:tcPr/>
+          <w:p>
+            <w:pPr>
+              <w:pStyle w:val="Compact"/>
+            </w:pPr>
+            <w:hyperlink w:anchor="X140b44aae7b522b16ba166fef603d3523146532">
+              <w:r>
+                <w:rPr>
+                  <w:rStyle w:val="Hyperlink"/>
+                </w:rPr>
+                <w:t xml:space="preserve">§4</w:t>
+              </w:r>
+            </w:hyperlink>
+          </w:p>
+        </w:tc>
+      </w:tr>
+      <w:tr>
+        <w:tc>
+          <w:tcPr/>
+          <w:p>
+            <w:pPr>
+              <w:pStyle w:val="Compact"/>
+            </w:pPr>
+            <w:r>
+              <w:t xml:space="preserve">TOE, ST, PP</w:t>
+            </w:r>
+          </w:p>
+        </w:tc>
+        <w:tc>
+          <w:tcPr/>
+          <w:p>
+            <w:pPr>
+              <w:pStyle w:val="Compact"/>
+            </w:pPr>
+            <w:r>
+              <w:t xml:space="preserve">TOE is the product being evaluated; ST is that product’s own security-target document; PP is a common requirement set for a product class.</w:t>
+            </w:r>
+          </w:p>
+        </w:tc>
+        <w:tc>
+          <w:tcPr/>
+          <w:p>
+            <w:pPr>
+              <w:pStyle w:val="Compact"/>
+            </w:pPr>
+            <w:hyperlink w:anchor="basic-concepts">
+              <w:r>
+                <w:rPr>
+                  <w:rStyle w:val="Hyperlink"/>
+                </w:rPr>
+                <w:t xml:space="preserve">§4</w:t>
+              </w:r>
+            </w:hyperlink>
+          </w:p>
+        </w:tc>
+      </w:tr>
+      <w:tr>
+        <w:tc>
+          <w:tcPr/>
+          <w:p>
+            <w:pPr>
+              <w:pStyle w:val="Compact"/>
+            </w:pPr>
+            <w:r>
+              <w:t xml:space="preserve">SFR, SAR, EAL</w:t>
+            </w:r>
+          </w:p>
+        </w:tc>
+        <w:tc>
+          <w:tcPr/>
+          <w:p>
+            <w:pPr>
+              <w:pStyle w:val="Compact"/>
+            </w:pPr>
+            <w:r>
+              <w:t xml:space="preserve">SFR is functional, SAR is assurance requirements; EAL (1–7) shows how deep the evaluation was, not how secure the product is.</w:t>
+            </w:r>
+          </w:p>
+        </w:tc>
+        <w:tc>
+          <w:tcPr/>
+          <w:p>
+            <w:pPr>
+              <w:pStyle w:val="Compact"/>
+            </w:pPr>
+            <w:hyperlink w:anchor="basic-concepts">
+              <w:r>
+                <w:rPr>
+                  <w:rStyle w:val="Hyperlink"/>
+                </w:rPr>
+                <w:t xml:space="preserve">§4</w:t>
+              </w:r>
+            </w:hyperlink>
+          </w:p>
+        </w:tc>
+      </w:tr>
+      <w:tr>
+        <w:tc>
+          <w:tcPr/>
+          <w:p>
+            <w:pPr>
+              <w:pStyle w:val="Compact"/>
+            </w:pPr>
+            <w:r>
+              <w:t xml:space="preserve">FIPS 140-3</w:t>
+            </w:r>
+          </w:p>
+        </w:tc>
+        <w:tc>
+          <w:tcPr/>
+          <w:p>
+            <w:pPr>
+              <w:pStyle w:val="Compact"/>
+            </w:pPr>
+            <w:r>
+              <w:t xml:space="preserve">NIST’s standard for validating cryptographic</w:t>
+            </w:r>
+            <w:r>
+              <w:t xml:space="preserve"> </w:t>
+            </w:r>
+            <w:r>
+              <w:rPr>
+                <w:b/>
+                <w:bCs/>
+              </w:rPr>
+              <w:t xml:space="preserve">modules</w:t>
+            </w:r>
+            <w:r>
+              <w:t xml:space="preserve">; it has security levels (1–4) and covers only the module, not the whole application.</w:t>
+            </w:r>
+          </w:p>
+        </w:tc>
+        <w:tc>
+          <w:tcPr/>
+          <w:p>
+            <w:pPr>
+              <w:pStyle w:val="Compact"/>
+            </w:pPr>
+            <w:hyperlink w:anchor="X66dfc814125474ea17cbdd8ba928e07694d78e6">
+              <w:r>
+                <w:rPr>
+                  <w:rStyle w:val="Hyperlink"/>
+                </w:rPr>
+                <w:t xml:space="preserve">§5</w:t>
+              </w:r>
+            </w:hyperlink>
+          </w:p>
+        </w:tc>
+      </w:tr>
+      <w:tr>
+        <w:tc>
+          <w:tcPr/>
+          <w:p>
+            <w:pPr>
+              <w:pStyle w:val="Compact"/>
+            </w:pPr>
+            <w:r>
+              <w:t xml:space="preserve">Sector standards</w:t>
+            </w:r>
+          </w:p>
+        </w:tc>
+        <w:tc>
+          <w:tcPr/>
+          <w:p>
+            <w:pPr>
+              <w:pStyle w:val="Compact"/>
+            </w:pPr>
+            <w:r>
+              <w:t xml:space="preserve">Sector-specific requirement sets: ETSI EN 303 645 targets consumer IoT, GSMA the mobile/SIM ecosystem, EMVCo and PCI payments, and OWASP MASVS mobile applications.</w:t>
+            </w:r>
+          </w:p>
+        </w:tc>
+        <w:tc>
+          <w:tcPr/>
+          <w:p>
+            <w:pPr>
+              <w:pStyle w:val="Compact"/>
+            </w:pPr>
+            <w:hyperlink w:anchor="Xd14fe974c082425ab92093937a2239926133ffd">
+              <w:r>
+                <w:rPr>
+                  <w:rStyle w:val="Hyperlink"/>
+                </w:rPr>
+                <w:t xml:space="preserve">§6</w:t>
+              </w:r>
+            </w:hyperlink>
+          </w:p>
+        </w:tc>
+      </w:tr>
+    </w:tbl>
+    <w:bookmarkEnd w:id="26"/>
+    <w:bookmarkStart w:id="27" w:name="why-are-there-so-many-terms-rationale"/>
+    <w:p>
+      <w:pPr>
+        <w:pStyle w:val="Heading3"/>
+      </w:pPr>
+      <w:r>
+        <w:t xml:space="preserve">Why are there so many terms? (rationale)</w:t>
+      </w:r>
+    </w:p>
+    <w:p>
+      <w:pPr>
+        <w:pStyle w:val="FirstParagraph"/>
+      </w:pPr>
+      <w:r>
+        <w:t xml:space="preserve">The certification world uses its own vocabulary because an evaluator reads your</w:t>
+      </w:r>
+      <w:r>
+        <w:t xml:space="preserve"> </w:t>
+      </w:r>
+      <w:r>
+        <w:rPr>
+          <w:b/>
+          <w:bCs/>
+        </w:rPr>
+        <w:t xml:space="preserve">document</w:t>
+      </w:r>
+      <w:r>
+        <w:t xml:space="preserve">, not your project. If</w:t>
+      </w:r>
+      <w:r>
+        <w:t xml:space="preserve"> </w:t>
+      </w:r>
+      <w:r>
+        <w:t xml:space="preserve">what you call a</w:t>
+      </w:r>
+      <w:r>
+        <w:t xml:space="preserve"> </w:t>
+      </w:r>
+      <w:r>
+        <w:t xml:space="preserve">“requirement”</w:t>
+      </w:r>
+      <w:r>
+        <w:t xml:space="preserve"> </w:t>
+      </w:r>
+      <w:r>
+        <w:t xml:space="preserve">in the document is actually a</w:t>
+      </w:r>
+      <w:r>
+        <w:t xml:space="preserve"> </w:t>
+      </w:r>
+      <w:r>
+        <w:t xml:space="preserve">“control,”</w:t>
+      </w:r>
+      <w:r>
+        <w:t xml:space="preserve"> </w:t>
+      </w:r>
+      <w:r>
+        <w:t xml:space="preserve">the evaluator conflates the two and asks</w:t>
+      </w:r>
+      <w:r>
+        <w:t xml:space="preserve"> </w:t>
+      </w:r>
+      <w:r>
+        <w:t xml:space="preserve">the wrong question: instead of</w:t>
+      </w:r>
+      <w:r>
+        <w:t xml:space="preserve"> </w:t>
+      </w:r>
+      <w:r>
+        <w:t xml:space="preserve">“Where is this requirement’s control?”</w:t>
+      </w:r>
+      <w:r>
+        <w:t xml:space="preserve"> </w:t>
+      </w:r>
+      <w:r>
+        <w:t xml:space="preserve">they should be asking</w:t>
+      </w:r>
+      <w:r>
+        <w:t xml:space="preserve"> </w:t>
+      </w:r>
+      <w:r>
+        <w:t xml:space="preserve">“Why is this</w:t>
+      </w:r>
+      <w:r>
+        <w:t xml:space="preserve"> </w:t>
+      </w:r>
+      <w:r>
+        <w:t xml:space="preserve">requirement written like a control, what does it satisfy?”</w:t>
+      </w:r>
+      <w:r>
+        <w:t xml:space="preserve"> </w:t>
+      </w:r>
+      <w:r>
+        <w:t xml:space="preserve">If the terms are not used consistently, the</w:t>
+      </w:r>
+      <w:r>
+        <w:t xml:space="preserve"> </w:t>
+      </w:r>
+      <w:r>
+        <w:t xml:space="preserve">traceability chain (Section 2) cannot be built; each word maps to a different box (requirement, control, or</w:t>
+      </w:r>
+      <w:r>
+        <w:t xml:space="preserve"> </w:t>
+      </w:r>
+      <w:r>
+        <w:t xml:space="preserve">evidence), and if those boxes get mixed up the matrix becomes meaningless. That is why the discipline this course</w:t>
+      </w:r>
+      <w:r>
+        <w:t xml:space="preserve"> </w:t>
+      </w:r>
+      <w:r>
+        <w:t xml:space="preserve">requires is, first, using the right word in the right place; the technical solution is the second step.</w:t>
+      </w:r>
+    </w:p>
+    <w:p>
+      <w:pPr>
+        <w:pStyle w:val="BlockText"/>
+      </w:pPr>
+      <w:r>
+        <w:rPr>
+          <w:b/>
+          <w:bCs/>
+        </w:rPr>
+        <w:t xml:space="preserve">Common mistake: confusing a requirement with a control</w:t>
+      </w:r>
+    </w:p>
+    <w:p>
+      <w:pPr>
+        <w:pStyle w:val="BlockText"/>
+      </w:pPr>
+      <w:r>
+        <w:t xml:space="preserve">Beginners often write:</w:t>
+      </w:r>
+      <w:r>
+        <w:t xml:space="preserve"> </w:t>
+      </w:r>
+      <w:r>
+        <w:t xml:space="preserve">“Requirement: AES-256-GCM must be used.”</w:t>
+      </w:r>
+      <w:r>
+        <w:t xml:space="preserve"> </w:t>
+      </w:r>
+      <w:r>
+        <w:t xml:space="preserve">This is actually a</w:t>
+      </w:r>
+      <w:r>
+        <w:t xml:space="preserve"> </w:t>
+      </w:r>
+      <w:r>
+        <w:rPr>
+          <w:b/>
+          <w:bCs/>
+        </w:rPr>
+        <w:t xml:space="preserve">control</w:t>
+      </w:r>
+      <w:r>
+        <w:t xml:space="preserve"> </w:t>
+      </w:r>
+      <w:r>
+        <w:t xml:space="preserve">(a solution),</w:t>
+      </w:r>
+      <w:r>
+        <w:t xml:space="preserve"> </w:t>
+      </w:r>
+      <w:r>
+        <w:t xml:space="preserve">not a requirement. The requirement should have been:</w:t>
+      </w:r>
+      <w:r>
+        <w:t xml:space="preserve"> </w:t>
+      </w:r>
+      <w:r>
+        <w:t xml:space="preserve">“Sensitive data at rest must be protected with</w:t>
+      </w:r>
+      <w:r>
+        <w:t xml:space="preserve"> </w:t>
+      </w:r>
+      <w:r>
+        <w:t xml:space="preserve">authenticated encryption (AEAD).”</w:t>
+      </w:r>
+      <w:r>
+        <w:t xml:space="preserve"> </w:t>
+      </w:r>
+      <w:r>
+        <w:t xml:space="preserve">The control is</w:t>
+      </w:r>
+      <w:r>
+        <w:t xml:space="preserve"> </w:t>
+      </w:r>
+      <w:r>
+        <w:rPr>
+          <w:b/>
+          <w:bCs/>
+        </w:rPr>
+        <w:t xml:space="preserve">how</w:t>
+      </w:r>
+      <w:r>
+        <w:t xml:space="preserve"> </w:t>
+      </w:r>
+      <w:r>
+        <w:t xml:space="preserve">you meet this requirement:</w:t>
+      </w:r>
+      <w:r>
+        <w:t xml:space="preserve"> </w:t>
+      </w:r>
+      <w:r>
+        <w:t xml:space="preserve">“With AES-256-GCM, as</w:t>
+      </w:r>
+      <w:r>
+        <w:t xml:space="preserve"> </w:t>
+      </w:r>
+      <w:r>
+        <w:t xml:space="preserve">described in S7.2.”</w:t>
+      </w:r>
+      <w:r>
+        <w:t xml:space="preserve"> </w:t>
+      </w:r>
+      <w:r>
+        <w:t xml:space="preserve">A requirement is fixed (it comes from a standard or a threat model); a control can vary</w:t>
+      </w:r>
+      <w:r>
+        <w:t xml:space="preserve"> </w:t>
+      </w:r>
+      <w:r>
+        <w:t xml:space="preserve">from project to project — one project may meet the same requirement with AES-GCM, another with</w:t>
+      </w:r>
+      <w:r>
+        <w:t xml:space="preserve"> </w:t>
+      </w:r>
+      <w:r>
+        <w:t xml:space="preserve">ChaCha20-Poly1305; both correctly meet the same requirement.</w:t>
+      </w:r>
+    </w:p>
+    <w:p>
+      <w:pPr>
+        <w:pStyle w:val="BlockText"/>
+      </w:pPr>
+      <w:r>
+        <w:rPr>
+          <w:b/>
+          <w:bCs/>
+        </w:rPr>
+        <w:t xml:space="preserve">Consequence:</w:t>
+      </w:r>
+      <w:r>
+        <w:t xml:space="preserve"> </w:t>
+      </w:r>
+      <w:r>
+        <w:t xml:space="preserve">A compliance matrix that writes a solution in the requirement column gives the evaluator the</w:t>
+      </w:r>
+      <w:r>
+        <w:t xml:space="preserve"> </w:t>
+      </w:r>
+      <w:r>
+        <w:t xml:space="preserve">impression that</w:t>
+      </w:r>
+      <w:r>
+        <w:t xml:space="preserve"> </w:t>
+      </w:r>
+      <w:r>
+        <w:t xml:space="preserve">“you’ve already made the decision, you didn’t consider alternatives”</w:t>
+      </w:r>
+      <w:r>
+        <w:t xml:space="preserve">; also, because the</w:t>
+      </w:r>
+      <w:r>
+        <w:t xml:space="preserve"> </w:t>
+      </w:r>
+      <w:r>
+        <w:t xml:space="preserve">requirement is detached from the standard, which standard clause it corresponds to is lost, and the</w:t>
+      </w:r>
+      <w:r>
+        <w:t xml:space="preserve"> </w:t>
+      </w:r>
+      <w:r>
+        <w:t xml:space="preserve">traceability chain breaks.</w:t>
+      </w:r>
+    </w:p>
+    <w:p>
+      <w:pPr>
+        <w:pStyle w:val="BlockText"/>
+      </w:pPr>
+      <w:r>
+        <w:rPr>
+          <w:b/>
+          <w:bCs/>
+        </w:rPr>
+        <w:t xml:space="preserve">Rule</w:t>
+      </w:r>
+    </w:p>
+    <w:p>
+      <w:pPr>
+        <w:pStyle w:val="BlockText"/>
+      </w:pPr>
+      <w:r>
+        <w:t xml:space="preserve">Always write</w:t>
+      </w:r>
+      <w:r>
+        <w:t xml:space="preserve"> </w:t>
+      </w:r>
+      <w:r>
+        <w:rPr>
+          <w:b/>
+          <w:bCs/>
+        </w:rPr>
+        <w:t xml:space="preserve">what</w:t>
+      </w:r>
+      <w:r>
+        <w:t xml:space="preserve"> </w:t>
+      </w:r>
+      <w:r>
+        <w:t xml:space="preserve">is being asked for (a condition coming from a standard or threat model) in the</w:t>
+      </w:r>
+      <w:r>
+        <w:t xml:space="preserve"> </w:t>
+      </w:r>
+      <w:r>
+        <w:t xml:space="preserve">requirement column; always write</w:t>
+      </w:r>
+      <w:r>
+        <w:t xml:space="preserve"> </w:t>
+      </w:r>
+      <w:r>
+        <w:rPr>
+          <w:b/>
+          <w:bCs/>
+        </w:rPr>
+        <w:t xml:space="preserve">how</w:t>
+      </w:r>
+      <w:r>
+        <w:t xml:space="preserve"> </w:t>
+      </w:r>
+      <w:r>
+        <w:t xml:space="preserve">you meet it (which algorithm, which code, which library) in a</w:t>
+      </w:r>
+      <w:r>
+        <w:t xml:space="preserve"> </w:t>
+      </w:r>
+      <w:r>
+        <w:t xml:space="preserve">separate</w:t>
+      </w:r>
+      <w:r>
+        <w:t xml:space="preserve"> </w:t>
+      </w:r>
+      <w:r>
+        <w:t xml:space="preserve">“control”</w:t>
+      </w:r>
+      <w:r>
+        <w:t xml:space="preserve"> </w:t>
+      </w:r>
+      <w:r>
+        <w:t xml:space="preserve">column or sentence. If a sentence contains a product name, a library name, or an algorithm</w:t>
+      </w:r>
+      <w:r>
+        <w:t xml:space="preserve"> </w:t>
+      </w:r>
+      <w:r>
+        <w:t xml:space="preserve">name, that sentence is most likely a control, not a requirement.</w:t>
+      </w:r>
+    </w:p>
+    <w:bookmarkEnd w:id="27"/>
+    <w:bookmarkStart w:id="28" w:name="Xf19cc358a083d73d55b0a7712ef891b1c2adfc7"/>
+    <w:p>
+      <w:pPr>
+        <w:pStyle w:val="Heading3"/>
+      </w:pPr>
+      <w:r>
+        <w:t xml:space="preserve">The difference between a</w:t>
+      </w:r>
+      <w:r>
+        <w:t xml:space="preserve"> </w:t>
+      </w:r>
+      <w:r>
+        <w:t xml:space="preserve">‘requirement family’</w:t>
+      </w:r>
+      <w:r>
+        <w:t xml:space="preserve"> </w:t>
+      </w:r>
+      <w:r>
+        <w:t xml:space="preserve">and a</w:t>
+      </w:r>
+      <w:r>
+        <w:t xml:space="preserve"> </w:t>
+      </w:r>
+      <w:r>
+        <w:t xml:space="preserve">‘standard’</w:t>
+      </w:r>
+    </w:p>
+    <w:p>
+      <w:pPr>
+        <w:pStyle w:val="FirstParagraph"/>
+      </w:pPr>
+      <w:r>
+        <w:t xml:space="preserve">This course uses two different things coming from two different sources, and confusing them is a common mistake:</w:t>
+      </w:r>
+    </w:p>
+    <w:p>
+      <w:pPr>
+        <w:pStyle w:val="Compact"/>
+        <w:numPr>
+          <w:ilvl w:val="0"/>
+          <w:numId w:val="1003"/>
+        </w:numPr>
+      </w:pPr>
+      <w:r>
+        <w:rPr>
+          <w:b/>
+          <w:bCs/>
+        </w:rPr>
+        <w:t xml:space="preserve">Standard:</w:t>
+      </w:r>
+      <w:r>
+        <w:t xml:space="preserve"> </w:t>
+      </w:r>
+      <w:r>
+        <w:t xml:space="preserve">an external document the course did not write (e.g., ETSI EN 303 645, Common Criteria, FIPS</w:t>
+      </w:r>
+      <w:r>
+        <w:t xml:space="preserve"> </w:t>
+      </w:r>
+      <w:r>
+        <w:t xml:space="preserve">140-3, OWASP MASVS). It has its own clause numbers and its own issuing body.</w:t>
+      </w:r>
+    </w:p>
+    <w:p>
+      <w:pPr>
+        <w:pStyle w:val="Compact"/>
+        <w:numPr>
+          <w:ilvl w:val="0"/>
+          <w:numId w:val="1003"/>
+        </w:numPr>
+      </w:pPr>
+      <w:r>
+        <w:rPr>
+          <w:b/>
+          <w:bCs/>
+        </w:rPr>
+        <w:t xml:space="preserve">The course’s requirement family:</w:t>
+      </w:r>
+      <w:r>
+        <w:t xml:space="preserve"> </w:t>
+      </w:r>
+      <w:r>
+        <w:t xml:space="preserve">the course’s own short list, adapted from these standards, with ids of the</w:t>
+      </w:r>
+      <w:r>
+        <w:t xml:space="preserve"> </w:t>
+      </w:r>
+      <w:r>
+        <w:t xml:space="preserve">form</w:t>
+      </w:r>
+      <w:r>
+        <w:t xml:space="preserve"> </w:t>
+      </w:r>
+      <w:r>
+        <w:rPr>
+          <w:rStyle w:val="VerbatimChar"/>
+        </w:rPr>
+        <w:t xml:space="preserve">CEN429-&lt;family&gt;-&lt;number&gt;</w:t>
+      </w:r>
+      <w:r>
+        <w:t xml:space="preserve"> </w:t>
+      </w:r>
+      <w:r>
+        <w:t xml:space="preserve">(Section 8). Its purpose is to gather the common denominator of different</w:t>
+      </w:r>
+      <w:r>
+        <w:t xml:space="preserve"> </w:t>
+      </w:r>
+      <w:r>
+        <w:t xml:space="preserve">standards into a single workable list.</w:t>
+      </w:r>
+    </w:p>
+    <w:p>
+      <w:pPr>
+        <w:pStyle w:val="FirstParagraph"/>
+      </w:pPr>
+      <w:r>
+        <w:t xml:space="preserve">When writing a requirement,</w:t>
+      </w:r>
+      <w:r>
+        <w:t xml:space="preserve"> </w:t>
+      </w:r>
+      <w:r>
+        <w:t xml:space="preserve">“which standard it is based on”</w:t>
+      </w:r>
+      <w:r>
+        <w:t xml:space="preserve"> </w:t>
+      </w:r>
+      <w:r>
+        <w:t xml:space="preserve">(source) and</w:t>
+      </w:r>
+      <w:r>
+        <w:t xml:space="preserve"> </w:t>
+      </w:r>
+      <w:r>
+        <w:t xml:space="preserve">“which of the course’s families it</w:t>
+      </w:r>
+      <w:r>
+        <w:t xml:space="preserve"> </w:t>
+      </w:r>
+      <w:r>
+        <w:t xml:space="preserve">belongs to”</w:t>
+      </w:r>
+      <w:r>
+        <w:t xml:space="preserve"> </w:t>
+      </w:r>
+      <w:r>
+        <w:t xml:space="preserve">(id) are two separate questions; you state both separately, in the S1 (sources) and S17 (compliance</w:t>
+      </w:r>
+      <w:r>
+        <w:t xml:space="preserve"> </w:t>
+      </w:r>
+      <w:r>
+        <w:t xml:space="preserve">matrix) sections. In Section 6 we’ll see how these two express the same need in different words, across four</w:t>
+      </w:r>
+      <w:r>
+        <w:t xml:space="preserve"> </w:t>
+      </w:r>
+      <w:r>
+        <w:t xml:space="preserve">standards.</w:t>
+      </w:r>
+    </w:p>
+    <w:bookmarkEnd w:id="28"/>
+    <w:bookmarkStart w:id="29" w:name="Xcff23d1d71185b858fb56c6496914048e483fe7"/>
+    <w:p>
+      <w:pPr>
+        <w:pStyle w:val="Heading3"/>
+      </w:pPr>
+      <w:r>
+        <w:t xml:space="preserve">The difference between</w:t>
+      </w:r>
+      <w:r>
+        <w:t xml:space="preserve"> </w:t>
+      </w:r>
+      <w:r>
+        <w:t xml:space="preserve">‘not met’</w:t>
+      </w:r>
+      <w:r>
+        <w:t xml:space="preserve"> </w:t>
+      </w:r>
+      <w:r>
+        <w:t xml:space="preserve">and</w:t>
+      </w:r>
+      <w:r>
+        <w:t xml:space="preserve"> </w:t>
+      </w:r>
+      <w:r>
+        <w:t xml:space="preserve">‘not applicable’</w:t>
+      </w:r>
+    </w:p>
+    <w:p>
+      <w:pPr>
+        <w:pStyle w:val="FirstParagraph"/>
+      </w:pPr>
+      <w:r>
+        <w:t xml:space="preserve">These two statuses are often confused but mean very different things; using both correctly is just as important</w:t>
+      </w:r>
+      <w:r>
+        <w:t xml:space="preserve"> </w:t>
+      </w:r>
+      <w:r>
+        <w:t xml:space="preserve">to the matrix’s credibility as the requirement statuses themselves:</w:t>
+      </w:r>
+    </w:p>
+    <w:p>
+      <w:pPr>
+        <w:pStyle w:val="Compact"/>
+        <w:numPr>
+          <w:ilvl w:val="0"/>
+          <w:numId w:val="1004"/>
+        </w:numPr>
+      </w:pPr>
+      <w:r>
+        <w:rPr>
+          <w:b/>
+          <w:bCs/>
+        </w:rPr>
+        <w:t xml:space="preserve">Not met:</w:t>
+      </w:r>
+      <w:r>
+        <w:t xml:space="preserve"> </w:t>
+      </w:r>
+      <w:r>
+        <w:t xml:space="preserve">the requirement</w:t>
+      </w:r>
+      <w:r>
+        <w:t xml:space="preserve"> </w:t>
+      </w:r>
+      <w:r>
+        <w:rPr>
+          <w:b/>
+          <w:bCs/>
+        </w:rPr>
+        <w:t xml:space="preserve">applies</w:t>
+      </w:r>
+      <w:r>
+        <w:t xml:space="preserve"> </w:t>
+      </w:r>
+      <w:r>
+        <w:t xml:space="preserve">to the product but is</w:t>
+      </w:r>
+      <w:r>
+        <w:t xml:space="preserve"> </w:t>
+      </w:r>
+      <w:r>
+        <w:rPr>
+          <w:b/>
+          <w:bCs/>
+        </w:rPr>
+        <w:t xml:space="preserve">not yet satisfied</w:t>
+      </w:r>
+      <w:r>
+        <w:t xml:space="preserve">. This is a</w:t>
+      </w:r>
+      <w:r>
+        <w:t xml:space="preserve"> </w:t>
+      </w:r>
+      <w:r>
+        <w:rPr>
+          <w:b/>
+          <w:bCs/>
+        </w:rPr>
+        <w:t xml:space="preserve">gap</w:t>
+      </w:r>
+      <w:r>
+        <w:t xml:space="preserve">; it is</w:t>
+      </w:r>
+      <w:r>
+        <w:t xml:space="preserve"> </w:t>
+      </w:r>
+      <w:r>
+        <w:t xml:space="preserve">written into the residual risk and goes into the next release plan.</w:t>
+      </w:r>
+    </w:p>
+    <w:p>
+      <w:pPr>
+        <w:pStyle w:val="Compact"/>
+        <w:numPr>
+          <w:ilvl w:val="0"/>
+          <w:numId w:val="1004"/>
+        </w:numPr>
+      </w:pPr>
+      <w:r>
+        <w:rPr>
+          <w:b/>
+          <w:bCs/>
+        </w:rPr>
+        <w:t xml:space="preserve">Not applicable:</w:t>
+      </w:r>
+      <w:r>
+        <w:t xml:space="preserve"> </w:t>
+      </w:r>
+      <w:r>
+        <w:t xml:space="preserve">the requirement</w:t>
+      </w:r>
+      <w:r>
+        <w:t xml:space="preserve"> </w:t>
+      </w:r>
+      <w:r>
+        <w:rPr>
+          <w:b/>
+          <w:bCs/>
+        </w:rPr>
+        <w:t xml:space="preserve">does not apply</w:t>
+      </w:r>
+      <w:r>
+        <w:t xml:space="preserve"> </w:t>
+      </w:r>
+      <w:r>
+        <w:t xml:space="preserve">to the product at all (e.g., if the product does not use</w:t>
+      </w:r>
+      <w:r>
+        <w:t xml:space="preserve"> </w:t>
+      </w:r>
+      <w:r>
+        <w:t xml:space="preserve">network connectivity,</w:t>
+      </w:r>
+      <w:r>
+        <w:t xml:space="preserve"> </w:t>
+      </w:r>
+      <w:r>
+        <w:t xml:space="preserve">“data in transit”</w:t>
+      </w:r>
+      <w:r>
+        <w:t xml:space="preserve"> </w:t>
+      </w:r>
+      <w:r>
+        <w:t xml:space="preserve">requirements are not applicable). This is not a gap, but if written</w:t>
+      </w:r>
+      <w:r>
+        <w:t xml:space="preserve"> </w:t>
+      </w:r>
+      <w:r>
+        <w:t xml:space="preserve">without a rationale, the evaluator treats it as</w:t>
+      </w:r>
+      <w:r>
+        <w:t xml:space="preserve"> </w:t>
+      </w:r>
+      <w:r>
+        <w:t xml:space="preserve">“the requirement was skipped, not checked.”</w:t>
+      </w:r>
+    </w:p>
+    <w:p>
+      <w:pPr>
+        <w:pStyle w:val="FirstParagraph"/>
+      </w:pPr>
+      <w:r>
+        <w:t xml:space="preserve">We’ll see this rule’s common mistake and its consequence again in Section 7, when we carry requirements into the</w:t>
+      </w:r>
+      <w:r>
+        <w:t xml:space="preserve"> </w:t>
+      </w:r>
+      <w:r>
+        <w:t xml:space="preserve">project.</w:t>
+      </w:r>
+    </w:p>
+    <w:bookmarkEnd w:id="29"/>
+    <w:bookmarkStart w:id="30" w:name="X73952efcdb902ed4c7c60c530230651db6cba70"/>
+    <w:p>
+      <w:pPr>
+        <w:pStyle w:val="Heading3"/>
+      </w:pPr>
+      <w:r>
+        <w:t xml:space="preserve">The six status/decision words we’ve seen in this section</w:t>
+      </w:r>
+    </w:p>
+    <w:p>
+      <w:pPr>
+        <w:pStyle w:val="FirstParagraph"/>
+      </w:pPr>
+      <w:r>
+        <w:t xml:space="preserve">Let’s gather the status and decision words we’ve seen throughout this section; these are the words you’ll use</w:t>
+      </w:r>
+      <w:r>
+        <w:t xml:space="preserve"> </w:t>
+      </w:r>
+      <w:r>
+        <w:t xml:space="preserve">over and over when filling in S17 and S14 in your term project:</w:t>
+      </w:r>
+    </w:p>
+    <w:tbl>
+      <w:tblPr>
+        <w:tblStyle w:val="Table"/>
+        <w:tblW w:type="pct" w:w="5000"/>
+        <w:tblLayout w:type="fixed"/>
+        <w:tblLook w:firstRow="1" w:lastRow="0" w:firstColumn="0" w:lastColumn="0" w:noHBand="0" w:noVBand="0" w:val="0020"/>
+      </w:tblPr>
+      <w:tblGrid>
+        <w:gridCol w:w="2640"/>
+        <w:gridCol w:w="2640"/>
+        <w:gridCol w:w="2640"/>
+      </w:tblGrid>
+      <w:tr>
+        <w:trPr>
+          <w:tblHeader w:val="on"/>
+        </w:trPr>
+        <w:tc>
+          <w:tcPr/>
+          <w:p>
+            <w:pPr>
+              <w:pStyle w:val="Compact"/>
+            </w:pPr>
+            <w:r>
               <w:t xml:space="preserve">Word</w:t>
             </w:r>
           </w:p>
@@ -4015,7 +3161,7 @@
               <w:pStyle w:val="Compact"/>
             </w:pPr>
             <w:r>
-              <w:t xml:space="preserve">To whom + why + how (this section, Section 3)</w:t>
+              <w:t xml:space="preserve">To whom + why + how (Section 3)</w:t>
             </w:r>
           </w:p>
         </w:tc>
@@ -4185,49 +3331,9 @@
         <w:t xml:space="preserve">Keeping this table in mind will give you a reference point as you read every example in the sections ahead.</w:t>
       </w:r>
     </w:p>
-    <w:bookmarkEnd w:id="38"/>
-    <w:bookmarkStart w:id="39" w:name="now-were-ready"/>
-    <w:p>
-      <w:pPr>
-        <w:pStyle w:val="Heading3"/>
-      </w:pPr>
-      <w:r>
-        <w:t xml:space="preserve">Now we’re ready</w:t>
-      </w:r>
-    </w:p>
-    <w:p>
-      <w:pPr>
-        <w:pStyle w:val="FirstParagraph"/>
-      </w:pPr>
-      <w:r>
-        <w:t xml:space="preserve">Terms:</w:t>
-      </w:r>
-    </w:p>
-    <w:p>
-      <w:pPr>
-        <w:pStyle w:val="BodyText"/>
-      </w:pPr>
-      <w:r>
-        <w:t xml:space="preserve">requirement (functional/assurance/process) · traceability · compliance matrix · status (met/deferred/not met) ·</w:t>
-      </w:r>
-      <w:r>
-        <w:t xml:space="preserve"> </w:t>
-      </w:r>
-      <w:r>
-        <w:t xml:space="preserve">deferred · CC (TOE/ST/PP/SFR/SAR/EAL) · FIPS 140-3 · ETSI/GSMA/EMVCo/PCI/MASVS</w:t>
-      </w:r>
-    </w:p>
-    <w:p>
-      <w:pPr>
-        <w:pStyle w:val="BodyText"/>
-      </w:pPr>
-      <w:r>
-        <w:t xml:space="preserve">Now: how do you write a good requirement?</w:t>
-      </w:r>
-    </w:p>
-    <w:bookmarkEnd w:id="39"/>
-    <w:bookmarkEnd w:id="40"/>
-    <w:bookmarkStart w:id="54" w:name="X1023bba8bf02bbdd0bea3c00558bf984979d21e"/>
+    <w:bookmarkEnd w:id="30"/>
+    <w:bookmarkEnd w:id="31"/>
+    <w:bookmarkStart w:id="47" w:name="X1023bba8bf02bbdd0bea3c00558bf984979d21e"/>
     <w:p>
       <w:pPr>
         <w:pStyle w:val="Heading2"/>
@@ -4325,20 +3431,20 @@
       <w:r>
         <w:drawing>
           <wp:inline>
-            <wp:extent cx="5759999" cy="2470728"/>
+            <wp:extent cx="5759999" cy="3284869"/>
             <wp:effectExtent b="0" l="0" r="0" t="0"/>
-            <wp:docPr descr="From a bad requirement to a good one" title="" id="42" name="Picture"/>
+            <wp:docPr descr="From a bad requirement to a good one" title="" id="33" name="Picture"/>
             <a:graphic>
               <a:graphicData uri="http://schemas.openxmlformats.org/drawingml/2006/picture">
                 <pic:pic>
                   <pic:nvPicPr>
-                    <pic:cNvPr descr="h13-04-kotu-iyi.png" id="43" name="Picture"/>
+                    <pic:cNvPr descr="h13-04-kotu-iyi.png" id="34" name="Picture"/>
                     <pic:cNvPicPr>
                       <a:picLocks noChangeArrowheads="1" noChangeAspect="1"/>
                     </pic:cNvPicPr>
                   </pic:nvPicPr>
                   <pic:blipFill>
-                    <a:blip r:embed="rId41"/>
+                    <a:blip r:embed="rId32"/>
                     <a:stretch>
                       <a:fillRect/>
                     </a:stretch>
@@ -4346,7 +3452,7 @@
                   <pic:spPr bwMode="auto">
                     <a:xfrm>
                       <a:off x="0" y="0"/>
-                      <a:ext cx="5759999" cy="2470728"/>
+                      <a:ext cx="5759999" cy="3284869"/>
                     </a:xfrm>
                     <a:prstGeom prst="rect">
                       <a:avLst/>
@@ -4372,20 +3478,20 @@
       <w:r>
         <w:drawing>
           <wp:inline>
-            <wp:extent cx="5759999" cy="2687780"/>
+            <wp:extent cx="5759999" cy="4036009"/>
             <wp:effectExtent b="0" l="0" r="0" t="0"/>
-            <wp:docPr descr="The criteria of a good requirement" title="" id="45" name="Picture"/>
+            <wp:docPr descr="The criteria of a good requirement" title="" id="36" name="Picture"/>
             <a:graphic>
               <a:graphicData uri="http://schemas.openxmlformats.org/drawingml/2006/picture">
                 <pic:pic>
                   <pic:nvPicPr>
-                    <pic:cNvPr descr="h13-03-iyi-gereksinim.png" id="46" name="Picture"/>
+                    <pic:cNvPr descr="h13-03-iyi-gereksinim.png" id="37" name="Picture"/>
                     <pic:cNvPicPr>
                       <a:picLocks noChangeArrowheads="1" noChangeAspect="1"/>
                     </pic:cNvPicPr>
                   </pic:nvPicPr>
                   <pic:blipFill>
-                    <a:blip r:embed="rId44"/>
+                    <a:blip r:embed="rId35"/>
                     <a:stretch>
                       <a:fillRect/>
                     </a:stretch>
@@ -4393,7 +3499,7 @@
                   <pic:spPr bwMode="auto">
                     <a:xfrm>
                       <a:off x="0" y="0"/>
-                      <a:ext cx="5759999" cy="2687780"/>
+                      <a:ext cx="5759999" cy="4036009"/>
                     </a:xfrm>
                     <a:prstGeom prst="rect">
                       <a:avLst/>
@@ -4429,7 +3535,7 @@
         <w:pStyle w:val="Compact"/>
         <w:numPr>
           <w:ilvl w:val="0"/>
-          <w:numId w:val="1018"/>
+          <w:numId w:val="1005"/>
         </w:numPr>
       </w:pPr>
       <w:r>
@@ -4492,7 +3598,7 @@
         <w:pStyle w:val="Compact"/>
         <w:numPr>
           <w:ilvl w:val="0"/>
-          <w:numId w:val="1018"/>
+          <w:numId w:val="1005"/>
         </w:numPr>
       </w:pPr>
       <w:r>
@@ -4543,7 +3649,7 @@
         <w:pStyle w:val="Compact"/>
         <w:numPr>
           <w:ilvl w:val="0"/>
-          <w:numId w:val="1018"/>
+          <w:numId w:val="1005"/>
         </w:numPr>
       </w:pPr>
       <w:r>
@@ -4618,7 +3724,18 @@
         <w:t xml:space="preserve"> </w:t>
       </w:r>
       <w:r>
-        <w:t xml:space="preserve">here (Week 12’s process).</w:t>
+        <w:t xml:space="preserve">here (</w:t>
+      </w:r>
+      <w:hyperlink r:id="rId21">
+        <w:r>
+          <w:rPr>
+            <w:rStyle w:val="Hyperlink"/>
+          </w:rPr>
+          <w:t xml:space="preserve">Week 12</w:t>
+        </w:r>
+      </w:hyperlink>
+      <w:r>
+        <w:t xml:space="preserve">’s process).</w:t>
       </w:r>
     </w:p>
     <w:p>
@@ -4626,7 +3743,7 @@
         <w:pStyle w:val="Compact"/>
         <w:numPr>
           <w:ilvl w:val="0"/>
-          <w:numId w:val="1018"/>
+          <w:numId w:val="1005"/>
         </w:numPr>
       </w:pPr>
       <w:r>
@@ -4746,7 +3863,21 @@
         <w:t xml:space="preserve">evidence is invalid.</w:t>
       </w:r>
     </w:p>
-    <w:bookmarkStart w:id="47" w:name="three-types-of-requirement-1"/>
+    <w:p>
+      <w:pPr>
+        <w:pStyle w:val="FirstParagraph"/>
+      </w:pPr>
+      <w:r>
+        <w:t xml:space="preserve">Before writing a requirement, you first need to be clear about which type you mean; requirements split into three</w:t>
+      </w:r>
+      <w:r>
+        <w:t xml:space="preserve"> </w:t>
+      </w:r>
+      <w:r>
+        <w:t xml:space="preserve">main types:</w:t>
+      </w:r>
+    </w:p>
+    <w:bookmarkStart w:id="38" w:name="three-types-of-requirement"/>
     <w:p>
       <w:pPr>
         <w:pStyle w:val="Heading3"/>
@@ -4923,8 +4054,8 @@
         </w:tc>
       </w:tr>
     </w:tbl>
-    <w:bookmarkEnd w:id="47"/>
-    <w:bookmarkStart w:id="48" w:name="bad-and-good-requirements"/>
+    <w:bookmarkEnd w:id="38"/>
+    <w:bookmarkStart w:id="39" w:name="bad-and-good-requirements"/>
     <w:p>
       <w:pPr>
         <w:pStyle w:val="Heading3"/>
@@ -5340,8 +4471,8 @@
         <w:t xml:space="preserve">requirement you don’t meet, without writing a rationale, is a gap in the evaluator’s eyes.</w:t>
       </w:r>
     </w:p>
-    <w:bookmarkEnd w:id="48"/>
-    <w:bookmarkStart w:id="49" w:name="Xd37254caceab02a9b16476e47399fb6e04167cd"/>
+    <w:bookmarkEnd w:id="39"/>
+    <w:bookmarkStart w:id="42" w:name="Xd37254caceab02a9b16476e47399fb6e04167cd"/>
     <w:p>
       <w:pPr>
         <w:pStyle w:val="Heading3"/>
@@ -5498,7 +4629,24 @@
           <w:b/>
           <w:bCs/>
         </w:rPr>
-        <w:t xml:space="preserve">Step 2 — Link it to the asset table (Week 1).</w:t>
+        <w:t xml:space="preserve">Step 2 — Link it to the asset table (</w:t>
+      </w:r>
+      <w:hyperlink r:id="rId20">
+        <w:r>
+          <w:rPr>
+            <w:rStyle w:val="Hyperlink"/>
+            <w:b/>
+            <w:bCs/>
+          </w:rPr>
+          <w:t xml:space="preserve">Week 1</w:t>
+        </w:r>
+      </w:hyperlink>
+      <w:r>
+        <w:rPr>
+          <w:b/>
+          <w:bCs/>
+        </w:rPr>
+        <w:t xml:space="preserve">).</w:t>
       </w:r>
       <w:r>
         <w:t xml:space="preserve"> </w:t>
@@ -5724,7 +4872,31 @@
           <w:b/>
           <w:bCs/>
         </w:rPr>
-        <w:t xml:space="preserve">Step 4 — Add a measurable technical criterion (linking to Week 9’s protection rules).</w:t>
+        <w:t xml:space="preserve">Step 4 — Add a measurable technical criterion (linking to</w:t>
+      </w:r>
+      <w:r>
+        <w:rPr>
+          <w:b/>
+          <w:bCs/>
+        </w:rPr>
+        <w:t xml:space="preserve"> </w:t>
+      </w:r>
+      <w:hyperlink r:id="rId40">
+        <w:r>
+          <w:rPr>
+            <w:rStyle w:val="Hyperlink"/>
+            <w:b/>
+            <w:bCs/>
+          </w:rPr>
+          <w:t xml:space="preserve">Week 9</w:t>
+        </w:r>
+      </w:hyperlink>
+      <w:r>
+        <w:rPr>
+          <w:b/>
+          <w:bCs/>
+        </w:rPr>
+        <w:t xml:space="preserve">’s protection rules).</w:t>
       </w:r>
       <w:r>
         <w:t xml:space="preserve"> </w:t>
@@ -5736,7 +4908,21 @@
         <w:t xml:space="preserve"> </w:t>
       </w:r>
       <w:r>
-        <w:t xml:space="preserve">9: if you want confidentiality and integrity at the same time, the right tool class is AEAD (see Week 3). This</w:t>
+        <w:t xml:space="preserve">9: if you want confidentiality and integrity at the same time, the right tool class is AEAD (see</w:t>
+      </w:r>
+      <w:r>
+        <w:t xml:space="preserve"> </w:t>
+      </w:r>
+      <w:hyperlink r:id="rId41">
+        <w:r>
+          <w:rPr>
+            <w:rStyle w:val="Hyperlink"/>
+          </w:rPr>
+          <w:t xml:space="preserve">Week 3</w:t>
+        </w:r>
+      </w:hyperlink>
+      <w:r>
+        <w:t xml:space="preserve">). This</w:t>
       </w:r>
       <w:r>
         <w:t xml:space="preserve"> </w:t>
@@ -6102,8 +5288,8 @@
         <w:t xml:space="preserve">the requirement remains open to debate and the evaluator sends it back.</w:t>
       </w:r>
     </w:p>
-    <w:bookmarkEnd w:id="49"/>
-    <w:bookmarkStart w:id="50" w:name="X07b1597b3ef981b8be75713dbc65c4a9575bd00"/>
+    <w:bookmarkEnd w:id="42"/>
+    <w:bookmarkStart w:id="43" w:name="X07b1597b3ef981b8be75713dbc65c4a9575bd00"/>
     <w:p>
       <w:pPr>
         <w:pStyle w:val="Heading3"/>
@@ -6825,8 +6011,8 @@
         <w:t xml:space="preserve">If even one of the three questions can’t be answered clearly, the requirement must be rewritten.</w:t>
       </w:r>
     </w:p>
-    <w:bookmarkEnd w:id="50"/>
-    <w:bookmarkStart w:id="51" w:name="X63fb3e3ce8fbbd2d30e0c80368680bedc6ea3ce"/>
+    <w:bookmarkEnd w:id="43"/>
+    <w:bookmarkStart w:id="44" w:name="X63fb3e3ce8fbbd2d30e0c80368680bedc6ea3ce"/>
     <w:p>
       <w:pPr>
         <w:pStyle w:val="Heading3"/>
@@ -7102,8 +6288,8 @@
         <w:t xml:space="preserve">treats it as a serious gap.</w:t>
       </w:r>
     </w:p>
-    <w:bookmarkEnd w:id="51"/>
-    <w:bookmarkStart w:id="52" w:name="X6ac5efe8320179d430cfd100c1858d050386339"/>
+    <w:bookmarkEnd w:id="44"/>
+    <w:bookmarkStart w:id="45" w:name="X6ac5efe8320179d430cfd100c1858d050386339"/>
     <w:p>
       <w:pPr>
         <w:pStyle w:val="Heading3"/>
@@ -7133,7 +6319,7 @@
         <w:pStyle w:val="Compact"/>
         <w:numPr>
           <w:ilvl w:val="0"/>
-          <w:numId w:val="1019"/>
+          <w:numId w:val="1006"/>
         </w:numPr>
       </w:pPr>
       <w:r>
@@ -7145,7 +6331,7 @@
         <w:pStyle w:val="Compact"/>
         <w:numPr>
           <w:ilvl w:val="0"/>
-          <w:numId w:val="1019"/>
+          <w:numId w:val="1006"/>
         </w:numPr>
       </w:pPr>
       <w:r>
@@ -7157,7 +6343,7 @@
         <w:pStyle w:val="Compact"/>
         <w:numPr>
           <w:ilvl w:val="0"/>
-          <w:numId w:val="1019"/>
+          <w:numId w:val="1006"/>
         </w:numPr>
       </w:pPr>
       <w:r>
@@ -7202,8 +6388,8 @@
         <w:t xml:space="preserve">request has at least one approval record — it can even be audited automatically.</w:t>
       </w:r>
     </w:p>
-    <w:bookmarkEnd w:id="52"/>
-    <w:bookmarkStart w:id="53" w:name="X081491507a1db6251df566c425cd39c71b3fd55"/>
+    <w:bookmarkEnd w:id="45"/>
+    <w:bookmarkStart w:id="46" w:name="X081491507a1db6251df566c425cd39c71b3fd55"/>
     <w:p>
       <w:pPr>
         <w:pStyle w:val="Heading3"/>
@@ -7270,9 +6456,9 @@
         </w:pict>
       </w:r>
     </w:p>
-    <w:bookmarkEnd w:id="53"/>
-    <w:bookmarkEnd w:id="54"/>
-    <w:bookmarkStart w:id="65" w:name="Xd995e2c85ce3c80fdca3684dc364528ed9ccdcd"/>
+    <w:bookmarkEnd w:id="46"/>
+    <w:bookmarkEnd w:id="47"/>
+    <w:bookmarkStart w:id="59" w:name="Xd995e2c85ce3c80fdca3684dc364528ed9ccdcd"/>
     <w:p>
       <w:pPr>
         <w:pStyle w:val="Heading2"/>
@@ -7299,13 +6485,50 @@
         <w:t xml:space="preserve">together with its evidence</w:t>
       </w:r>
       <w:r>
-        <w:t xml:space="preserve">. In certification, the following chain is</w:t>
-      </w:r>
-      <w:r>
-        <w:t xml:space="preserve"> </w:t>
-      </w:r>
-      <w:r>
-        <w:t xml:space="preserve">built for every requirement:</w:t>
+        <w:t xml:space="preserve">. This discipline is called</w:t>
+      </w:r>
+      <w:r>
+        <w:t xml:space="preserve"> </w:t>
+      </w:r>
+      <w:r>
+        <w:rPr>
+          <w:b/>
+          <w:bCs/>
+        </w:rPr>
+        <w:t xml:space="preserve">traceability</w:t>
+      </w:r>
+      <w:r>
+        <w:t xml:space="preserve">:</w:t>
+      </w:r>
+      <w:r>
+        <w:t xml:space="preserve"> </w:t>
+      </w:r>
+      <w:r>
+        <w:t xml:space="preserve">linking each requirement to a control, a test, and evidence; it means being able to answer</w:t>
+      </w:r>
+      <w:r>
+        <w:t xml:space="preserve"> </w:t>
+      </w:r>
+      <w:r>
+        <w:t xml:space="preserve">“where was this</w:t>
+      </w:r>
+      <w:r>
+        <w:t xml:space="preserve"> </w:t>
+      </w:r>
+      <w:r>
+        <w:t xml:space="preserve">requirement met, how was it verified?”</w:t>
+      </w:r>
+      <w:r>
+        <w:t xml:space="preserve"> </w:t>
+      </w:r>
+      <w:r>
+        <w:t xml:space="preserve">at all times. In certification, the following chain is built for every</w:t>
+      </w:r>
+      <w:r>
+        <w:t xml:space="preserve"> </w:t>
+      </w:r>
+      <w:r>
+        <w:t xml:space="preserve">requirement:</w:t>
       </w:r>
     </w:p>
     <w:p>
@@ -7315,20 +6538,20 @@
       <w:r>
         <w:drawing>
           <wp:inline>
-            <wp:extent cx="5759999" cy="2377094"/>
+            <wp:extent cx="5759999" cy="4073707"/>
             <wp:effectExtent b="0" l="0" r="0" t="0"/>
-            <wp:docPr descr="The traceability chain from requirement to evidence" title="" id="56" name="Picture"/>
+            <wp:docPr descr="The traceability chain from requirement to evidence" title="" id="49" name="Picture"/>
             <a:graphic>
               <a:graphicData uri="http://schemas.openxmlformats.org/drawingml/2006/picture">
                 <pic:pic>
                   <pic:nvPicPr>
-                    <pic:cNvPr descr="h13-01-izlenebilirlik.png" id="57" name="Picture"/>
+                    <pic:cNvPr descr="h13-01-izlenebilirlik.png" id="50" name="Picture"/>
                     <pic:cNvPicPr>
                       <a:picLocks noChangeArrowheads="1" noChangeAspect="1"/>
                     </pic:cNvPicPr>
                   </pic:nvPicPr>
                   <pic:blipFill>
-                    <a:blip r:embed="rId55"/>
+                    <a:blip r:embed="rId48"/>
                     <a:stretch>
                       <a:fillRect/>
                     </a:stretch>
@@ -7336,7 +6559,7 @@
                   <pic:spPr bwMode="auto">
                     <a:xfrm>
                       <a:off x="0" y="0"/>
-                      <a:ext cx="5759999" cy="2377094"/>
+                      <a:ext cx="5759999" cy="4073707"/>
                     </a:xfrm>
                     <a:prstGeom prst="rect">
                       <a:avLst/>
@@ -7815,7 +7038,7 @@
         <w:t xml:space="preserve">evaluator reads the forward direction first: a row claimed to be met but with no evidence is the first finding.</w:t>
       </w:r>
     </w:p>
-    <w:bookmarkStart w:id="58" w:name="X0c5db008040aba2e62269e58f2644cc545d718b"/>
+    <w:bookmarkStart w:id="52" w:name="X0c5db008040aba2e62269e58f2644cc545d718b"/>
     <w:p>
       <w:pPr>
         <w:pStyle w:val="Heading3"/>
@@ -7841,7 +7064,31 @@
           <w:b/>
           <w:bCs/>
         </w:rPr>
-        <w:t xml:space="preserve">1. Asset (from Week 1’s asset table).</w:t>
+        <w:t xml:space="preserve">1. Asset (from</w:t>
+      </w:r>
+      <w:r>
+        <w:rPr>
+          <w:b/>
+          <w:bCs/>
+        </w:rPr>
+        <w:t xml:space="preserve"> </w:t>
+      </w:r>
+      <w:hyperlink r:id="rId20">
+        <w:r>
+          <w:rPr>
+            <w:rStyle w:val="Hyperlink"/>
+            <w:b/>
+            <w:bCs/>
+          </w:rPr>
+          <w:t xml:space="preserve">Week 1</w:t>
+        </w:r>
+      </w:hyperlink>
+      <w:r>
+        <w:rPr>
+          <w:b/>
+          <w:bCs/>
+        </w:rPr>
+        <w:t xml:space="preserve">’s asset table).</w:t>
       </w:r>
     </w:p>
     <w:tbl>
@@ -8146,7 +7393,21 @@
         <w:t xml:space="preserve"> </w:t>
       </w:r>
       <w:r>
-        <w:t xml:space="preserve">are validated (see Week 10). No request is sent before the channel is established.”</w:t>
+        <w:t xml:space="preserve">are validated (see</w:t>
+      </w:r>
+      <w:r>
+        <w:t xml:space="preserve"> </w:t>
+      </w:r>
+      <w:hyperlink r:id="rId51">
+        <w:r>
+          <w:rPr>
+            <w:rStyle w:val="Hyperlink"/>
+          </w:rPr>
+          <w:t xml:space="preserve">Week 10</w:t>
+        </w:r>
+      </w:hyperlink>
+      <w:r>
+        <w:t xml:space="preserve">). No request is sent before the channel is established.”</w:t>
       </w:r>
     </w:p>
     <w:p>
@@ -8481,7 +7742,7 @@
         <w:pStyle w:val="Compact"/>
         <w:numPr>
           <w:ilvl w:val="0"/>
-          <w:numId w:val="1020"/>
+          <w:numId w:val="1007"/>
         </w:numPr>
       </w:pPr>
       <w:r>
@@ -8499,7 +7760,7 @@
         <w:pStyle w:val="Compact"/>
         <w:numPr>
           <w:ilvl w:val="0"/>
-          <w:numId w:val="1020"/>
+          <w:numId w:val="1007"/>
         </w:numPr>
       </w:pPr>
       <w:r>
@@ -8523,7 +7784,7 @@
         <w:pStyle w:val="Compact"/>
         <w:numPr>
           <w:ilvl w:val="0"/>
-          <w:numId w:val="1020"/>
+          <w:numId w:val="1007"/>
         </w:numPr>
       </w:pPr>
       <w:r>
@@ -8547,7 +7808,7 @@
         <w:pStyle w:val="Compact"/>
         <w:numPr>
           <w:ilvl w:val="0"/>
-          <w:numId w:val="1020"/>
+          <w:numId w:val="1007"/>
         </w:numPr>
       </w:pPr>
       <w:r>
@@ -8565,15 +7826,107 @@
         <w:pStyle w:val="Compact"/>
         <w:numPr>
           <w:ilvl w:val="0"/>
-          <w:numId w:val="1020"/>
+          <w:numId w:val="1007"/>
         </w:numPr>
       </w:pPr>
       <w:r>
         <w:t xml:space="preserve">If there were no evidence → the row would be the evaluator’s first finding (see the rule below).</w:t>
       </w:r>
     </w:p>
-    <w:bookmarkEnd w:id="58"/>
-    <w:bookmarkStart w:id="59" w:name="X83e081560f373cb046aafc42eaf60090ccf743f"/>
+    <w:p>
+      <w:pPr>
+        <w:pStyle w:val="FirstParagraph"/>
+      </w:pPr>
+      <w:r>
+        <w:t xml:space="preserve">Let’s also see the</w:t>
+      </w:r>
+      <w:r>
+        <w:t xml:space="preserve"> </w:t>
+      </w:r>
+      <w:r>
+        <w:t xml:space="preserve">“deferred”</w:t>
+      </w:r>
+      <w:r>
+        <w:t xml:space="preserve"> </w:t>
+      </w:r>
+      <w:r>
+        <w:t xml:space="preserve">status with the same requirement: if the product were a library and the host</w:t>
+      </w:r>
+      <w:r>
+        <w:t xml:space="preserve"> </w:t>
+      </w:r>
+      <w:r>
+        <w:t xml:space="preserve">application opened the TLS connection,</w:t>
+      </w:r>
+      <w:r>
+        <w:t xml:space="preserve"> </w:t>
+      </w:r>
+      <w:r>
+        <w:rPr>
+          <w:rStyle w:val="VerbatimChar"/>
+        </w:rPr>
+        <w:t xml:space="preserve">CEN429-DT-01</w:t>
+      </w:r>
+      <w:r>
+        <w:t xml:space="preserve"> </w:t>
+      </w:r>
+      <w:r>
+        <w:t xml:space="preserve">would be</w:t>
+      </w:r>
+      <w:r>
+        <w:t xml:space="preserve"> </w:t>
+      </w:r>
+      <w:r>
+        <w:rPr>
+          <w:b/>
+          <w:bCs/>
+        </w:rPr>
+        <w:t xml:space="preserve">deferred</w:t>
+      </w:r>
+      <w:r>
+        <w:t xml:space="preserve"> </w:t>
+      </w:r>
+      <w:r>
+        <w:t xml:space="preserve">to the host application, and S14</w:t>
+      </w:r>
+      <w:r>
+        <w:t xml:space="preserve"> </w:t>
+      </w:r>
+      <w:r>
+        <w:t xml:space="preserve">would say</w:t>
+      </w:r>
+      <w:r>
+        <w:t xml:space="preserve"> </w:t>
+      </w:r>
+      <w:r>
+        <w:t xml:space="preserve">“to whom: the host application; why: the library opens no network connection; how: the host application</w:t>
+      </w:r>
+      <w:r>
+        <w:t xml:space="preserve"> </w:t>
+      </w:r>
+      <w:r>
+        <w:t xml:space="preserve">must connect with TLS 1.2+ and certificate validation”</w:t>
+      </w:r>
+      <w:r>
+        <w:t xml:space="preserve">. The rules for deferring are in</w:t>
+      </w:r>
+      <w:r>
+        <w:t xml:space="preserve"> </w:t>
+      </w:r>
+      <w:hyperlink w:anchor="X059378162278da0e994af7520018cec62719d82">
+        <w:r>
+          <w:rPr>
+            <w:rStyle w:val="Hyperlink"/>
+          </w:rPr>
+          <w:t xml:space="preserve">§3</w:t>
+        </w:r>
+      </w:hyperlink>
+      <w:r>
+        <w:t xml:space="preserve">.</w:t>
+      </w:r>
+    </w:p>
+    <w:bookmarkEnd w:id="52"/>
+    <w:bookmarkStart w:id="53" w:name="X83e081560f373cb046aafc42eaf60090ccf743f"/>
     <w:p>
       <w:pPr>
         <w:pStyle w:val="Heading3"/>
@@ -8916,8 +8269,8 @@
         <w:t xml:space="preserve">of evidence; a compliance matrix demands evidence, not a promise.</w:t>
       </w:r>
     </w:p>
-    <w:bookmarkEnd w:id="59"/>
-    <w:bookmarkStart w:id="60" w:name="Xc5d78e76e1b2b7f9c331343c05e2526e35179da"/>
+    <w:bookmarkEnd w:id="53"/>
+    <w:bookmarkStart w:id="54" w:name="Xc5d78e76e1b2b7f9c331343c05e2526e35179da"/>
     <w:p>
       <w:pPr>
         <w:pStyle w:val="Heading3"/>
@@ -8931,7 +8284,18 @@
         <w:pStyle w:val="FirstParagraph"/>
       </w:pPr>
       <w:r>
-        <w:t xml:space="preserve">The assessment process you saw last week (Week 12) is, in fact, the way this matrix is</w:t>
+        <w:t xml:space="preserve">The assessment process you saw last week (</w:t>
+      </w:r>
+      <w:hyperlink r:id="rId21">
+        <w:r>
+          <w:rPr>
+            <w:rStyle w:val="Hyperlink"/>
+          </w:rPr>
+          <w:t xml:space="preserve">Week 12</w:t>
+        </w:r>
+      </w:hyperlink>
+      <w:r>
+        <w:t xml:space="preserve">) is, in fact, the way this matrix is</w:t>
       </w:r>
       <w:r>
         <w:t xml:space="preserve"> </w:t>
@@ -9020,8 +8384,8 @@
         <w:t xml:space="preserve">, lengthening the process.</w:t>
       </w:r>
     </w:p>
-    <w:bookmarkEnd w:id="60"/>
-    <w:bookmarkStart w:id="61" w:name="Xe619e4341779bd0362e1676e4020c4c57e166ad"/>
+    <w:bookmarkEnd w:id="54"/>
+    <w:bookmarkStart w:id="55" w:name="Xe619e4341779bd0362e1676e4020c4c57e166ad"/>
     <w:p>
       <w:pPr>
         <w:pStyle w:val="Heading3"/>
@@ -9529,8 +8893,8 @@
         <w:t xml:space="preserve">gives the impression that the risk was forgotten.</w:t>
       </w:r>
     </w:p>
-    <w:bookmarkEnd w:id="61"/>
-    <w:bookmarkStart w:id="62" w:name="why-matrix-not-list"/>
+    <w:bookmarkEnd w:id="55"/>
+    <w:bookmarkStart w:id="56" w:name="why-matrix-not-list"/>
     <w:p>
       <w:pPr>
         <w:pStyle w:val="Heading3"/>
@@ -9642,8 +9006,8 @@
         <w:t xml:space="preserve">dimension — a list can’t show this, a matrix can.</w:t>
       </w:r>
     </w:p>
-    <w:bookmarkEnd w:id="62"/>
-    <w:bookmarkStart w:id="63" w:name="X5e13dff39b614e21d91bfae32112ae46359dd90"/>
+    <w:bookmarkEnd w:id="56"/>
+    <w:bookmarkStart w:id="57" w:name="X5e13dff39b614e21d91bfae32112ae46359dd90"/>
     <w:p>
       <w:pPr>
         <w:pStyle w:val="Heading3"/>
@@ -9671,7 +9035,7 @@
         <w:pStyle w:val="Compact"/>
         <w:numPr>
           <w:ilvl w:val="0"/>
-          <w:numId w:val="1021"/>
+          <w:numId w:val="1008"/>
         </w:numPr>
       </w:pPr>
       <w:r>
@@ -9721,7 +9085,7 @@
         <w:pStyle w:val="Compact"/>
         <w:numPr>
           <w:ilvl w:val="0"/>
-          <w:numId w:val="1021"/>
+          <w:numId w:val="1008"/>
         </w:numPr>
       </w:pPr>
       <w:r>
@@ -9779,7 +9143,7 @@
         <w:pStyle w:val="Compact"/>
         <w:numPr>
           <w:ilvl w:val="0"/>
-          <w:numId w:val="1021"/>
+          <w:numId w:val="1008"/>
         </w:numPr>
       </w:pPr>
       <w:r>
@@ -9807,7 +9171,7 @@
         <w:pStyle w:val="Compact"/>
         <w:numPr>
           <w:ilvl w:val="0"/>
-          <w:numId w:val="1021"/>
+          <w:numId w:val="1008"/>
         </w:numPr>
       </w:pPr>
       <w:r>
@@ -9857,7 +9221,7 @@
         <w:pStyle w:val="Compact"/>
         <w:numPr>
           <w:ilvl w:val="0"/>
-          <w:numId w:val="1021"/>
+          <w:numId w:val="1008"/>
         </w:numPr>
       </w:pPr>
       <w:r>
@@ -9915,8 +9279,8 @@
         <w:t xml:space="preserve">four are, for now, found manually, by reading like an evaluator.</w:t>
       </w:r>
     </w:p>
-    <w:bookmarkEnd w:id="63"/>
-    <w:bookmarkStart w:id="64" w:name="X565f19f2b7e0a47110e0cf5bc5b272dfccb1bc5"/>
+    <w:bookmarkEnd w:id="57"/>
+    <w:bookmarkStart w:id="58" w:name="X565f19f2b7e0a47110e0cf5bc5b272dfccb1bc5"/>
     <w:p>
       <w:pPr>
         <w:pStyle w:val="Heading3"/>
@@ -10167,9 +9531,9 @@
         </w:pict>
       </w:r>
     </w:p>
-    <w:bookmarkEnd w:id="64"/>
-    <w:bookmarkEnd w:id="65"/>
-    <w:bookmarkStart w:id="80" w:name="X0ef49181088ca1f14022b9ef617f1e5d11a429b"/>
+    <w:bookmarkEnd w:id="58"/>
+    <w:bookmarkEnd w:id="59"/>
+    <w:bookmarkStart w:id="75" w:name="X0ef49181088ca1f14022b9ef617f1e5d11a429b"/>
     <w:p>
       <w:pPr>
         <w:pStyle w:val="Heading2"/>
@@ -10178,7 +9542,7 @@
         <w:t xml:space="preserve">3. The requirement-block pattern and deferred requirements</w:t>
       </w:r>
     </w:p>
-    <w:bookmarkStart w:id="72" w:name="the-requirement-block-in-the-guide"/>
+    <w:bookmarkStart w:id="66" w:name="the-requirement-block-in-the-guide"/>
     <w:p>
       <w:pPr>
         <w:pStyle w:val="Heading3"/>
@@ -10194,20 +9558,20 @@
       <w:r>
         <w:drawing>
           <wp:inline>
-            <wp:extent cx="5759999" cy="2748610"/>
+            <wp:extent cx="5759999" cy="1864329"/>
             <wp:effectExtent b="0" l="0" r="0" t="0"/>
-            <wp:docPr descr="The three questions to answer when deferring" title="" id="67" name="Picture"/>
+            <wp:docPr descr="The three questions to answer when deferring" title="" id="61" name="Picture"/>
             <a:graphic>
               <a:graphicData uri="http://schemas.openxmlformats.org/drawingml/2006/picture">
                 <pic:pic>
                   <pic:nvPicPr>
-                    <pic:cNvPr descr="h13-06-devretme.png" id="68" name="Picture"/>
+                    <pic:cNvPr descr="h13-06-devretme.png" id="62" name="Picture"/>
                     <pic:cNvPicPr>
                       <a:picLocks noChangeArrowheads="1" noChangeAspect="1"/>
                     </pic:cNvPicPr>
                   </pic:nvPicPr>
                   <pic:blipFill>
-                    <a:blip r:embed="rId66"/>
+                    <a:blip r:embed="rId60"/>
                     <a:stretch>
                       <a:fillRect/>
                     </a:stretch>
@@ -10215,7 +9579,7 @@
                   <pic:spPr bwMode="auto">
                     <a:xfrm>
                       <a:off x="0" y="0"/>
-                      <a:ext cx="5759999" cy="2748610"/>
+                      <a:ext cx="5759999" cy="1864329"/>
                     </a:xfrm>
                     <a:prstGeom prst="rect">
                       <a:avLst/>
@@ -10241,20 +9605,20 @@
       <w:r>
         <w:drawing>
           <wp:inline>
-            <wp:extent cx="5759999" cy="2888214"/>
+            <wp:extent cx="5759999" cy="4346925"/>
             <wp:effectExtent b="0" l="0" r="0" t="0"/>
-            <wp:docPr descr="The fields of a requirement block" title="" id="70" name="Picture"/>
+            <wp:docPr descr="The fields of a requirement block" title="" id="64" name="Picture"/>
             <a:graphic>
               <a:graphicData uri="http://schemas.openxmlformats.org/drawingml/2006/picture">
                 <pic:pic>
                   <pic:nvPicPr>
-                    <pic:cNvPr descr="h13-05-gereksinim-blogu.png" id="71" name="Picture"/>
+                    <pic:cNvPr descr="h13-05-gereksinim-blogu.png" id="65" name="Picture"/>
                     <pic:cNvPicPr>
                       <a:picLocks noChangeArrowheads="1" noChangeAspect="1"/>
                     </pic:cNvPicPr>
                   </pic:nvPicPr>
                   <pic:blipFill>
-                    <a:blip r:embed="rId69"/>
+                    <a:blip r:embed="rId63"/>
                     <a:stretch>
                       <a:fillRect/>
                     </a:stretch>
@@ -10262,7 +9626,7 @@
                   <pic:spPr bwMode="auto">
                     <a:xfrm>
                       <a:off x="0" y="0"/>
-                      <a:ext cx="5759999" cy="2888214"/>
+                      <a:ext cx="5759999" cy="4346925"/>
                     </a:xfrm>
                     <a:prstGeom prst="rect">
                       <a:avLst/>
@@ -10415,8 +9779,8 @@
         <w:t xml:space="preserve">the evaluator can go from requirement to evidence in a single glance.</w:t>
       </w:r>
     </w:p>
-    <w:bookmarkEnd w:id="72"/>
-    <w:bookmarkStart w:id="73" w:name="X1f1da99b95abb816d97f98f51a3de298a33d6b4"/>
+    <w:bookmarkEnd w:id="66"/>
+    <w:bookmarkStart w:id="67" w:name="X1f1da99b95abb816d97f98f51a3de298a33d6b4"/>
     <w:p>
       <w:pPr>
         <w:pStyle w:val="Heading3"/>
@@ -10871,8 +10235,8 @@
         <w:t xml:space="preserve">discussing their pros and cons, and choosing one with a rationale; that discussion is written into the guide.</w:t>
       </w:r>
     </w:p>
-    <w:bookmarkEnd w:id="73"/>
-    <w:bookmarkStart w:id="74" w:name="Xcdd97c54af252ea2b14757f3977402a9dfa6d58"/>
+    <w:bookmarkEnd w:id="67"/>
+    <w:bookmarkStart w:id="68" w:name="Xcdd97c54af252ea2b14757f3977402a9dfa6d58"/>
     <w:p>
       <w:pPr>
         <w:pStyle w:val="Heading3"/>
@@ -10941,8 +10305,8 @@
         <w:t xml:space="preserve">in advance.</w:t>
       </w:r>
     </w:p>
-    <w:bookmarkEnd w:id="74"/>
-    <w:bookmarkStart w:id="75" w:name="X1dfc31d98233a18d7270a81fd4de04f5220de63"/>
+    <w:bookmarkEnd w:id="68"/>
+    <w:bookmarkStart w:id="69" w:name="X1dfc31d98233a18d7270a81fd4de04f5220de63"/>
     <w:p>
       <w:pPr>
         <w:pStyle w:val="Heading3"/>
@@ -11392,8 +10756,8 @@
         <w:t xml:space="preserve">boundary of responsibility lies.</w:t>
       </w:r>
     </w:p>
-    <w:bookmarkEnd w:id="75"/>
-    <w:bookmarkStart w:id="76" w:name="X5a734deabe63bba308025c0ae98e45311bdbaf1"/>
+    <w:bookmarkEnd w:id="69"/>
+    <w:bookmarkStart w:id="71" w:name="X5a734deabe63bba308025c0ae98e45311bdbaf1"/>
     <w:p>
       <w:pPr>
         <w:pStyle w:val="Heading3"/>
@@ -11415,7 +10779,7 @@
         <w:pStyle w:val="Compact"/>
         <w:numPr>
           <w:ilvl w:val="0"/>
-          <w:numId w:val="1022"/>
+          <w:numId w:val="1009"/>
         </w:numPr>
       </w:pPr>
       <w:r>
@@ -11447,7 +10811,18 @@
         <w:t xml:space="preserve"> </w:t>
       </w:r>
       <w:r>
-        <w:t xml:space="preserve">usually not written down, but it is a foundation every project rests on (Week 6, supply-chain security).</w:t>
+        <w:t xml:space="preserve">usually not written down, but it is a foundation every project rests on (</w:t>
+      </w:r>
+      <w:hyperlink r:id="rId70">
+        <w:r>
+          <w:rPr>
+            <w:rStyle w:val="Hyperlink"/>
+          </w:rPr>
+          <w:t xml:space="preserve">Week 6</w:t>
+        </w:r>
+      </w:hyperlink>
+      <w:r>
+        <w:t xml:space="preserve">, supply-chain security).</w:t>
       </w:r>
     </w:p>
     <w:p>
@@ -11455,7 +10830,7 @@
         <w:pStyle w:val="Compact"/>
         <w:numPr>
           <w:ilvl w:val="0"/>
-          <w:numId w:val="1022"/>
+          <w:numId w:val="1009"/>
         </w:numPr>
       </w:pPr>
       <w:r>
@@ -11483,7 +10858,7 @@
         <w:pStyle w:val="Compact"/>
         <w:numPr>
           <w:ilvl w:val="0"/>
-          <w:numId w:val="1022"/>
+          <w:numId w:val="1009"/>
         </w:numPr>
       </w:pPr>
       <w:r>
@@ -11681,8 +11056,8 @@
         <w:t xml:space="preserve">) but no reference behind them, rewrite that sentence.</w:t>
       </w:r>
     </w:p>
-    <w:bookmarkEnd w:id="76"/>
-    <w:bookmarkStart w:id="77" w:name="X77454486b4c44e451294fc60020b676d304c68c"/>
+    <w:bookmarkEnd w:id="71"/>
+    <w:bookmarkStart w:id="72" w:name="X77454486b4c44e451294fc60020b676d304c68c"/>
     <w:p>
       <w:pPr>
         <w:pStyle w:val="Heading3"/>
@@ -11792,8 +11167,8 @@
         <w:t xml:space="preserve">cannot produce evidence.</w:t>
       </w:r>
     </w:p>
-    <w:bookmarkEnd w:id="77"/>
-    <w:bookmarkStart w:id="78" w:name="X3e55a5cd41799bc384abb84863255d172990465"/>
+    <w:bookmarkEnd w:id="72"/>
+    <w:bookmarkStart w:id="73" w:name="X3e55a5cd41799bc384abb84863255d172990465"/>
     <w:p>
       <w:pPr>
         <w:pStyle w:val="Heading3"/>
@@ -11973,8 +11348,8 @@
         <w:t xml:space="preserve">skip this?”</w:t>
       </w:r>
     </w:p>
-    <w:bookmarkEnd w:id="78"/>
-    <w:bookmarkStart w:id="79" w:name="Xffee6865f8972c9c1d9a123cffd57a25491cd79"/>
+    <w:bookmarkEnd w:id="73"/>
+    <w:bookmarkStart w:id="74" w:name="Xffee6865f8972c9c1d9a123cffd57a25491cd79"/>
     <w:p>
       <w:pPr>
         <w:pStyle w:val="Heading3"/>
@@ -12023,7 +11398,7 @@
         <w:pStyle w:val="Compact"/>
         <w:numPr>
           <w:ilvl w:val="0"/>
-          <w:numId w:val="1023"/>
+          <w:numId w:val="1010"/>
         </w:numPr>
       </w:pPr>
       <w:r>
@@ -12063,7 +11438,7 @@
         <w:pStyle w:val="Compact"/>
         <w:numPr>
           <w:ilvl w:val="0"/>
-          <w:numId w:val="1023"/>
+          <w:numId w:val="1010"/>
         </w:numPr>
       </w:pPr>
       <w:r>
@@ -12389,9 +11764,9 @@
         </w:pict>
       </w:r>
     </w:p>
-    <w:bookmarkEnd w:id="79"/>
-    <w:bookmarkEnd w:id="80"/>
-    <w:bookmarkStart w:id="93" w:name="common-criteria-isoiec-15408"/>
+    <w:bookmarkEnd w:id="74"/>
+    <w:bookmarkEnd w:id="75"/>
+    <w:bookmarkStart w:id="88" w:name="common-criteria-isoiec-15408"/>
     <w:p>
       <w:pPr>
         <w:pStyle w:val="Heading2"/>
@@ -12443,20 +11818,20 @@
       <w:r>
         <w:drawing>
           <wp:inline>
-            <wp:extent cx="5759999" cy="2786354"/>
+            <wp:extent cx="5759999" cy="3825639"/>
             <wp:effectExtent b="0" l="0" r="0" t="0"/>
-            <wp:docPr descr="Common Criteria concepts: PP, ST, SFR, SAR, EAL" title="" id="82" name="Picture"/>
+            <wp:docPr descr="Common Criteria concepts: PP, ST, SFR, SAR, EAL" title="" id="77" name="Picture"/>
             <a:graphic>
               <a:graphicData uri="http://schemas.openxmlformats.org/drawingml/2006/picture">
                 <pic:pic>
                   <pic:nvPicPr>
-                    <pic:cNvPr descr="h13-07-ortak-kriterler.png" id="83" name="Picture"/>
+                    <pic:cNvPr descr="h13-07-ortak-kriterler.png" id="78" name="Picture"/>
                     <pic:cNvPicPr>
                       <a:picLocks noChangeArrowheads="1" noChangeAspect="1"/>
                     </pic:cNvPicPr>
                   </pic:nvPicPr>
                   <pic:blipFill>
-                    <a:blip r:embed="rId81"/>
+                    <a:blip r:embed="rId76"/>
                     <a:stretch>
                       <a:fillRect/>
                     </a:stretch>
@@ -12464,7 +11839,7 @@
                   <pic:spPr bwMode="auto">
                     <a:xfrm>
                       <a:off x="0" y="0"/>
-                      <a:ext cx="5759999" cy="2786354"/>
+                      <a:ext cx="5759999" cy="3825639"/>
                     </a:xfrm>
                     <a:prstGeom prst="rect">
                       <a:avLst/>
@@ -12483,7 +11858,7 @@
         </w:drawing>
       </w:r>
     </w:p>
-    <w:bookmarkStart w:id="84" w:name="basic-concepts"/>
+    <w:bookmarkStart w:id="79" w:name="basic-concepts"/>
     <w:p>
       <w:pPr>
         <w:pStyle w:val="Heading3"/>
@@ -12582,7 +11957,18 @@
               <w:pStyle w:val="Compact"/>
             </w:pPr>
             <w:r>
-              <w:t xml:space="preserve">The target of evaluation (Week 1, S0/S1)</w:t>
+              <w:t xml:space="preserve">The target of evaluation (</w:t>
+            </w:r>
+            <w:hyperlink r:id="rId20">
+              <w:r>
+                <w:rPr>
+                  <w:rStyle w:val="Hyperlink"/>
+                </w:rPr>
+                <w:t xml:space="preserve">Week 1</w:t>
+              </w:r>
+            </w:hyperlink>
+            <w:r>
+              <w:t xml:space="preserve">, S0/S1)</w:t>
             </w:r>
           </w:p>
         </w:tc>
@@ -12813,8 +12199,8 @@
         </w:tc>
       </w:tr>
     </w:tbl>
-    <w:bookmarkEnd w:id="84"/>
-    <w:bookmarkStart w:id="85" w:name="eal-levels"/>
+    <w:bookmarkEnd w:id="79"/>
+    <w:bookmarkStart w:id="80" w:name="eal-levels"/>
     <w:p>
       <w:pPr>
         <w:pStyle w:val="Heading3"/>
@@ -13183,8 +12569,8 @@
         <w:t xml:space="preserve">most commonly added one increases the depth of the vulnerability assessment.</w:t>
       </w:r>
     </w:p>
-    <w:bookmarkEnd w:id="85"/>
-    <w:bookmarkStart w:id="86" w:name="X27f3ec28b93cc869a5036c749aa3dc921620b79"/>
+    <w:bookmarkEnd w:id="80"/>
+    <w:bookmarkStart w:id="81" w:name="X27f3ec28b93cc869a5036c749aa3dc921620b79"/>
     <w:p>
       <w:pPr>
         <w:pStyle w:val="Heading3"/>
@@ -13306,8 +12692,8 @@
         <w:t xml:space="preserve">evaluation of payment products as well.</w:t>
       </w:r>
     </w:p>
-    <w:bookmarkEnd w:id="86"/>
-    <w:bookmarkStart w:id="87" w:name="X85cf1069e6693e0f8f2334b073000c6cb78b9b4"/>
+    <w:bookmarkEnd w:id="81"/>
+    <w:bookmarkStart w:id="82" w:name="X85cf1069e6693e0f8f2334b073000c6cb78b9b4"/>
     <w:p>
       <w:pPr>
         <w:pStyle w:val="Heading3"/>
@@ -14020,8 +13406,8 @@
         <w:t xml:space="preserve">or an SFR with no counterpart, is the first question asked.</w:t>
       </w:r>
     </w:p>
-    <w:bookmarkEnd w:id="87"/>
-    <w:bookmarkStart w:id="88" w:name="X8cefa9b8926b2849f8c97f9992d9ca544869418"/>
+    <w:bookmarkEnd w:id="82"/>
+    <w:bookmarkStart w:id="83" w:name="X8cefa9b8926b2849f8c97f9992d9ca544869418"/>
     <w:p>
       <w:pPr>
         <w:pStyle w:val="Heading3"/>
@@ -14100,8 +13486,8 @@
         <w:t xml:space="preserve">standards to a single common one: the cost of compliance drops, and comparison becomes easier.</w:t>
       </w:r>
     </w:p>
-    <w:bookmarkEnd w:id="88"/>
-    <w:bookmarkStart w:id="89" w:name="X4be9b3d4c236fdf08e7435aca3bb084be804575"/>
+    <w:bookmarkEnd w:id="83"/>
+    <w:bookmarkStart w:id="84" w:name="X4be9b3d4c236fdf08e7435aca3bb084be804575"/>
     <w:p>
       <w:pPr>
         <w:pStyle w:val="Heading3"/>
@@ -14239,8 +13625,8 @@
         <w:t xml:space="preserve">component can invalidate the ST.</w:t>
       </w:r>
     </w:p>
-    <w:bookmarkEnd w:id="89"/>
-    <w:bookmarkStart w:id="90" w:name="X548793cfe758e3afb356a639cb688cdc12693eb"/>
+    <w:bookmarkEnd w:id="84"/>
+    <w:bookmarkStart w:id="85" w:name="X548793cfe758e3afb356a639cb688cdc12693eb"/>
     <w:p>
       <w:pPr>
         <w:pStyle w:val="Heading3"/>
@@ -14417,7 +13803,38 @@
               <w:pStyle w:val="Compact"/>
             </w:pPr>
             <w:r>
-              <w:t xml:space="preserve">The processes you built throughout this course (Week 6 CI, Week 12 review) correspond exactly to this level</w:t>
+              <w:t xml:space="preserve">The processes you built throughout this course (</w:t>
+            </w:r>
+            <w:hyperlink r:id="rId70">
+              <w:r>
+                <w:rPr>
+                  <w:rStyle w:val="Hyperlink"/>
+                </w:rPr>
+                <w:t xml:space="preserve">Week 6</w:t>
+              </w:r>
+            </w:hyperlink>
+            <w:r>
+              <w:t xml:space="preserve"> </w:t>
+            </w:r>
+            <w:r>
+              <w:t xml:space="preserve">CI,</w:t>
+            </w:r>
+            <w:r>
+              <w:t xml:space="preserve"> </w:t>
+            </w:r>
+            <w:hyperlink r:id="rId21">
+              <w:r>
+                <w:rPr>
+                  <w:rStyle w:val="Hyperlink"/>
+                </w:rPr>
+                <w:t xml:space="preserve">Week 12</w:t>
+              </w:r>
+            </w:hyperlink>
+            <w:r>
+              <w:t xml:space="preserve"> </w:t>
+            </w:r>
+            <w:r>
+              <w:t xml:space="preserve">review) correspond exactly to this level</w:t>
             </w:r>
           </w:p>
         </w:tc>
@@ -14478,8 +13895,8 @@
         <w:t xml:space="preserve">documentation and testing process do we need.”</w:t>
       </w:r>
     </w:p>
-    <w:bookmarkEnd w:id="90"/>
-    <w:bookmarkStart w:id="91" w:name="reusing-a-pp-for-an-st"/>
+    <w:bookmarkEnd w:id="85"/>
+    <w:bookmarkStart w:id="86" w:name="reusing-a-pp-for-an-st"/>
     <w:p>
       <w:pPr>
         <w:pStyle w:val="Heading3"/>
@@ -14582,8 +13999,8 @@
         <w:t xml:space="preserve">“mini PP.”</w:t>
       </w:r>
     </w:p>
-    <w:bookmarkEnd w:id="91"/>
-    <w:bookmarkStart w:id="92" w:name="Xf1328031ef431e70ebe3b309eec115563217b16"/>
+    <w:bookmarkEnd w:id="86"/>
+    <w:bookmarkStart w:id="87" w:name="Xf1328031ef431e70ebe3b309eec115563217b16"/>
     <w:p>
       <w:pPr>
         <w:pStyle w:val="Heading3"/>
@@ -14674,9 +14091,9 @@
         </w:pict>
       </w:r>
     </w:p>
-    <w:bookmarkEnd w:id="92"/>
-    <w:bookmarkEnd w:id="93"/>
-    <w:bookmarkStart w:id="105" w:name="X6acefdc626d3ba0432942b07d1432a049466d9c"/>
+    <w:bookmarkEnd w:id="87"/>
+    <w:bookmarkEnd w:id="88"/>
+    <w:bookmarkStart w:id="100" w:name="X6acefdc626d3ba0432942b07d1432a049466d9c"/>
     <w:p>
       <w:pPr>
         <w:pStyle w:val="Heading2"/>
@@ -14752,20 +14169,20 @@
       <w:r>
         <w:drawing>
           <wp:inline>
-            <wp:extent cx="5759999" cy="2585921"/>
+            <wp:extent cx="5759999" cy="3247304"/>
             <wp:effectExtent b="0" l="0" r="0" t="0"/>
-            <wp:docPr descr="FIPS 140-3 assurance levels" title="" id="95" name="Picture"/>
+            <wp:docPr descr="FIPS 140-3 assurance levels" title="" id="90" name="Picture"/>
             <a:graphic>
               <a:graphicData uri="http://schemas.openxmlformats.org/drawingml/2006/picture">
                 <pic:pic>
                   <pic:nvPicPr>
-                    <pic:cNvPr descr="h13-08-fips.png" id="96" name="Picture"/>
+                    <pic:cNvPr descr="h13-08-fips.png" id="91" name="Picture"/>
                     <pic:cNvPicPr>
                       <a:picLocks noChangeArrowheads="1" noChangeAspect="1"/>
                     </pic:cNvPicPr>
                   </pic:nvPicPr>
                   <pic:blipFill>
-                    <a:blip r:embed="rId94"/>
+                    <a:blip r:embed="rId89"/>
                     <a:stretch>
                       <a:fillRect/>
                     </a:stretch>
@@ -14773,7 +14190,7 @@
                   <pic:spPr bwMode="auto">
                     <a:xfrm>
                       <a:off x="0" y="0"/>
-                      <a:ext cx="5759999" cy="2585921"/>
+                      <a:ext cx="5759999" cy="3247304"/>
                     </a:xfrm>
                     <a:prstGeom prst="rect">
                       <a:avLst/>
@@ -14792,7 +14209,7 @@
         </w:drawing>
       </w:r>
     </w:p>
-    <w:bookmarkStart w:id="97" w:name="security-levels"/>
+    <w:bookmarkStart w:id="92" w:name="security-levels"/>
     <w:p>
       <w:pPr>
         <w:pStyle w:val="Heading3"/>
@@ -15040,8 +14457,8 @@
         </w:tc>
       </w:tr>
     </w:tbl>
-    <w:bookmarkEnd w:id="97"/>
-    <w:bookmarkStart w:id="98" w:name="Xf7ea78b7ec1804165e298cbe968948e1636a092"/>
+    <w:bookmarkEnd w:id="92"/>
+    <w:bookmarkStart w:id="93" w:name="Xf7ea78b7ec1804165e298cbe968948e1636a092"/>
     <w:p>
       <w:pPr>
         <w:pStyle w:val="Heading3"/>
@@ -15055,7 +14472,7 @@
         <w:pStyle w:val="Compact"/>
         <w:numPr>
           <w:ilvl w:val="0"/>
-          <w:numId w:val="1024"/>
+          <w:numId w:val="1011"/>
         </w:numPr>
       </w:pPr>
       <w:r>
@@ -15108,7 +14525,7 @@
         <w:pStyle w:val="Compact"/>
         <w:numPr>
           <w:ilvl w:val="0"/>
-          <w:numId w:val="1024"/>
+          <w:numId w:val="1011"/>
         </w:numPr>
       </w:pPr>
       <w:r>
@@ -15142,7 +14559,7 @@
         <w:pStyle w:val="Compact"/>
         <w:numPr>
           <w:ilvl w:val="0"/>
-          <w:numId w:val="1024"/>
+          <w:numId w:val="1011"/>
         </w:numPr>
       </w:pPr>
       <w:r>
@@ -15176,7 +14593,7 @@
         <w:pStyle w:val="Compact"/>
         <w:numPr>
           <w:ilvl w:val="0"/>
-          <w:numId w:val="1024"/>
+          <w:numId w:val="1011"/>
         </w:numPr>
       </w:pPr>
       <w:r>
@@ -15198,7 +14615,7 @@
         <w:pStyle w:val="Compact"/>
         <w:numPr>
           <w:ilvl w:val="0"/>
-          <w:numId w:val="1024"/>
+          <w:numId w:val="1011"/>
         </w:numPr>
       </w:pPr>
       <w:r>
@@ -15283,8 +14700,8 @@
         <w:t xml:space="preserve">separately which requirement this satisfies and which it does not.</w:t>
       </w:r>
     </w:p>
-    <w:bookmarkEnd w:id="98"/>
-    <w:bookmarkStart w:id="99" w:name="Xe40d0203591e4eb5ab7e15f9c0c30ecb4ddd80e"/>
+    <w:bookmarkEnd w:id="93"/>
+    <w:bookmarkStart w:id="94" w:name="Xe40d0203591e4eb5ab7e15f9c0c30ecb4ddd80e"/>
     <w:p>
       <w:pPr>
         <w:pStyle w:val="Heading3"/>
@@ -15346,7 +14763,18 @@
         <w:t xml:space="preserve"> </w:t>
       </w:r>
       <w:r>
-        <w:t xml:space="preserve">(Week 3), and silently</w:t>
+        <w:t xml:space="preserve">(</w:t>
+      </w:r>
+      <w:hyperlink r:id="rId41">
+        <w:r>
+          <w:rPr>
+            <w:rStyle w:val="Hyperlink"/>
+          </w:rPr>
+          <w:t xml:space="preserve">Week 3</w:t>
+        </w:r>
+      </w:hyperlink>
+      <w:r>
+        <w:t xml:space="preserve">), and silently</w:t>
       </w:r>
       <w:r>
         <w:t xml:space="preserve"> </w:t>
@@ -15870,8 +15298,8 @@
         <w:t xml:space="preserve">zeroization (memory-wiping) calls. If even one is missing, the claim is considered invalid.</w:t>
       </w:r>
     </w:p>
-    <w:bookmarkEnd w:id="99"/>
-    <w:bookmarkStart w:id="100" w:name="the-steps-of-fips-validation-roughly"/>
+    <w:bookmarkEnd w:id="94"/>
+    <w:bookmarkStart w:id="95" w:name="the-steps-of-fips-validation-roughly"/>
     <w:p>
       <w:pPr>
         <w:pStyle w:val="Heading3"/>
@@ -15920,7 +15348,7 @@
         <w:pStyle w:val="Compact"/>
         <w:numPr>
           <w:ilvl w:val="0"/>
-          <w:numId w:val="1025"/>
+          <w:numId w:val="1012"/>
         </w:numPr>
       </w:pPr>
       <w:r>
@@ -15948,7 +15376,7 @@
         <w:pStyle w:val="Compact"/>
         <w:numPr>
           <w:ilvl w:val="0"/>
-          <w:numId w:val="1025"/>
+          <w:numId w:val="1012"/>
         </w:numPr>
       </w:pPr>
       <w:r>
@@ -15989,7 +15417,7 @@
         <w:pStyle w:val="Compact"/>
         <w:numPr>
           <w:ilvl w:val="0"/>
-          <w:numId w:val="1025"/>
+          <w:numId w:val="1012"/>
         </w:numPr>
       </w:pPr>
       <w:r>
@@ -16023,7 +15451,7 @@
         <w:pStyle w:val="Compact"/>
         <w:numPr>
           <w:ilvl w:val="0"/>
-          <w:numId w:val="1025"/>
+          <w:numId w:val="1012"/>
         </w:numPr>
       </w:pPr>
       <w:r>
@@ -16064,7 +15492,7 @@
         <w:pStyle w:val="Compact"/>
         <w:numPr>
           <w:ilvl w:val="0"/>
-          <w:numId w:val="1025"/>
+          <w:numId w:val="1012"/>
         </w:numPr>
       </w:pPr>
       <w:r>
@@ -16132,8 +15560,8 @@
         <w:t xml:space="preserve">certificate is not issued until Step 4 is complete.</w:t>
       </w:r>
     </w:p>
-    <w:bookmarkEnd w:id="100"/>
-    <w:bookmarkStart w:id="101" w:name="what-does-a-cmvp-certificate-state"/>
+    <w:bookmarkEnd w:id="95"/>
+    <w:bookmarkStart w:id="96" w:name="what-does-a-cmvp-certificate-state"/>
     <w:p>
       <w:pPr>
         <w:pStyle w:val="Heading3"/>
@@ -16232,8 +15660,8 @@
         <w:t xml:space="preserve">inherit that certificate.</w:t>
       </w:r>
     </w:p>
-    <w:bookmarkEnd w:id="101"/>
-    <w:bookmarkStart w:id="102" w:name="dont-confuse-fips-levels-with-cc-eal"/>
+    <w:bookmarkEnd w:id="96"/>
+    <w:bookmarkStart w:id="97" w:name="dont-confuse-fips-levels-with-cc-eal"/>
     <w:p>
       <w:pPr>
         <w:pStyle w:val="Heading3"/>
@@ -16588,8 +16016,8 @@
         <w:t xml:space="preserve">match your project’s usage exactly; if they don’t match, don’t write the claim.</w:t>
       </w:r>
     </w:p>
-    <w:bookmarkEnd w:id="102"/>
-    <w:bookmarkStart w:id="103" w:name="X669e439227847a6ee6f628aff23f33a2dfb1a02"/>
+    <w:bookmarkEnd w:id="97"/>
+    <w:bookmarkStart w:id="98" w:name="X669e439227847a6ee6f628aff23f33a2dfb1a02"/>
     <w:p>
       <w:pPr>
         <w:pStyle w:val="Heading3"/>
@@ -16611,7 +16039,7 @@
         <w:pStyle w:val="Compact"/>
         <w:numPr>
           <w:ilvl w:val="0"/>
-          <w:numId w:val="1026"/>
+          <w:numId w:val="1013"/>
         </w:numPr>
       </w:pPr>
       <w:r>
@@ -16639,7 +16067,7 @@
         <w:pStyle w:val="Compact"/>
         <w:numPr>
           <w:ilvl w:val="0"/>
-          <w:numId w:val="1026"/>
+          <w:numId w:val="1013"/>
         </w:numPr>
       </w:pPr>
       <w:r>
@@ -16679,7 +16107,7 @@
         <w:pStyle w:val="Compact"/>
         <w:numPr>
           <w:ilvl w:val="0"/>
-          <w:numId w:val="1026"/>
+          <w:numId w:val="1013"/>
         </w:numPr>
       </w:pPr>
       <w:r>
@@ -16758,8 +16186,8 @@
         <w:t xml:space="preserve">(as seen in the tip box at the start of this section).</w:t>
       </w:r>
     </w:p>
-    <w:bookmarkEnd w:id="103"/>
-    <w:bookmarkStart w:id="104" w:name="the-connection-to-this-weeks-demo"/>
+    <w:bookmarkEnd w:id="98"/>
+    <w:bookmarkStart w:id="99" w:name="the-connection-to-this-weeks-demo"/>
     <w:p>
       <w:pPr>
         <w:pStyle w:val="Heading3"/>
@@ -16865,9 +16293,9 @@
         </w:pict>
       </w:r>
     </w:p>
-    <w:bookmarkEnd w:id="104"/>
-    <w:bookmarkEnd w:id="105"/>
-    <w:bookmarkStart w:id="119" w:name="X4f76a44da00f51ed55064496c08289c3162ba85"/>
+    <w:bookmarkEnd w:id="99"/>
+    <w:bookmarkEnd w:id="100"/>
+    <w:bookmarkStart w:id="117" w:name="X4f76a44da00f51ed55064496c08289c3162ba85"/>
     <w:p>
       <w:pPr>
         <w:pStyle w:val="Heading2"/>
@@ -16876,7 +16304,7 @@
         <w:t xml:space="preserve">6. ETSI, GSMA, EMVCo, PCI, and OWASP: sector-specific requirement sets</w:t>
       </w:r>
     </w:p>
-    <w:bookmarkStart w:id="109" w:name="Xfc845f43cfbc97b08f0caef7c58685fe6397b91"/>
+    <w:bookmarkStart w:id="106" w:name="Xfc845f43cfbc97b08f0caef7c58685fe6397b91"/>
     <w:p>
       <w:pPr>
         <w:pStyle w:val="Heading3"/>
@@ -16892,20 +16320,20 @@
       <w:r>
         <w:drawing>
           <wp:inline>
-            <wp:extent cx="5759999" cy="2484061"/>
+            <wp:extent cx="5759999" cy="3243130"/>
             <wp:effectExtent b="0" l="0" r="0" t="0"/>
-            <wp:docPr descr="Sector-specific requirement sets" title="" id="107" name="Picture"/>
+            <wp:docPr descr="Sector-specific requirement sets" title="" id="102" name="Picture"/>
             <a:graphic>
               <a:graphicData uri="http://schemas.openxmlformats.org/drawingml/2006/picture">
                 <pic:pic>
                   <pic:nvPicPr>
-                    <pic:cNvPr descr="h13-09-sektor.png" id="108" name="Picture"/>
+                    <pic:cNvPr descr="h13-09-sektor.png" id="103" name="Picture"/>
                     <pic:cNvPicPr>
                       <a:picLocks noChangeArrowheads="1" noChangeAspect="1"/>
                     </pic:cNvPicPr>
                   </pic:nvPicPr>
                   <pic:blipFill>
-                    <a:blip r:embed="rId106"/>
+                    <a:blip r:embed="rId101"/>
                     <a:stretch>
                       <a:fillRect/>
                     </a:stretch>
@@ -16913,7 +16341,7 @@
                   <pic:spPr bwMode="auto">
                     <a:xfrm>
                       <a:off x="0" y="0"/>
-                      <a:ext cx="5759999" cy="2484061"/>
+                      <a:ext cx="5759999" cy="3243130"/>
                     </a:xfrm>
                     <a:prstGeom prst="rect">
                       <a:avLst/>
@@ -17055,8 +16483,16 @@
             <w:pPr>
               <w:pStyle w:val="Compact"/>
             </w:pPr>
-            <w:r>
-              <w:t xml:space="preserve">Week 1, authentication</w:t>
+            <w:hyperlink r:id="rId20">
+              <w:r>
+                <w:rPr>
+                  <w:rStyle w:val="Hyperlink"/>
+                </w:rPr>
+                <w:t xml:space="preserve">Week 1</w:t>
+              </w:r>
+            </w:hyperlink>
+            <w:r>
+              <w:t xml:space="preserve">, authentication</w:t>
             </w:r>
           </w:p>
         </w:tc>
@@ -17090,9 +16526,14 @@
             <w:pPr>
               <w:pStyle w:val="Compact"/>
             </w:pPr>
-            <w:r>
-              <w:t xml:space="preserve">Week 12</w:t>
-            </w:r>
+            <w:hyperlink r:id="rId21">
+              <w:r>
+                <w:rPr>
+                  <w:rStyle w:val="Hyperlink"/>
+                </w:rPr>
+                <w:t xml:space="preserve">Week 12</w:t>
+              </w:r>
+            </w:hyperlink>
           </w:p>
         </w:tc>
       </w:tr>
@@ -17126,8 +16567,19 @@
               <w:pStyle w:val="Compact"/>
             </w:pPr>
             <w:r>
-              <w:t xml:space="preserve">Week 1, update signing, Week 10</w:t>
-            </w:r>
+              <w:t xml:space="preserve">Week 1, update signing,</w:t>
+            </w:r>
+            <w:r>
+              <w:t xml:space="preserve"> </w:t>
+            </w:r>
+            <w:hyperlink r:id="rId51">
+              <w:r>
+                <w:rPr>
+                  <w:rStyle w:val="Hyperlink"/>
+                </w:rPr>
+                <w:t xml:space="preserve">Week 10</w:t>
+              </w:r>
+            </w:hyperlink>
           </w:p>
         </w:tc>
       </w:tr>
@@ -17231,7 +16683,24 @@
               <w:pStyle w:val="Compact"/>
             </w:pPr>
             <w:r>
-              <w:t xml:space="preserve">Week 1, Week 5 minimization</w:t>
+              <w:t xml:space="preserve">Week 1,</w:t>
+            </w:r>
+            <w:r>
+              <w:t xml:space="preserve"> </w:t>
+            </w:r>
+            <w:hyperlink r:id="rId104">
+              <w:r>
+                <w:rPr>
+                  <w:rStyle w:val="Hyperlink"/>
+                </w:rPr>
+                <w:t xml:space="preserve">Week 5</w:t>
+              </w:r>
+            </w:hyperlink>
+            <w:r>
+              <w:t xml:space="preserve"> </w:t>
+            </w:r>
+            <w:r>
+              <w:t xml:space="preserve">minimization</w:t>
             </w:r>
           </w:p>
         </w:tc>
@@ -17265,9 +16734,14 @@
             <w:pPr>
               <w:pStyle w:val="Compact"/>
             </w:pPr>
-            <w:r>
-              <w:t xml:space="preserve">Week 6</w:t>
-            </w:r>
+            <w:hyperlink r:id="rId70">
+              <w:r>
+                <w:rPr>
+                  <w:rStyle w:val="Hyperlink"/>
+                </w:rPr>
+                <w:t xml:space="preserve">Week 6</w:t>
+              </w:r>
+            </w:hyperlink>
           </w:p>
         </w:tc>
       </w:tr>
@@ -17300,8 +16774,16 @@
             <w:pPr>
               <w:pStyle w:val="Compact"/>
             </w:pPr>
-            <w:r>
-              <w:t xml:space="preserve">Week 3, masking</w:t>
+            <w:hyperlink r:id="rId41">
+              <w:r>
+                <w:rPr>
+                  <w:rStyle w:val="Hyperlink"/>
+                </w:rPr>
+                <w:t xml:space="preserve">Week 3</w:t>
+              </w:r>
+            </w:hyperlink>
+            <w:r>
+              <w:t xml:space="preserve">, masking</w:t>
             </w:r>
           </w:p>
         </w:tc>
@@ -17370,8 +16852,16 @@
             <w:pPr>
               <w:pStyle w:val="Compact"/>
             </w:pPr>
-            <w:r>
-              <w:t xml:space="preserve">Week 2, audit logging</w:t>
+            <w:hyperlink r:id="rId105">
+              <w:r>
+                <w:rPr>
+                  <w:rStyle w:val="Hyperlink"/>
+                </w:rPr>
+                <w:t xml:space="preserve">Week 2</w:t>
+              </w:r>
+            </w:hyperlink>
+            <w:r>
+              <w:t xml:space="preserve">, audit logging</w:t>
             </w:r>
           </w:p>
         </w:tc>
@@ -17482,8 +16972,8 @@
         </w:tc>
       </w:tr>
     </w:tbl>
-    <w:bookmarkEnd w:id="109"/>
-    <w:bookmarkStart w:id="110" w:name="gsma"/>
+    <w:bookmarkEnd w:id="106"/>
+    <w:bookmarkStart w:id="107" w:name="gsma"/>
     <w:p>
       <w:pPr>
         <w:pStyle w:val="Heading3"/>
@@ -17575,8 +17065,8 @@
         <w:t xml:space="preserve">, not the product: physical security, personnel, processes, key management.</w:t>
       </w:r>
     </w:p>
-    <w:bookmarkEnd w:id="110"/>
-    <w:bookmarkStart w:id="111" w:name="emvco-and-pci-payments"/>
+    <w:bookmarkEnd w:id="107"/>
+    <w:bookmarkStart w:id="108" w:name="emvco-and-pci-payments"/>
     <w:p>
       <w:pPr>
         <w:pStyle w:val="Heading3"/>
@@ -17806,8 +17296,8 @@
         <w:t xml:space="preserve">families. The course’s requirement families (Section 8) are adapted from this structure.</w:t>
       </w:r>
     </w:p>
-    <w:bookmarkEnd w:id="111"/>
-    <w:bookmarkStart w:id="112" w:name="owasp-masvs-a-practical-checklist"/>
+    <w:bookmarkEnd w:id="108"/>
+    <w:bookmarkStart w:id="109" w:name="owasp-masvs-a-practical-checklist"/>
     <w:p>
       <w:pPr>
         <w:pStyle w:val="Heading3"/>
@@ -17858,8 +17348,8 @@
         <w:t xml:space="preserve">are given in a separate guide (MASTG). The resilience group covers the topics of Weeks 4, 5, 6, and 9.</w:t>
       </w:r>
     </w:p>
-    <w:bookmarkEnd w:id="112"/>
-    <w:bookmarkStart w:id="113" w:name="Xe1a986e6586e9d812d9d80523394ccd6cd0130b"/>
+    <w:bookmarkEnd w:id="109"/>
+    <w:bookmarkStart w:id="110" w:name="Xe1a986e6586e9d812d9d80523394ccd6cd0130b"/>
     <w:p>
       <w:pPr>
         <w:pStyle w:val="Heading3"/>
@@ -18469,8 +17959,8 @@
         <w:t xml:space="preserve">.</w:t>
       </w:r>
     </w:p>
-    <w:bookmarkEnd w:id="113"/>
-    <w:bookmarkStart w:id="114" w:name="X52db29e40cd39311fae9011e304e015f2317d29"/>
+    <w:bookmarkEnd w:id="110"/>
+    <w:bookmarkStart w:id="111" w:name="X52db29e40cd39311fae9011e304e015f2317d29"/>
     <w:p>
       <w:pPr>
         <w:pStyle w:val="Heading3"/>
@@ -18543,7 +18033,7 @@
         <w:pStyle w:val="Compact"/>
         <w:numPr>
           <w:ilvl w:val="0"/>
-          <w:numId w:val="1027"/>
+          <w:numId w:val="1014"/>
         </w:numPr>
       </w:pPr>
       <w:r>
@@ -18555,7 +18045,7 @@
         <w:pStyle w:val="Compact"/>
         <w:numPr>
           <w:ilvl w:val="0"/>
-          <w:numId w:val="1027"/>
+          <w:numId w:val="1014"/>
         </w:numPr>
       </w:pPr>
       <w:r>
@@ -18573,7 +18063,7 @@
         <w:pStyle w:val="Compact"/>
         <w:numPr>
           <w:ilvl w:val="0"/>
-          <w:numId w:val="1027"/>
+          <w:numId w:val="1014"/>
         </w:numPr>
       </w:pPr>
       <w:r>
@@ -18591,7 +18081,7 @@
         <w:pStyle w:val="Compact"/>
         <w:numPr>
           <w:ilvl w:val="0"/>
-          <w:numId w:val="1027"/>
+          <w:numId w:val="1014"/>
         </w:numPr>
       </w:pPr>
       <w:r>
@@ -18603,7 +18093,7 @@
         <w:pStyle w:val="Compact"/>
         <w:numPr>
           <w:ilvl w:val="0"/>
-          <w:numId w:val="1027"/>
+          <w:numId w:val="1014"/>
         </w:numPr>
       </w:pPr>
       <w:r>
@@ -18825,8 +18315,8 @@
         <w:t xml:space="preserve">“we already met it under standard X.”</w:t>
       </w:r>
     </w:p>
-    <w:bookmarkEnd w:id="114"/>
-    <w:bookmarkStart w:id="115" w:name="X1376db78858d31a66f9e299a243784c027f7b6d"/>
+    <w:bookmarkEnd w:id="111"/>
+    <w:bookmarkStart w:id="113" w:name="X1376db78858d31a66f9e299a243784c027f7b6d"/>
     <w:p>
       <w:pPr>
         <w:pStyle w:val="Heading3"/>
@@ -18863,7 +18353,7 @@
         <w:pStyle w:val="Compact"/>
         <w:numPr>
           <w:ilvl w:val="0"/>
-          <w:numId w:val="1028"/>
+          <w:numId w:val="1015"/>
         </w:numPr>
       </w:pPr>
       <w:r>
@@ -18891,7 +18381,7 @@
         <w:pStyle w:val="Compact"/>
         <w:numPr>
           <w:ilvl w:val="0"/>
-          <w:numId w:val="1028"/>
+          <w:numId w:val="1015"/>
         </w:numPr>
       </w:pPr>
       <w:r>
@@ -18946,7 +18436,7 @@
         <w:pStyle w:val="Compact"/>
         <w:numPr>
           <w:ilvl w:val="0"/>
-          <w:numId w:val="1028"/>
+          <w:numId w:val="1015"/>
         </w:numPr>
       </w:pPr>
       <w:r>
@@ -18968,7 +18458,7 @@
         <w:pStyle w:val="Compact"/>
         <w:numPr>
           <w:ilvl w:val="0"/>
-          <w:numId w:val="1028"/>
+          <w:numId w:val="1015"/>
         </w:numPr>
       </w:pPr>
       <w:r>
@@ -18987,8 +18477,16 @@
       <w:r>
         <w:t xml:space="preserve"> </w:t>
       </w:r>
-      <w:r>
-        <w:t xml:space="preserve">Week 4’s fuzzing demo).</w:t>
+      <w:hyperlink r:id="rId112">
+        <w:r>
+          <w:rPr>
+            <w:rStyle w:val="Hyperlink"/>
+          </w:rPr>
+          <w:t xml:space="preserve">Week 4</w:t>
+        </w:r>
+      </w:hyperlink>
+      <w:r>
+        <w:t xml:space="preserve">’s fuzzing demo).</w:t>
       </w:r>
     </w:p>
     <w:p>
@@ -18996,7 +18494,7 @@
         <w:pStyle w:val="Compact"/>
         <w:numPr>
           <w:ilvl w:val="0"/>
-          <w:numId w:val="1028"/>
+          <w:numId w:val="1015"/>
         </w:numPr>
       </w:pPr>
       <w:r>
@@ -19027,8 +18525,8 @@
         <w:t xml:space="preserve">test for the course — just like the traceability chain in Section 2.</w:t>
       </w:r>
     </w:p>
-    <w:bookmarkEnd w:id="115"/>
-    <w:bookmarkStart w:id="116" w:name="X74e61eb80616ba0cc7596bde31449ed0887f688"/>
+    <w:bookmarkEnd w:id="113"/>
+    <w:bookmarkStart w:id="114" w:name="X74e61eb80616ba0cc7596bde31449ed0887f688"/>
     <w:p>
       <w:pPr>
         <w:pStyle w:val="Heading3"/>
@@ -19042,7 +18540,7 @@
         <w:pStyle w:val="Compact"/>
         <w:numPr>
           <w:ilvl w:val="0"/>
-          <w:numId w:val="1029"/>
+          <w:numId w:val="1016"/>
         </w:numPr>
       </w:pPr>
       <w:r>
@@ -19102,7 +18600,7 @@
         <w:pStyle w:val="Compact"/>
         <w:numPr>
           <w:ilvl w:val="0"/>
-          <w:numId w:val="1029"/>
+          <w:numId w:val="1016"/>
         </w:numPr>
       </w:pPr>
       <w:r>
@@ -19149,8 +18647,8 @@
         <w:t xml:space="preserve">the risk, the deeper the assurance must be.</w:t>
       </w:r>
     </w:p>
-    <w:bookmarkEnd w:id="116"/>
-    <w:bookmarkStart w:id="117" w:name="Xa9c2e80b034fb29645330439ebd8083be25e779"/>
+    <w:bookmarkEnd w:id="114"/>
+    <w:bookmarkStart w:id="115" w:name="Xa9c2e80b034fb29645330439ebd8083be25e779"/>
     <w:p>
       <w:pPr>
         <w:pStyle w:val="Heading3"/>
@@ -19570,8 +19068,8 @@
         <w:t xml:space="preserve">— and serves as a summary closing out Section 6.</w:t>
       </w:r>
     </w:p>
-    <w:bookmarkEnd w:id="117"/>
-    <w:bookmarkStart w:id="118" w:name="X5b09e15c253dfdefeb3c4bb71b36f0ad561ac75"/>
+    <w:bookmarkEnd w:id="115"/>
+    <w:bookmarkStart w:id="116" w:name="X5b09e15c253dfdefeb3c4bb71b36f0ad561ac75"/>
     <w:p>
       <w:pPr>
         <w:pStyle w:val="Heading3"/>
@@ -19681,9 +19179,9 @@
         </w:pict>
       </w:r>
     </w:p>
-    <w:bookmarkEnd w:id="118"/>
-    <w:bookmarkEnd w:id="119"/>
-    <w:bookmarkStart w:id="130" w:name="Xa587e7cea86269474486f0feada1d566fd22ae3"/>
+    <w:bookmarkEnd w:id="116"/>
+    <w:bookmarkEnd w:id="117"/>
+    <w:bookmarkStart w:id="128" w:name="Xa587e7cea86269474486f0feada1d566fd22ae3"/>
     <w:p>
       <w:pPr>
         <w:pStyle w:val="Heading2"/>
@@ -19720,20 +19218,20 @@
       <w:r>
         <w:drawing>
           <wp:inline>
-            <wp:extent cx="5759999" cy="2281967"/>
+            <wp:extent cx="5759999" cy="3539664"/>
             <wp:effectExtent b="0" l="0" r="0" t="0"/>
-            <wp:docPr descr="The structure of the compliance matrix" title="" id="121" name="Picture"/>
+            <wp:docPr descr="The structure of the compliance matrix" title="" id="119" name="Picture"/>
             <a:graphic>
               <a:graphicData uri="http://schemas.openxmlformats.org/drawingml/2006/picture">
                 <pic:pic>
                   <pic:nvPicPr>
-                    <pic:cNvPr descr="h13-10-uyum-matrisi.png" id="122" name="Picture"/>
+                    <pic:cNvPr descr="h13-10-uyum-matrisi.png" id="120" name="Picture"/>
                     <pic:cNvPicPr>
                       <a:picLocks noChangeArrowheads="1" noChangeAspect="1"/>
                     </pic:cNvPicPr>
                   </pic:nvPicPr>
                   <pic:blipFill>
-                    <a:blip r:embed="rId120"/>
+                    <a:blip r:embed="rId118"/>
                     <a:stretch>
                       <a:fillRect/>
                     </a:stretch>
@@ -19741,7 +19239,7 @@
                   <pic:spPr bwMode="auto">
                     <a:xfrm>
                       <a:off x="0" y="0"/>
-                      <a:ext cx="5759999" cy="2281967"/>
+                      <a:ext cx="5759999" cy="3539664"/>
                     </a:xfrm>
                     <a:prstGeom prst="rect">
                       <a:avLst/>
@@ -19765,7 +19263,7 @@
         <w:pStyle w:val="Compact"/>
         <w:numPr>
           <w:ilvl w:val="0"/>
-          <w:numId w:val="1030"/>
+          <w:numId w:val="1017"/>
         </w:numPr>
       </w:pPr>
       <w:r>
@@ -19820,7 +19318,7 @@
         <w:pStyle w:val="Compact"/>
         <w:numPr>
           <w:ilvl w:val="0"/>
-          <w:numId w:val="1030"/>
+          <w:numId w:val="1017"/>
         </w:numPr>
       </w:pPr>
       <w:r>
@@ -19866,7 +19364,7 @@
         <w:pStyle w:val="Compact"/>
         <w:numPr>
           <w:ilvl w:val="0"/>
-          <w:numId w:val="1030"/>
+          <w:numId w:val="1017"/>
         </w:numPr>
       </w:pPr>
       <w:r>
@@ -19934,7 +19432,7 @@
         <w:pStyle w:val="Compact"/>
         <w:numPr>
           <w:ilvl w:val="0"/>
-          <w:numId w:val="1030"/>
+          <w:numId w:val="1017"/>
         </w:numPr>
       </w:pPr>
       <w:r>
@@ -19962,7 +19460,7 @@
         <w:pStyle w:val="Compact"/>
         <w:numPr>
           <w:ilvl w:val="0"/>
-          <w:numId w:val="1030"/>
+          <w:numId w:val="1017"/>
         </w:numPr>
       </w:pPr>
       <w:r>
@@ -19990,7 +19488,7 @@
         <w:pStyle w:val="Compact"/>
         <w:numPr>
           <w:ilvl w:val="0"/>
-          <w:numId w:val="1030"/>
+          <w:numId w:val="1017"/>
         </w:numPr>
       </w:pPr>
       <w:r>
@@ -20020,20 +19518,20 @@
       <w:r>
         <w:drawing>
           <wp:inline>
-            <wp:extent cx="5759999" cy="2561342"/>
+            <wp:extent cx="5759999" cy="4013084"/>
             <wp:effectExtent b="0" l="0" r="0" t="0"/>
-            <wp:docPr descr="The decision flow for carrying a requirement into the project" title="" id="124" name="Picture"/>
+            <wp:docPr descr="The decision flow for carrying a requirement into the project" title="" id="122" name="Picture"/>
             <a:graphic>
               <a:graphicData uri="http://schemas.openxmlformats.org/drawingml/2006/picture">
                 <pic:pic>
                   <pic:nvPicPr>
-                    <pic:cNvPr descr="h13-02-gereksinim-karari.png" id="125" name="Picture"/>
+                    <pic:cNvPr descr="h13-02-gereksinim-karari.png" id="123" name="Picture"/>
                     <pic:cNvPicPr>
                       <a:picLocks noChangeArrowheads="1" noChangeAspect="1"/>
                     </pic:cNvPicPr>
                   </pic:nvPicPr>
                   <pic:blipFill>
-                    <a:blip r:embed="rId123"/>
+                    <a:blip r:embed="rId121"/>
                     <a:stretch>
                       <a:fillRect/>
                     </a:stretch>
@@ -20041,7 +19539,7 @@
                   <pic:spPr bwMode="auto">
                     <a:xfrm>
                       <a:off x="0" y="0"/>
-                      <a:ext cx="5759999" cy="2561342"/>
+                      <a:ext cx="5759999" cy="4013084"/>
                     </a:xfrm>
                     <a:prstGeom prst="rect">
                       <a:avLst/>
@@ -20122,7 +19620,7 @@
         <w:t xml:space="preserve">requirement to the asset table, from there to the security-shell matrix, and to the control cards.</w:t>
       </w:r>
     </w:p>
-    <w:bookmarkStart w:id="126" w:name="Xc6a4f61578d36331640774cfcd423e4a414abc9"/>
+    <w:bookmarkStart w:id="124" w:name="Xc6a4f61578d36331640774cfcd423e4a414abc9"/>
     <w:p>
       <w:pPr>
         <w:pStyle w:val="Heading3"/>
@@ -20355,7 +19853,21 @@
         <w:t xml:space="preserve"> </w:t>
       </w:r>
       <w:r>
-        <w:t xml:space="preserve">Which threat requires this requirement? Week 1’s threat model has the threat</w:t>
+        <w:t xml:space="preserve">Which threat requires this requirement?</w:t>
+      </w:r>
+      <w:r>
+        <w:t xml:space="preserve"> </w:t>
+      </w:r>
+      <w:hyperlink r:id="rId20">
+        <w:r>
+          <w:rPr>
+            <w:rStyle w:val="Hyperlink"/>
+          </w:rPr>
+          <w:t xml:space="preserve">Week 1</w:t>
+        </w:r>
+      </w:hyperlink>
+      <w:r>
+        <w:t xml:space="preserve">’s threat model has the threat</w:t>
       </w:r>
       <w:r>
         <w:t xml:space="preserve"> </w:t>
@@ -20437,7 +19949,21 @@
         <w:t xml:space="preserve"> </w:t>
       </w:r>
       <w:r>
-        <w:t xml:space="preserve">(overwriting with zeros; it’s made sure the compiler doesn’t optimise this call away — linking to Week 9’s</w:t>
+        <w:t xml:space="preserve">(overwriting with zeros; it’s made sure the compiler doesn’t optimise this call away — linking to</w:t>
+      </w:r>
+      <w:r>
+        <w:t xml:space="preserve"> </w:t>
+      </w:r>
+      <w:hyperlink r:id="rId40">
+        <w:r>
+          <w:rPr>
+            <w:rStyle w:val="Hyperlink"/>
+          </w:rPr>
+          <w:t xml:space="preserve">Week 9</w:t>
+        </w:r>
+      </w:hyperlink>
+      <w:r>
+        <w:t xml:space="preserve">’s</w:t>
       </w:r>
       <w:r>
         <w:t xml:space="preserve"> </w:t>
@@ -20791,8 +20317,8 @@
         <w:t xml:space="preserve">“not checked.”</w:t>
       </w:r>
     </w:p>
-    <w:bookmarkEnd w:id="126"/>
-    <w:bookmarkStart w:id="127" w:name="Xd64cc34e199c46a5f4d803f316002878366fb9b"/>
+    <w:bookmarkEnd w:id="124"/>
+    <w:bookmarkStart w:id="125" w:name="Xd64cc34e199c46a5f4d803f316002878366fb9b"/>
     <w:p>
       <w:pPr>
         <w:pStyle w:val="Heading3"/>
@@ -20841,7 +20367,7 @@
         <w:pStyle w:val="Compact"/>
         <w:numPr>
           <w:ilvl w:val="0"/>
-          <w:numId w:val="1031"/>
+          <w:numId w:val="1018"/>
         </w:numPr>
       </w:pPr>
       <w:r>
@@ -20863,7 +20389,7 @@
         <w:pStyle w:val="Compact"/>
         <w:numPr>
           <w:ilvl w:val="0"/>
-          <w:numId w:val="1031"/>
+          <w:numId w:val="1018"/>
         </w:numPr>
       </w:pPr>
       <w:r>
@@ -20885,7 +20411,7 @@
         <w:pStyle w:val="Compact"/>
         <w:numPr>
           <w:ilvl w:val="0"/>
-          <w:numId w:val="1031"/>
+          <w:numId w:val="1018"/>
         </w:numPr>
       </w:pPr>
       <w:r>
@@ -20950,7 +20476,7 @@
         <w:pStyle w:val="Compact"/>
         <w:numPr>
           <w:ilvl w:val="0"/>
-          <w:numId w:val="1031"/>
+          <w:numId w:val="1018"/>
         </w:numPr>
       </w:pPr>
       <w:r>
@@ -20976,7 +20502,18 @@
         <w:t xml:space="preserve"> </w:t>
       </w:r>
       <w:r>
-        <w:t xml:space="preserve">(Week 6,</w:t>
+        <w:t xml:space="preserve">(</w:t>
+      </w:r>
+      <w:hyperlink r:id="rId70">
+        <w:r>
+          <w:rPr>
+            <w:rStyle w:val="Hyperlink"/>
+          </w:rPr>
+          <w:t xml:space="preserve">Week 6</w:t>
+        </w:r>
+      </w:hyperlink>
+      <w:r>
+        <w:t xml:space="preserve">,</w:t>
       </w:r>
       <w:r>
         <w:t xml:space="preserve"> </w:t>
@@ -20990,7 +20527,7 @@
         <w:pStyle w:val="Compact"/>
         <w:numPr>
           <w:ilvl w:val="0"/>
-          <w:numId w:val="1031"/>
+          <w:numId w:val="1018"/>
         </w:numPr>
       </w:pPr>
       <w:r>
@@ -21018,7 +20555,7 @@
         <w:pStyle w:val="Compact"/>
         <w:numPr>
           <w:ilvl w:val="0"/>
-          <w:numId w:val="1031"/>
+          <w:numId w:val="1018"/>
         </w:numPr>
       </w:pPr>
       <w:r>
@@ -21113,8 +20650,8 @@
         <w:t xml:space="preserve">type of requirement (functional, assurance, process).</w:t>
       </w:r>
     </w:p>
-    <w:bookmarkEnd w:id="127"/>
-    <w:bookmarkStart w:id="128" w:name="X1a4e7cfe895cb57f25ebda6c6a23afaf64a411d"/>
+    <w:bookmarkEnd w:id="125"/>
+    <w:bookmarkStart w:id="126" w:name="X1a4e7cfe895cb57f25ebda6c6a23afaf64a411d"/>
     <w:p>
       <w:pPr>
         <w:pStyle w:val="Heading3"/>
@@ -21432,8 +20969,8 @@
         <w:t xml:space="preserve">. Trying to remember this weeks later usually leads to a wrong or incomplete mapping.</w:t>
       </w:r>
     </w:p>
-    <w:bookmarkEnd w:id="128"/>
-    <w:bookmarkStart w:id="129" w:name="X166c02c26ef90528dc5d5916f3de9cd0fe4938c"/>
+    <w:bookmarkEnd w:id="126"/>
+    <w:bookmarkStart w:id="127" w:name="X166c02c26ef90528dc5d5916f3de9cd0fe4938c"/>
     <w:p>
       <w:pPr>
         <w:pStyle w:val="Heading3"/>
@@ -21543,9 +21080,9 @@
         </w:pict>
       </w:r>
     </w:p>
-    <w:bookmarkEnd w:id="129"/>
-    <w:bookmarkEnd w:id="130"/>
-    <w:bookmarkStart w:id="139" w:name="the-courses-requirement-families"/>
+    <w:bookmarkEnd w:id="127"/>
+    <w:bookmarkEnd w:id="128"/>
+    <w:bookmarkStart w:id="137" w:name="the-courses-requirement-families"/>
     <w:p>
       <w:pPr>
         <w:pStyle w:val="Heading2"/>
@@ -21587,20 +21124,20 @@
       <w:r>
         <w:drawing>
           <wp:inline>
-            <wp:extent cx="5759999" cy="2748610"/>
+            <wp:extent cx="5759999" cy="3973565"/>
             <wp:effectExtent b="0" l="0" r="0" t="0"/>
-            <wp:docPr descr="The course’s nine requirement families" title="" id="132" name="Picture"/>
+            <wp:docPr descr="The course’s nine requirement families" title="" id="130" name="Picture"/>
             <a:graphic>
               <a:graphicData uri="http://schemas.openxmlformats.org/drawingml/2006/picture">
                 <pic:pic>
                   <pic:nvPicPr>
-                    <pic:cNvPr descr="h13-11-gereksinim-aileleri.png" id="133" name="Picture"/>
+                    <pic:cNvPr descr="h13-11-gereksinim-aileleri.png" id="131" name="Picture"/>
                     <pic:cNvPicPr>
                       <a:picLocks noChangeArrowheads="1" noChangeAspect="1"/>
                     </pic:cNvPicPr>
                   </pic:nvPicPr>
                   <pic:blipFill>
-                    <a:blip r:embed="rId131"/>
+                    <a:blip r:embed="rId129"/>
                     <a:stretch>
                       <a:fillRect/>
                     </a:stretch>
@@ -21608,7 +21145,7 @@
                   <pic:spPr bwMode="auto">
                     <a:xfrm>
                       <a:off x="0" y="0"/>
-                      <a:ext cx="5759999" cy="2748610"/>
+                      <a:ext cx="5759999" cy="3973565"/>
                     </a:xfrm>
                     <a:prstGeom prst="rect">
                       <a:avLst/>
@@ -22046,7 +21583,7 @@
         <w:pStyle w:val="Compact"/>
         <w:numPr>
           <w:ilvl w:val="0"/>
-          <w:numId w:val="1032"/>
+          <w:numId w:val="1019"/>
         </w:numPr>
       </w:pPr>
       <w:r>
@@ -22080,7 +21617,7 @@
         <w:pStyle w:val="Compact"/>
         <w:numPr>
           <w:ilvl w:val="0"/>
-          <w:numId w:val="1032"/>
+          <w:numId w:val="1019"/>
         </w:numPr>
       </w:pPr>
       <w:r>
@@ -22092,7 +21629,7 @@
         <w:pStyle w:val="Compact"/>
         <w:numPr>
           <w:ilvl w:val="0"/>
-          <w:numId w:val="1032"/>
+          <w:numId w:val="1019"/>
         </w:numPr>
       </w:pPr>
       <w:r>
@@ -22151,7 +21688,7 @@
         <w:pStyle w:val="Compact"/>
         <w:numPr>
           <w:ilvl w:val="0"/>
-          <w:numId w:val="1032"/>
+          <w:numId w:val="1019"/>
         </w:numPr>
       </w:pPr>
       <w:r>
@@ -22164,7 +21701,7 @@
         <w:t xml:space="preserve">“like an evaluator.”</w:t>
       </w:r>
     </w:p>
-    <w:bookmarkStart w:id="134" w:name="X4565fed78e4efd5696d394fecde41138cbed7ca"/>
+    <w:bookmarkStart w:id="132" w:name="X4565fed78e4efd5696d394fecde41138cbed7ca"/>
     <w:p>
       <w:pPr>
         <w:pStyle w:val="Heading3"/>
@@ -22512,7 +22049,7 @@
         <w:pStyle w:val="Compact"/>
         <w:numPr>
           <w:ilvl w:val="0"/>
-          <w:numId w:val="1033"/>
+          <w:numId w:val="1020"/>
         </w:numPr>
       </w:pPr>
       <w:r>
@@ -22536,7 +22073,7 @@
         <w:pStyle w:val="Compact"/>
         <w:numPr>
           <w:ilvl w:val="0"/>
-          <w:numId w:val="1033"/>
+          <w:numId w:val="1020"/>
         </w:numPr>
       </w:pPr>
       <w:r>
@@ -22567,7 +22104,7 @@
         <w:pStyle w:val="Compact"/>
         <w:numPr>
           <w:ilvl w:val="0"/>
-          <w:numId w:val="1033"/>
+          <w:numId w:val="1020"/>
         </w:numPr>
       </w:pPr>
       <w:r>
@@ -22982,14 +22519,214 @@
         <w:t xml:space="preserve">is.</w:t>
       </w:r>
     </w:p>
+    <w:bookmarkEnd w:id="132"/>
+    <w:bookmarkStart w:id="133" w:name="X2d73b5df93b7b20ee26d9bead594078ea77e3c5"/>
+    <w:p>
+      <w:pPr>
+        <w:pStyle w:val="Heading3"/>
+      </w:pPr>
+      <w:r>
+        <w:t xml:space="preserve">The logic behind the families: why nine families?</w:t>
+      </w:r>
+    </w:p>
+    <w:p>
+      <w:pPr>
+        <w:pStyle w:val="FirstParagraph"/>
+      </w:pPr>
+      <w:r>
+        <w:t xml:space="preserve">The eight families (AP, ID, AS, DR, DU, DT, RP, CR) plus the process family (DV) correspond to nine questions</w:t>
+      </w:r>
+      <w:r>
+        <w:t xml:space="preserve"> </w:t>
+      </w:r>
+      <w:r>
+        <w:t xml:space="preserve">that recur in real guides across the industry:</w:t>
+      </w:r>
+      <w:r>
+        <w:t xml:space="preserve"> </w:t>
+      </w:r>
+      <w:r>
+        <w:t xml:space="preserve">“How does the application protect itself (AP)? Who does it trust</w:t>
+      </w:r>
+      <w:r>
+        <w:t xml:space="preserve"> </w:t>
+      </w:r>
+      <w:r>
+        <w:t xml:space="preserve">(ID)? What does it protect (AS)? Where does that protected thing sit — on disk (DR), in memory (DU), or on the</w:t>
+      </w:r>
+      <w:r>
+        <w:t xml:space="preserve"> </w:t>
+      </w:r>
+      <w:r>
+        <w:t xml:space="preserve">network (DT)? What does it say/not say if something goes wrong (RP)? Which cryptographic tools does it do all</w:t>
+      </w:r>
+      <w:r>
+        <w:t xml:space="preserve"> </w:t>
+      </w:r>
+      <w:r>
+        <w:t xml:space="preserve">this with (CR)? And how does the team that produced it work (DV)?”</w:t>
+      </w:r>
+      <w:r>
+        <w:t xml:space="preserve"> </w:t>
+      </w:r>
+      <w:r>
+        <w:t xml:space="preserve">These nine questions overlap almost one-to-one</w:t>
+      </w:r>
+      <w:r>
+        <w:t xml:space="preserve"> </w:t>
+      </w:r>
+      <w:r>
+        <w:t xml:space="preserve">with the section headings in EMVCo’s software-based mobile payment document (as seen in Section 6), because</w:t>
+      </w:r>
+      <w:r>
+        <w:t xml:space="preserve"> </w:t>
+      </w:r>
+      <w:r>
+        <w:t xml:space="preserve">nearly every security guide in the industry asks the same nine questions in a different order.</w:t>
+      </w:r>
+    </w:p>
+    <w:bookmarkEnd w:id="133"/>
+    <w:bookmarkStart w:id="134" w:name="Xb3d36d786696a0b4b57bbeac6b34a424f826310"/>
+    <w:p>
+      <w:pPr>
+        <w:pStyle w:val="Heading3"/>
+      </w:pPr>
+      <w:r>
+        <w:t xml:space="preserve">A common mistake when choosing a family: writing to the wrong one</w:t>
+      </w:r>
+    </w:p>
+    <w:p>
+      <w:pPr>
+        <w:pStyle w:val="FirstParagraph"/>
+      </w:pPr>
+      <w:r>
+        <w:t xml:space="preserve">Putting a requirement in the wrong family (e.g., writing</w:t>
+      </w:r>
+      <w:r>
+        <w:t xml:space="preserve"> </w:t>
+      </w:r>
+      <w:r>
+        <w:t xml:space="preserve">“the key must be erased once its job is done”</w:t>
+      </w:r>
+      <w:r>
+        <w:t xml:space="preserve"> </w:t>
+      </w:r>
+      <w:r>
+        <w:t xml:space="preserve">under DU</w:t>
+      </w:r>
+      <w:r>
+        <w:t xml:space="preserve"> </w:t>
+      </w:r>
+      <w:r>
+        <w:t xml:space="preserve">instead of CR) isn’t a big mistake, but it breaks</w:t>
+      </w:r>
+      <w:r>
+        <w:t xml:space="preserve"> </w:t>
+      </w:r>
+      <w:r>
+        <w:rPr>
+          <w:b/>
+          <w:bCs/>
+        </w:rPr>
+        <w:t xml:space="preserve">consistency</w:t>
+      </w:r>
+      <w:r>
+        <w:t xml:space="preserve">: when looking for the same kind of requirements,</w:t>
+      </w:r>
+      <w:r>
+        <w:t xml:space="preserve"> </w:t>
+      </w:r>
+      <w:r>
+        <w:t xml:space="preserve">an evaluator checks a specific family; if the requirement sits in the wrong family, it can be missed.</w:t>
+      </w:r>
+    </w:p>
+    <w:p>
+      <w:pPr>
+        <w:pStyle w:val="BlockText"/>
+      </w:pPr>
+      <w:r>
+        <w:rPr>
+          <w:b/>
+          <w:bCs/>
+        </w:rPr>
+        <w:t xml:space="preserve">Common mistake: forcing a new requirement into one of the existing families</w:t>
+      </w:r>
+    </w:p>
+    <w:p>
+      <w:pPr>
+        <w:pStyle w:val="BlockText"/>
+      </w:pPr>
+      <w:r>
+        <w:t xml:space="preserve">A requirement may come up in your project that doesn’t fit neatly into any of the families (e.g., an</w:t>
+      </w:r>
+      <w:r>
+        <w:t xml:space="preserve"> </w:t>
+      </w:r>
+      <w:r>
+        <w:t xml:space="preserve">authorization rule needing multi-user support). Forcing it into CR or ID anyway breaks both the id numbering</w:t>
+      </w:r>
+      <w:r>
+        <w:t xml:space="preserve"> </w:t>
+      </w:r>
+      <w:r>
+        <w:t xml:space="preserve">and the matrix’s readability.</w:t>
+      </w:r>
+    </w:p>
+    <w:p>
+      <w:pPr>
+        <w:pStyle w:val="BlockText"/>
+      </w:pPr>
+      <w:r>
+        <w:rPr>
+          <w:b/>
+          <w:bCs/>
+        </w:rPr>
+        <w:t xml:space="preserve">Rule</w:t>
+      </w:r>
+    </w:p>
+    <w:p>
+      <w:pPr>
+        <w:pStyle w:val="BlockText"/>
+      </w:pPr>
+      <w:r>
+        <w:t xml:space="preserve">If none of the existing nine families fit, define your own short family prefix (e.g.,</w:t>
+      </w:r>
+      <w:r>
+        <w:t xml:space="preserve"> </w:t>
+      </w:r>
+      <w:r>
+        <w:rPr>
+          <w:rStyle w:val="VerbatimChar"/>
+        </w:rPr>
+        <w:t xml:space="preserve">CEN429-AZ</w:t>
+      </w:r>
+      <w:r>
+        <w:t xml:space="preserve"> </w:t>
+      </w:r>
+      <w:r>
+        <w:t xml:space="preserve">for</w:t>
+      </w:r>
+      <w:r>
+        <w:t xml:space="preserve"> </w:t>
+      </w:r>
+      <w:r>
+        <w:t xml:space="preserve">authorization) and explain in one sentence in S1 what this new family covers; don’t stretch an existing</w:t>
+      </w:r>
+      <w:r>
+        <w:t xml:space="preserve"> </w:t>
+      </w:r>
+      <w:r>
+        <w:t xml:space="preserve">family to fit.</w:t>
+      </w:r>
+    </w:p>
     <w:bookmarkEnd w:id="134"/>
-    <w:bookmarkStart w:id="135" w:name="X2d73b5df93b7b20ee26d9bead594078ea77e3c5"/>
+    <w:bookmarkStart w:id="135" w:name="Xe86a0042f789005c54ad96c889799365bd858cc"/>
     <w:p>
       <w:pPr>
         <w:pStyle w:val="Heading3"/>
       </w:pPr>
       <w:r>
-        <w:t xml:space="preserve">The logic behind the families: why nine families?</w:t>
+        <w:t xml:space="preserve">The difference between the AS family and the DR/DU/DT families</w:t>
       </w:r>
     </w:p>
     <w:p>
@@ -22997,65 +22734,161 @@
         <w:pStyle w:val="FirstParagraph"/>
       </w:pPr>
       <w:r>
-        <w:t xml:space="preserve">The eight families (AP, ID, AS, DR, DU, DT, RP, CR) plus the process family (DV) correspond to nine questions</w:t>
-      </w:r>
-      <w:r>
-        <w:t xml:space="preserve"> </w:t>
-      </w:r>
-      <w:r>
-        <w:t xml:space="preserve">that recur in real guides across the industry:</w:t>
-      </w:r>
-      <w:r>
-        <w:t xml:space="preserve"> </w:t>
-      </w:r>
-      <w:r>
-        <w:t xml:space="preserve">“How does the application protect itself (AP)? Who does it trust</w:t>
-      </w:r>
-      <w:r>
-        <w:t xml:space="preserve"> </w:t>
-      </w:r>
-      <w:r>
-        <w:t xml:space="preserve">(ID)? What does it protect (AS)? Where does that protected thing sit — on disk (DR), in memory (DU), or on the</w:t>
-      </w:r>
-      <w:r>
-        <w:t xml:space="preserve"> </w:t>
-      </w:r>
-      <w:r>
-        <w:t xml:space="preserve">network (DT)? What does it say/not say if something goes wrong (RP)? Which cryptographic tools does it do all</w:t>
-      </w:r>
-      <w:r>
-        <w:t xml:space="preserve"> </w:t>
-      </w:r>
-      <w:r>
-        <w:t xml:space="preserve">this with (CR)? And how does the team that produced it work (DV)?”</w:t>
-      </w:r>
-      <w:r>
-        <w:t xml:space="preserve"> </w:t>
-      </w:r>
-      <w:r>
-        <w:t xml:space="preserve">These nine questions overlap almost one-to-one</w:t>
-      </w:r>
-      <w:r>
-        <w:t xml:space="preserve"> </w:t>
-      </w:r>
-      <w:r>
-        <w:t xml:space="preserve">with the section headings in EMVCo’s software-based mobile payment document (as seen in Section 6), because</w:t>
-      </w:r>
-      <w:r>
-        <w:t xml:space="preserve"> </w:t>
-      </w:r>
-      <w:r>
-        <w:t xml:space="preserve">nearly every security guide in the industry asks the same nine questions in a different order.</w:t>
+        <w:t xml:space="preserve">Beginners often ask</w:t>
+      </w:r>
+      <w:r>
+        <w:t xml:space="preserve"> </w:t>
+      </w:r>
+      <w:r>
+        <w:t xml:space="preserve">“isn’t AS (asset protection) the same thing as DR (data at rest)?”</w:t>
+      </w:r>
+      <w:r>
+        <w:t xml:space="preserve"> </w:t>
+      </w:r>
+      <w:r>
+        <w:t xml:space="preserve">The difference is this:</w:t>
+      </w:r>
+      <w:r>
+        <w:t xml:space="preserve"> </w:t>
+      </w:r>
+      <w:r>
+        <w:rPr>
+          <w:b/>
+          <w:bCs/>
+        </w:rPr>
+        <w:t xml:space="preserve">AS</w:t>
+      </w:r>
+      <w:r>
+        <w:t xml:space="preserve"> </w:t>
+      </w:r>
+      <w:r>
+        <w:t xml:space="preserve">is about the asset</w:t>
+      </w:r>
+      <w:r>
+        <w:t xml:space="preserve"> </w:t>
+      </w:r>
+      <w:r>
+        <w:rPr>
+          <w:b/>
+          <w:bCs/>
+        </w:rPr>
+        <w:t xml:space="preserve">itself</w:t>
+      </w:r>
+      <w:r>
+        <w:t xml:space="preserve"> </w:t>
+      </w:r>
+      <w:r>
+        <w:t xml:space="preserve">(which asset exists, how it’s classified, what happens if a copy is</w:t>
+      </w:r>
+      <w:r>
+        <w:t xml:space="preserve"> </w:t>
+      </w:r>
+      <w:r>
+        <w:t xml:space="preserve">compromised);</w:t>
+      </w:r>
+      <w:r>
+        <w:t xml:space="preserve"> </w:t>
+      </w:r>
+      <w:r>
+        <w:rPr>
+          <w:b/>
+          <w:bCs/>
+        </w:rPr>
+        <w:t xml:space="preserve">DR/DU/DT</w:t>
+      </w:r>
+      <w:r>
+        <w:t xml:space="preserve"> </w:t>
+      </w:r>
+      <w:r>
+        <w:t xml:space="preserve">is about which</w:t>
+      </w:r>
+      <w:r>
+        <w:t xml:space="preserve"> </w:t>
+      </w:r>
+      <w:r>
+        <w:rPr>
+          <w:b/>
+          <w:bCs/>
+        </w:rPr>
+        <w:t xml:space="preserve">state</w:t>
+      </w:r>
+      <w:r>
+        <w:t xml:space="preserve"> </w:t>
+      </w:r>
+      <w:r>
+        <w:t xml:space="preserve">(at rest/in use/in transit) that same asset is in. The same</w:t>
+      </w:r>
+      <w:r>
+        <w:t xml:space="preserve"> </w:t>
+      </w:r>
+      <w:r>
+        <w:t xml:space="preserve">asset (e.g., a crypto key) can be the subject of both an AS requirement (e.g.,</w:t>
+      </w:r>
+      <w:r>
+        <w:t xml:space="preserve"> </w:t>
+      </w:r>
+      <w:r>
+        <w:t xml:space="preserve">“the location and lifecycle of</w:t>
+      </w:r>
+      <w:r>
+        <w:t xml:space="preserve"> </w:t>
+      </w:r>
+      <w:r>
+        <w:t xml:space="preserve">every key must be defined”</w:t>
+      </w:r>
+      <w:r>
+        <w:t xml:space="preserve">) and a DU requirement (e.g.,</w:t>
+      </w:r>
+      <w:r>
+        <w:t xml:space="preserve"> </w:t>
+      </w:r>
+      <w:r>
+        <w:t xml:space="preserve">“session data must be erased from memory immediately</w:t>
+      </w:r>
+      <w:r>
+        <w:t xml:space="preserve"> </w:t>
+      </w:r>
+      <w:r>
+        <w:t xml:space="preserve">after use”</w:t>
+      </w:r>
+      <w:r>
+        <w:t xml:space="preserve">) — one asks for the asset’s</w:t>
+      </w:r>
+      <w:r>
+        <w:t xml:space="preserve"> </w:t>
+      </w:r>
+      <w:r>
+        <w:rPr>
+          <w:b/>
+          <w:bCs/>
+        </w:rPr>
+        <w:t xml:space="preserve">inventory</w:t>
+      </w:r>
+      <w:r>
+        <w:t xml:space="preserve">, the other for the asset’s state</w:t>
+      </w:r>
+      <w:r>
+        <w:t xml:space="preserve"> </w:t>
+      </w:r>
+      <w:r>
+        <w:rPr>
+          <w:b/>
+          <w:bCs/>
+        </w:rPr>
+        <w:t xml:space="preserve">at a given moment</w:t>
+      </w:r>
+      <w:r>
+        <w:t xml:space="preserve">.</w:t>
       </w:r>
     </w:p>
     <w:bookmarkEnd w:id="135"/>
-    <w:bookmarkStart w:id="136" w:name="Xb3d36d786696a0b4b57bbeac6b34a424f826310"/>
+    <w:bookmarkStart w:id="136" w:name="X6cb88c53b80ab969f9a6ae91a7c2d07d4de2a7f"/>
     <w:p>
       <w:pPr>
         <w:pStyle w:val="Heading3"/>
       </w:pPr>
       <w:r>
-        <w:t xml:space="preserve">A common mistake when choosing a family: writing to the wrong one</w:t>
+        <w:t xml:space="preserve">Remembering the nine families at a glance</w:t>
       </w:r>
     </w:p>
     <w:p>
@@ -23063,302 +22896,6 @@
         <w:pStyle w:val="FirstParagraph"/>
       </w:pPr>
       <w:r>
-        <w:t xml:space="preserve">Putting a requirement in the wrong family (e.g., writing</w:t>
-      </w:r>
-      <w:r>
-        <w:t xml:space="preserve"> </w:t>
-      </w:r>
-      <w:r>
-        <w:t xml:space="preserve">“the key must be erased once its job is done”</w:t>
-      </w:r>
-      <w:r>
-        <w:t xml:space="preserve"> </w:t>
-      </w:r>
-      <w:r>
-        <w:t xml:space="preserve">under DU</w:t>
-      </w:r>
-      <w:r>
-        <w:t xml:space="preserve"> </w:t>
-      </w:r>
-      <w:r>
-        <w:t xml:space="preserve">instead of CR) isn’t a big mistake, but it breaks</w:t>
-      </w:r>
-      <w:r>
-        <w:t xml:space="preserve"> </w:t>
-      </w:r>
-      <w:r>
-        <w:rPr>
-          <w:b/>
-          <w:bCs/>
-        </w:rPr>
-        <w:t xml:space="preserve">consistency</w:t>
-      </w:r>
-      <w:r>
-        <w:t xml:space="preserve">: when looking for the same kind of requirements,</w:t>
-      </w:r>
-      <w:r>
-        <w:t xml:space="preserve"> </w:t>
-      </w:r>
-      <w:r>
-        <w:t xml:space="preserve">an evaluator checks a specific family; if the requirement sits in the wrong family, it can be missed.</w:t>
-      </w:r>
-    </w:p>
-    <w:p>
-      <w:pPr>
-        <w:pStyle w:val="BlockText"/>
-      </w:pPr>
-      <w:r>
-        <w:rPr>
-          <w:b/>
-          <w:bCs/>
-        </w:rPr>
-        <w:t xml:space="preserve">Common mistake: forcing a new requirement into one of the existing families</w:t>
-      </w:r>
-    </w:p>
-    <w:p>
-      <w:pPr>
-        <w:pStyle w:val="BlockText"/>
-      </w:pPr>
-      <w:r>
-        <w:t xml:space="preserve">A requirement may come up in your project that doesn’t fit neatly into any of the families (e.g., an</w:t>
-      </w:r>
-      <w:r>
-        <w:t xml:space="preserve"> </w:t>
-      </w:r>
-      <w:r>
-        <w:t xml:space="preserve">authorization rule needing multi-user support). Forcing it into CR or ID anyway breaks both the id numbering</w:t>
-      </w:r>
-      <w:r>
-        <w:t xml:space="preserve"> </w:t>
-      </w:r>
-      <w:r>
-        <w:t xml:space="preserve">and the matrix’s readability.</w:t>
-      </w:r>
-    </w:p>
-    <w:p>
-      <w:pPr>
-        <w:pStyle w:val="BlockText"/>
-      </w:pPr>
-      <w:r>
-        <w:rPr>
-          <w:b/>
-          <w:bCs/>
-        </w:rPr>
-        <w:t xml:space="preserve">Rule</w:t>
-      </w:r>
-    </w:p>
-    <w:p>
-      <w:pPr>
-        <w:pStyle w:val="BlockText"/>
-      </w:pPr>
-      <w:r>
-        <w:t xml:space="preserve">If none of the existing nine families fit, define your own short family prefix (e.g.,</w:t>
-      </w:r>
-      <w:r>
-        <w:t xml:space="preserve"> </w:t>
-      </w:r>
-      <w:r>
-        <w:rPr>
-          <w:rStyle w:val="VerbatimChar"/>
-        </w:rPr>
-        <w:t xml:space="preserve">CEN429-AZ</w:t>
-      </w:r>
-      <w:r>
-        <w:t xml:space="preserve"> </w:t>
-      </w:r>
-      <w:r>
-        <w:t xml:space="preserve">for</w:t>
-      </w:r>
-      <w:r>
-        <w:t xml:space="preserve"> </w:t>
-      </w:r>
-      <w:r>
-        <w:t xml:space="preserve">authorization) and explain in one sentence in S1 what this new family covers; don’t stretch an existing</w:t>
-      </w:r>
-      <w:r>
-        <w:t xml:space="preserve"> </w:t>
-      </w:r>
-      <w:r>
-        <w:t xml:space="preserve">family to fit.</w:t>
-      </w:r>
-    </w:p>
-    <w:bookmarkEnd w:id="136"/>
-    <w:bookmarkStart w:id="137" w:name="Xe86a0042f789005c54ad96c889799365bd858cc"/>
-    <w:p>
-      <w:pPr>
-        <w:pStyle w:val="Heading3"/>
-      </w:pPr>
-      <w:r>
-        <w:t xml:space="preserve">The difference between the AS family and the DR/DU/DT families</w:t>
-      </w:r>
-    </w:p>
-    <w:p>
-      <w:pPr>
-        <w:pStyle w:val="FirstParagraph"/>
-      </w:pPr>
-      <w:r>
-        <w:t xml:space="preserve">Beginners often ask</w:t>
-      </w:r>
-      <w:r>
-        <w:t xml:space="preserve"> </w:t>
-      </w:r>
-      <w:r>
-        <w:t xml:space="preserve">“isn’t AS (asset protection) the same thing as DR (data at rest)?”</w:t>
-      </w:r>
-      <w:r>
-        <w:t xml:space="preserve"> </w:t>
-      </w:r>
-      <w:r>
-        <w:t xml:space="preserve">The difference is this:</w:t>
-      </w:r>
-      <w:r>
-        <w:t xml:space="preserve"> </w:t>
-      </w:r>
-      <w:r>
-        <w:rPr>
-          <w:b/>
-          <w:bCs/>
-        </w:rPr>
-        <w:t xml:space="preserve">AS</w:t>
-      </w:r>
-      <w:r>
-        <w:t xml:space="preserve"> </w:t>
-      </w:r>
-      <w:r>
-        <w:t xml:space="preserve">is about the asset</w:t>
-      </w:r>
-      <w:r>
-        <w:t xml:space="preserve"> </w:t>
-      </w:r>
-      <w:r>
-        <w:rPr>
-          <w:b/>
-          <w:bCs/>
-        </w:rPr>
-        <w:t xml:space="preserve">itself</w:t>
-      </w:r>
-      <w:r>
-        <w:t xml:space="preserve"> </w:t>
-      </w:r>
-      <w:r>
-        <w:t xml:space="preserve">(which asset exists, how it’s classified, what happens if a copy is</w:t>
-      </w:r>
-      <w:r>
-        <w:t xml:space="preserve"> </w:t>
-      </w:r>
-      <w:r>
-        <w:t xml:space="preserve">compromised);</w:t>
-      </w:r>
-      <w:r>
-        <w:t xml:space="preserve"> </w:t>
-      </w:r>
-      <w:r>
-        <w:rPr>
-          <w:b/>
-          <w:bCs/>
-        </w:rPr>
-        <w:t xml:space="preserve">DR/DU/DT</w:t>
-      </w:r>
-      <w:r>
-        <w:t xml:space="preserve"> </w:t>
-      </w:r>
-      <w:r>
-        <w:t xml:space="preserve">is about which</w:t>
-      </w:r>
-      <w:r>
-        <w:t xml:space="preserve"> </w:t>
-      </w:r>
-      <w:r>
-        <w:rPr>
-          <w:b/>
-          <w:bCs/>
-        </w:rPr>
-        <w:t xml:space="preserve">state</w:t>
-      </w:r>
-      <w:r>
-        <w:t xml:space="preserve"> </w:t>
-      </w:r>
-      <w:r>
-        <w:t xml:space="preserve">(at rest/in use/in transit) that same asset is in. The same</w:t>
-      </w:r>
-      <w:r>
-        <w:t xml:space="preserve"> </w:t>
-      </w:r>
-      <w:r>
-        <w:t xml:space="preserve">asset (e.g., a crypto key) can be the subject of both an AS requirement (e.g.,</w:t>
-      </w:r>
-      <w:r>
-        <w:t xml:space="preserve"> </w:t>
-      </w:r>
-      <w:r>
-        <w:t xml:space="preserve">“the location and lifecycle of</w:t>
-      </w:r>
-      <w:r>
-        <w:t xml:space="preserve"> </w:t>
-      </w:r>
-      <w:r>
-        <w:t xml:space="preserve">every key must be defined”</w:t>
-      </w:r>
-      <w:r>
-        <w:t xml:space="preserve">) and a DU requirement (e.g.,</w:t>
-      </w:r>
-      <w:r>
-        <w:t xml:space="preserve"> </w:t>
-      </w:r>
-      <w:r>
-        <w:t xml:space="preserve">“session data must be erased from memory immediately</w:t>
-      </w:r>
-      <w:r>
-        <w:t xml:space="preserve"> </w:t>
-      </w:r>
-      <w:r>
-        <w:t xml:space="preserve">after use”</w:t>
-      </w:r>
-      <w:r>
-        <w:t xml:space="preserve">) — one asks for the asset’s</w:t>
-      </w:r>
-      <w:r>
-        <w:t xml:space="preserve"> </w:t>
-      </w:r>
-      <w:r>
-        <w:rPr>
-          <w:b/>
-          <w:bCs/>
-        </w:rPr>
-        <w:t xml:space="preserve">inventory</w:t>
-      </w:r>
-      <w:r>
-        <w:t xml:space="preserve">, the other for the asset’s state</w:t>
-      </w:r>
-      <w:r>
-        <w:t xml:space="preserve"> </w:t>
-      </w:r>
-      <w:r>
-        <w:rPr>
-          <w:b/>
-          <w:bCs/>
-        </w:rPr>
-        <w:t xml:space="preserve">at a given moment</w:t>
-      </w:r>
-      <w:r>
-        <w:t xml:space="preserve">.</w:t>
-      </w:r>
-    </w:p>
-    <w:bookmarkEnd w:id="137"/>
-    <w:bookmarkStart w:id="138" w:name="X6cb88c53b80ab969f9a6ae91a7c2d07d4de2a7f"/>
-    <w:p>
-      <w:pPr>
-        <w:pStyle w:val="Heading3"/>
-      </w:pPr>
-      <w:r>
-        <w:t xml:space="preserve">Remembering the nine families at a glance</w:t>
-      </w:r>
-    </w:p>
-    <w:p>
-      <w:pPr>
-        <w:pStyle w:val="FirstParagraph"/>
-      </w:pPr>
-      <w:r>
         <w:t xml:space="preserve">The order AP-ID-AS-DR-DU-DT-RP-CR-DV can be hard to remember; remembering this chain of questions can help:</w:t>
       </w:r>
       <w:r>
@@ -23401,7 +22938,21 @@
         <w:t xml:space="preserve"> </w:t>
       </w:r>
       <w:r>
-        <w:t xml:space="preserve">chain we’ve followed since Week 1, split into nine pieces.</w:t>
+        <w:t xml:space="preserve">chain we’ve followed since</w:t>
+      </w:r>
+      <w:r>
+        <w:t xml:space="preserve"> </w:t>
+      </w:r>
+      <w:hyperlink r:id="rId20">
+        <w:r>
+          <w:rPr>
+            <w:rStyle w:val="Hyperlink"/>
+          </w:rPr>
+          <w:t xml:space="preserve">Week 1</w:t>
+        </w:r>
+      </w:hyperlink>
+      <w:r>
+        <w:t xml:space="preserve">, split into nine pieces.</w:t>
       </w:r>
     </w:p>
     <w:p>
@@ -23411,9 +22962,9 @@
         </w:pict>
       </w:r>
     </w:p>
-    <w:bookmarkEnd w:id="138"/>
-    <w:bookmarkEnd w:id="139"/>
-    <w:bookmarkStart w:id="144" w:name="term-project-this-week"/>
+    <w:bookmarkEnd w:id="136"/>
+    <w:bookmarkEnd w:id="137"/>
+    <w:bookmarkStart w:id="142" w:name="term-project-this-week"/>
     <w:p>
       <w:pPr>
         <w:pStyle w:val="Heading2"/>
@@ -23427,7 +22978,7 @@
         <w:pStyle w:val="Compact"/>
         <w:numPr>
           <w:ilvl w:val="0"/>
-          <w:numId w:val="1034"/>
+          <w:numId w:val="1021"/>
         </w:numPr>
       </w:pPr>
       <w:r>
@@ -23455,7 +23006,7 @@
         <w:pStyle w:val="Compact"/>
         <w:numPr>
           <w:ilvl w:val="0"/>
-          <w:numId w:val="1035"/>
+          <w:numId w:val="1022"/>
         </w:numPr>
       </w:pPr>
       <w:r>
@@ -23483,7 +23034,7 @@
         <w:pStyle w:val="Compact"/>
         <w:numPr>
           <w:ilvl w:val="0"/>
-          <w:numId w:val="1036"/>
+          <w:numId w:val="1023"/>
         </w:numPr>
       </w:pPr>
       <w:r>
@@ -23505,7 +23056,7 @@
         <w:pStyle w:val="Compact"/>
         <w:numPr>
           <w:ilvl w:val="0"/>
-          <w:numId w:val="1037"/>
+          <w:numId w:val="1024"/>
         </w:numPr>
       </w:pPr>
       <w:r>
@@ -23518,7 +23069,7 @@
         <w:t xml:space="preserve">filled in?</w:t>
       </w:r>
     </w:p>
-    <w:bookmarkStart w:id="140" w:name="Xa64724b0560c169f074e8c4677e9f4426f042c4"/>
+    <w:bookmarkStart w:id="138" w:name="Xa64724b0560c169f074e8c4677e9f4426f042c4"/>
     <w:p>
       <w:pPr>
         <w:pStyle w:val="Heading3"/>
@@ -23568,7 +23119,7 @@
         <w:pStyle w:val="Compact"/>
         <w:numPr>
           <w:ilvl w:val="0"/>
-          <w:numId w:val="1038"/>
+          <w:numId w:val="1025"/>
         </w:numPr>
       </w:pPr>
       <w:r>
@@ -23620,7 +23171,7 @@
         <w:pStyle w:val="Compact"/>
         <w:numPr>
           <w:ilvl w:val="0"/>
-          <w:numId w:val="1038"/>
+          <w:numId w:val="1025"/>
         </w:numPr>
       </w:pPr>
       <w:r>
@@ -23666,7 +23217,7 @@
         <w:pStyle w:val="Compact"/>
         <w:numPr>
           <w:ilvl w:val="0"/>
-          <w:numId w:val="1038"/>
+          <w:numId w:val="1025"/>
         </w:numPr>
       </w:pPr>
       <w:r>
@@ -23709,7 +23260,7 @@
         <w:pStyle w:val="Compact"/>
         <w:numPr>
           <w:ilvl w:val="0"/>
-          <w:numId w:val="1038"/>
+          <w:numId w:val="1025"/>
         </w:numPr>
       </w:pPr>
       <w:r>
@@ -23727,7 +23278,7 @@
         <w:pStyle w:val="Compact"/>
         <w:numPr>
           <w:ilvl w:val="0"/>
-          <w:numId w:val="1038"/>
+          <w:numId w:val="1025"/>
         </w:numPr>
       </w:pPr>
       <w:r>
@@ -23832,8 +23383,8 @@
         <w:t xml:space="preserve">corresponding asset row exists, and add it if it doesn’t.</w:t>
       </w:r>
     </w:p>
-    <w:bookmarkEnd w:id="140"/>
-    <w:bookmarkStart w:id="141" w:name="Xc4e1cff7ff2d7cd0cdee83b5818ad6332576ef3"/>
+    <w:bookmarkEnd w:id="138"/>
+    <w:bookmarkStart w:id="139" w:name="Xc4e1cff7ff2d7cd0cdee83b5818ad6332576ef3"/>
     <w:p>
       <w:pPr>
         <w:pStyle w:val="Heading3"/>
@@ -24005,8 +23556,8 @@
         <w:t xml:space="preserve">missing, the matrix is considered to have no evidence — just as described in the rule in Section 2.</w:t>
       </w:r>
     </w:p>
-    <w:bookmarkEnd w:id="141"/>
-    <w:bookmarkStart w:id="142" w:name="X29b23a911213f9b6d5b819b7c7ef3d8241e9445"/>
+    <w:bookmarkEnd w:id="139"/>
+    <w:bookmarkStart w:id="140" w:name="X29b23a911213f9b6d5b819b7c7ef3d8241e9445"/>
     <w:p>
       <w:pPr>
         <w:pStyle w:val="Heading3"/>
@@ -24034,7 +23585,7 @@
         <w:pStyle w:val="Compact"/>
         <w:numPr>
           <w:ilvl w:val="0"/>
-          <w:numId w:val="1039"/>
+          <w:numId w:val="1026"/>
         </w:numPr>
       </w:pPr>
       <w:r>
@@ -24068,7 +23619,7 @@
         <w:pStyle w:val="Compact"/>
         <w:numPr>
           <w:ilvl w:val="0"/>
-          <w:numId w:val="1039"/>
+          <w:numId w:val="1026"/>
         </w:numPr>
       </w:pPr>
       <w:r>
@@ -24120,7 +23671,7 @@
         <w:pStyle w:val="Compact"/>
         <w:numPr>
           <w:ilvl w:val="0"/>
-          <w:numId w:val="1039"/>
+          <w:numId w:val="1026"/>
         </w:numPr>
       </w:pPr>
       <w:r>
@@ -24132,7 +23683,7 @@
         <w:pStyle w:val="Compact"/>
         <w:numPr>
           <w:ilvl w:val="0"/>
-          <w:numId w:val="1039"/>
+          <w:numId w:val="1026"/>
         </w:numPr>
       </w:pPr>
       <w:r>
@@ -24177,8 +23728,8 @@
         <w:t xml:space="preserve">one (see the evidence rules in Sections 2 and 8).</w:t>
       </w:r>
     </w:p>
-    <w:bookmarkEnd w:id="142"/>
-    <w:bookmarkStart w:id="143" w:name="why-you-shouldnt-rush-this-week"/>
+    <w:bookmarkEnd w:id="140"/>
+    <w:bookmarkStart w:id="141" w:name="why-you-shouldnt-rush-this-week"/>
     <w:p>
       <w:pPr>
         <w:pStyle w:val="Heading3"/>
@@ -24258,518 +23809,518 @@
         </w:pict>
       </w:r>
     </w:p>
+    <w:bookmarkEnd w:id="141"/>
+    <w:bookmarkEnd w:id="142"/>
+    <w:bookmarkStart w:id="146" w:name="work-on-your-own"/>
+    <w:p>
+      <w:pPr>
+        <w:pStyle w:val="Heading2"/>
+      </w:pPr>
+      <w:r>
+        <w:t xml:space="preserve">10. Work on your own</w:t>
+      </w:r>
+    </w:p>
+    <w:p>
+      <w:pPr>
+        <w:pStyle w:val="BlockText"/>
+      </w:pPr>
+      <w:r>
+        <w:rPr>
+          <w:b/>
+          <w:bCs/>
+        </w:rPr>
+        <w:t xml:space="preserve">Exercise 1 — Easy: fix the requirement</w:t>
+      </w:r>
+    </w:p>
+    <w:p>
+      <w:pPr>
+        <w:pStyle w:val="BlockText"/>
+      </w:pPr>
+      <w:r>
+        <w:t xml:space="preserve">Rewrite these requirements to meet the criteria of a</w:t>
+      </w:r>
+      <w:r>
+        <w:t xml:space="preserve"> </w:t>
+      </w:r>
+      <w:r>
+        <w:t xml:space="preserve">“good requirement”</w:t>
+      </w:r>
+      <w:r>
+        <w:t xml:space="preserve">:</w:t>
+      </w:r>
+      <w:r>
+        <w:t xml:space="preserve"> </w:t>
+      </w:r>
+      <w:r>
+        <w:t xml:space="preserve">“The system must be resilient to</w:t>
+      </w:r>
+      <w:r>
+        <w:t xml:space="preserve"> </w:t>
+      </w:r>
+      <w:r>
+        <w:t xml:space="preserve">attacks,”</w:t>
+      </w:r>
+      <w:r>
+        <w:t xml:space="preserve"> </w:t>
+      </w:r>
+      <w:r>
+        <w:t xml:space="preserve">“Passwords must be stored securely,”</w:t>
+      </w:r>
+      <w:r>
+        <w:t xml:space="preserve"> </w:t>
+      </w:r>
+      <w:r>
+        <w:t xml:space="preserve">“The application must be fast and secure.”</w:t>
+      </w:r>
+    </w:p>
+    <w:p>
+      <w:pPr>
+        <w:pStyle w:val="BlockText"/>
+      </w:pPr>
+      <w:r>
+        <w:rPr>
+          <w:b/>
+          <w:bCs/>
+        </w:rPr>
+        <w:t xml:space="preserve">Exercise 2 — Easy: ETSI mapping</w:t>
+      </w:r>
+    </w:p>
+    <w:p>
+      <w:pPr>
+        <w:pStyle w:val="BlockText"/>
+      </w:pPr>
+      <w:r>
+        <w:t xml:space="preserve">Choose the ones among ETSI EN 303 645’s thirteen provisions that apply to your project, and write which</w:t>
+      </w:r>
+      <w:r>
+        <w:t xml:space="preserve"> </w:t>
+      </w:r>
+      <w:r>
+        <w:t xml:space="preserve">control in your project corresponds to each one.</w:t>
+      </w:r>
+    </w:p>
+    <w:p>
+      <w:pPr>
+        <w:pStyle w:val="BlockText"/>
+      </w:pPr>
+      <w:r>
+        <w:rPr>
+          <w:b/>
+          <w:bCs/>
+        </w:rPr>
+        <w:t xml:space="preserve">Exercise 3 — Medium: deferred requirements</w:t>
+      </w:r>
+    </w:p>
+    <w:p>
+      <w:pPr>
+        <w:pStyle w:val="BlockText"/>
+      </w:pPr>
+      <w:r>
+        <w:t xml:space="preserve">Think of your project as a library embedded inside another application. Which requirements would you need to</w:t>
+      </w:r>
+      <w:r>
+        <w:t xml:space="preserve"> </w:t>
+      </w:r>
+      <w:r>
+        <w:t xml:space="preserve">defer to the parent application? Prepare a one-paragraph instruction for the parent-application developer for</w:t>
+      </w:r>
+      <w:r>
+        <w:t xml:space="preserve"> </w:t>
+      </w:r>
+      <w:r>
+        <w:t xml:space="preserve">each one.</w:t>
+      </w:r>
+    </w:p>
+    <w:p>
+      <w:pPr>
+        <w:pStyle w:val="BlockText"/>
+      </w:pPr>
+      <w:r>
+        <w:rPr>
+          <w:b/>
+          <w:bCs/>
+        </w:rPr>
+        <w:t xml:space="preserve">Exercise 4 — Medium: a security-target skeleton</w:t>
+      </w:r>
+    </w:p>
+    <w:p>
+      <w:pPr>
+        <w:pStyle w:val="BlockText"/>
+      </w:pPr>
+      <w:r>
+        <w:t xml:space="preserve">Produce a Common Criteria security target (ST) skeleton for your project: the TOE definition, assumptions,</w:t>
+      </w:r>
+      <w:r>
+        <w:t xml:space="preserve"> </w:t>
+      </w:r>
+      <w:r>
+        <w:t xml:space="preserve">threats, security objectives, and the corresponding requirements. Which sections of your security guide</w:t>
+      </w:r>
+      <w:r>
+        <w:t xml:space="preserve"> </w:t>
+      </w:r>
+      <w:r>
+        <w:t xml:space="preserve">correspond to which ST section?</w:t>
+      </w:r>
+    </w:p>
+    <w:p>
+      <w:pPr>
+        <w:pStyle w:val="BlockText"/>
+      </w:pPr>
+      <w:r>
+        <w:rPr>
+          <w:b/>
+          <w:bCs/>
+        </w:rPr>
+        <w:t xml:space="preserve">Exercise 5 — Hard: FIPS 140-3 gap analysis</w:t>
+      </w:r>
+    </w:p>
+    <w:p>
+      <w:pPr>
+        <w:pStyle w:val="BlockText"/>
+      </w:pPr>
+      <w:r>
+        <w:t xml:space="preserve">Examine your project’s crypto code against FIPS 140-3’s expectations of</w:t>
+      </w:r>
+      <w:r>
+        <w:t xml:space="preserve"> </w:t>
+      </w:r>
+      <w:r>
+        <w:t xml:space="preserve">“approved algorithm, self-test, role</w:t>
+      </w:r>
+      <w:r>
+        <w:t xml:space="preserve"> </w:t>
+      </w:r>
+      <w:r>
+        <w:t xml:space="preserve">and service, zeroization.”</w:t>
+      </w:r>
+      <w:r>
+        <w:t xml:space="preserve"> </w:t>
+      </w:r>
+      <w:r>
+        <w:t xml:space="preserve">If your project were a cryptographic module, what would be missing for Level 1?</w:t>
+      </w:r>
+    </w:p>
+    <w:bookmarkStart w:id="143" w:name="X92ce8ea283cd72fe110dfde9605093c27f07325"/>
+    <w:p>
+      <w:pPr>
+        <w:pStyle w:val="Heading3"/>
+      </w:pPr>
+      <w:r>
+        <w:t xml:space="preserve">Why you should solve these exercises on your own</w:t>
+      </w:r>
+    </w:p>
+    <w:p>
+      <w:pPr>
+        <w:pStyle w:val="FirstParagraph"/>
+      </w:pPr>
+      <w:r>
+        <w:t xml:space="preserve">The worked examples you saw in the sections above (bad→good requirement, the end-to-end traceability chain, the</w:t>
+      </w:r>
+      <w:r>
+        <w:t xml:space="preserve"> </w:t>
+      </w:r>
+      <w:r>
+        <w:t xml:space="preserve">ST skeleton, the FIPS audit, the cross-standard mapping, the compliance-matrix row) were all explained through</w:t>
+      </w:r>
+      <w:r>
+        <w:t xml:space="preserve"> </w:t>
+      </w:r>
+      <w:r>
+        <w:rPr>
+          <w:b/>
+          <w:bCs/>
+        </w:rPr>
+        <w:t xml:space="preserve">other</w:t>
+      </w:r>
+      <w:r>
+        <w:t xml:space="preserve"> </w:t>
+      </w:r>
+      <w:r>
+        <w:t xml:space="preserve">requirements and</w:t>
+      </w:r>
+      <w:r>
+        <w:t xml:space="preserve"> </w:t>
+      </w:r>
+      <w:r>
+        <w:rPr>
+          <w:b/>
+          <w:bCs/>
+        </w:rPr>
+        <w:t xml:space="preserve">other</w:t>
+      </w:r>
+      <w:r>
+        <w:t xml:space="preserve"> </w:t>
+      </w:r>
+      <w:r>
+        <w:t xml:space="preserve">assets. The goal was to show the</w:t>
+      </w:r>
+      <w:r>
+        <w:t xml:space="preserve"> </w:t>
+      </w:r>
+      <w:r>
+        <w:rPr>
+          <w:b/>
+          <w:bCs/>
+        </w:rPr>
+        <w:t xml:space="preserve">method</w:t>
+      </w:r>
+      <w:r>
+        <w:t xml:space="preserve">; now you need to apply the same</w:t>
+      </w:r>
+      <w:r>
+        <w:t xml:space="preserve"> </w:t>
+      </w:r>
+      <w:r>
+        <w:t xml:space="preserve">method to your</w:t>
+      </w:r>
+      <w:r>
+        <w:t xml:space="preserve"> </w:t>
+      </w:r>
+      <w:r>
+        <w:rPr>
+          <w:b/>
+          <w:bCs/>
+        </w:rPr>
+        <w:t xml:space="preserve">own</w:t>
+      </w:r>
+      <w:r>
+        <w:t xml:space="preserve"> </w:t>
+      </w:r>
+      <w:r>
+        <w:t xml:space="preserve">project’s assets and requirements. You learn a method not only by watching it, but by</w:t>
+      </w:r>
+      <w:r>
+        <w:t xml:space="preserve"> </w:t>
+      </w:r>
+      <w:r>
+        <w:t xml:space="preserve">applying it yourself once — especially in Exercises 1 and 3,</w:t>
+      </w:r>
+      <w:r>
+        <w:t xml:space="preserve"> </w:t>
+      </w:r>
+      <w:r>
+        <w:rPr>
+          <w:b/>
+          <w:bCs/>
+        </w:rPr>
+        <w:t xml:space="preserve">you</w:t>
+      </w:r>
+      <w:r>
+        <w:t xml:space="preserve"> </w:t>
+      </w:r>
+      <w:r>
+        <w:t xml:space="preserve">must notice which word is vague; this skill</w:t>
+      </w:r>
+      <w:r>
+        <w:t xml:space="preserve"> </w:t>
+      </w:r>
+      <w:r>
+        <w:t xml:space="preserve">only comes with practice.</w:t>
+      </w:r>
+    </w:p>
+    <w:p>
+      <w:pPr>
+        <w:pStyle w:val="BlockText"/>
+      </w:pPr>
+      <w:r>
+        <w:rPr>
+          <w:b/>
+          <w:bCs/>
+        </w:rPr>
+        <w:t xml:space="preserve">If you get stuck, which section to go back to</w:t>
+      </w:r>
+    </w:p>
+    <w:p>
+      <w:pPr>
+        <w:pStyle w:val="BlockText"/>
+      </w:pPr>
+      <w:r>
+        <w:t xml:space="preserve">Exercise 1 → reread the six-step example in Section 1. Exercise 2 → look at the mapping tables in Section 6.</w:t>
+      </w:r>
+      <w:r>
+        <w:t xml:space="preserve"> </w:t>
+      </w:r>
+      <w:r>
+        <w:t xml:space="preserve">Exercise 3 → look at the deferred-requirement example in Section 3. Exercise 4 → look at the ST skeleton</w:t>
+      </w:r>
+      <w:r>
+        <w:t xml:space="preserve"> </w:t>
+      </w:r>
+      <w:r>
+        <w:t xml:space="preserve">example in Section 4. Exercise 5 → look at the FIPS audit table in Section 5.</w:t>
+      </w:r>
+    </w:p>
+    <w:p>
+      <w:pPr>
+        <w:pStyle w:val="BlockText"/>
+      </w:pPr>
+      <w:r>
+        <w:rPr>
+          <w:b/>
+          <w:bCs/>
+        </w:rPr>
+        <w:t xml:space="preserve">Common mistake:</w:t>
+      </w:r>
+      <w:r>
+        <w:rPr>
+          <w:b/>
+          <w:bCs/>
+        </w:rPr>
+        <w:t xml:space="preserve"> </w:t>
+      </w:r>
+      <w:r>
+        <w:rPr>
+          <w:b/>
+          <w:bCs/>
+        </w:rPr>
+        <w:t xml:space="preserve">‘solving’</w:t>
+      </w:r>
+      <w:r>
+        <w:rPr>
+          <w:b/>
+          <w:bCs/>
+        </w:rPr>
+        <w:t xml:space="preserve"> </w:t>
+      </w:r>
+      <w:r>
+        <w:rPr>
+          <w:b/>
+          <w:bCs/>
+        </w:rPr>
+        <w:t xml:space="preserve">the exercise in a single sentence</w:t>
+      </w:r>
+    </w:p>
+    <w:p>
+      <w:pPr>
+        <w:pStyle w:val="BlockText"/>
+      </w:pPr>
+      <w:r>
+        <w:t xml:space="preserve">Replacing</w:t>
+      </w:r>
+      <w:r>
+        <w:t xml:space="preserve"> </w:t>
+      </w:r>
+      <w:r>
+        <w:t xml:space="preserve">“The system must be resilient to attacks”</w:t>
+      </w:r>
+      <w:r>
+        <w:t xml:space="preserve"> </w:t>
+      </w:r>
+      <w:r>
+        <w:t xml:space="preserve">with another vague sentence like</w:t>
+      </w:r>
+      <w:r>
+        <w:t xml:space="preserve"> </w:t>
+      </w:r>
+      <w:r>
+        <w:t xml:space="preserve">“The system must be</w:t>
+      </w:r>
+      <w:r>
+        <w:t xml:space="preserve"> </w:t>
+      </w:r>
+      <w:r>
+        <w:t xml:space="preserve">secure”</w:t>
+      </w:r>
+      <w:r>
+        <w:t xml:space="preserve"> </w:t>
+      </w:r>
+      <w:r>
+        <w:t xml:space="preserve">looks like the exercise is solved, but repeats the same mistake. A requirement is not</w:t>
+      </w:r>
+      <w:r>
+        <w:t xml:space="preserve"> </w:t>
+      </w:r>
+      <w:r>
+        <w:t xml:space="preserve">“good”</w:t>
+      </w:r>
+      <w:r>
+        <w:t xml:space="preserve"> </w:t>
+      </w:r>
+      <w:r>
+        <w:t xml:space="preserve">unless</w:t>
+      </w:r>
+      <w:r>
+        <w:t xml:space="preserve"> </w:t>
+      </w:r>
+      <w:r>
+        <w:rPr>
+          <w:b/>
+          <w:bCs/>
+        </w:rPr>
+        <w:t xml:space="preserve">all</w:t>
+      </w:r>
+      <w:r>
+        <w:t xml:space="preserve"> </w:t>
+      </w:r>
+      <w:r>
+        <w:t xml:space="preserve">six steps from Section 1 are applied.</w:t>
+      </w:r>
+    </w:p>
+    <w:p>
+      <w:pPr>
+        <w:pStyle w:val="BlockText"/>
+      </w:pPr>
+      <w:r>
+        <w:rPr>
+          <w:b/>
+          <w:bCs/>
+        </w:rPr>
+        <w:t xml:space="preserve">Rule</w:t>
+      </w:r>
+    </w:p>
+    <w:p>
+      <w:pPr>
+        <w:pStyle w:val="BlockText"/>
+      </w:pPr>
+      <w:r>
+        <w:t xml:space="preserve">After finishing each exercise answer, ask yourself:</w:t>
+      </w:r>
+      <w:r>
+        <w:t xml:space="preserve"> </w:t>
+      </w:r>
+      <w:r>
+        <w:t xml:space="preserve">“Can I verify this sentence with a test/review?”</w:t>
+      </w:r>
+      <w:r>
+        <w:t xml:space="preserve"> </w:t>
+      </w:r>
+      <w:r>
+        <w:t xml:space="preserve">If the</w:t>
+      </w:r>
+      <w:r>
+        <w:t xml:space="preserve"> </w:t>
+      </w:r>
+      <w:r>
+        <w:t xml:space="preserve">answer is</w:t>
+      </w:r>
+      <w:r>
+        <w:t xml:space="preserve"> </w:t>
+      </w:r>
+      <w:r>
+        <w:t xml:space="preserve">“no”</w:t>
+      </w:r>
+      <w:r>
+        <w:t xml:space="preserve"> </w:t>
+      </w:r>
+      <w:r>
+        <w:t xml:space="preserve">or</w:t>
+      </w:r>
+      <w:r>
+        <w:t xml:space="preserve"> </w:t>
+      </w:r>
+      <w:r>
+        <w:t xml:space="preserve">“maybe,”</w:t>
+      </w:r>
+      <w:r>
+        <w:t xml:space="preserve"> </w:t>
+      </w:r>
+      <w:r>
+        <w:t xml:space="preserve">the requirement isn’t ready yet.</w:t>
+      </w:r>
+    </w:p>
     <w:bookmarkEnd w:id="143"/>
-    <w:bookmarkEnd w:id="144"/>
-    <w:bookmarkStart w:id="148" w:name="work-on-your-own"/>
-    <w:p>
-      <w:pPr>
-        <w:pStyle w:val="Heading2"/>
-      </w:pPr>
-      <w:r>
-        <w:t xml:space="preserve">10. Work on your own</w:t>
-      </w:r>
-    </w:p>
-    <w:p>
-      <w:pPr>
-        <w:pStyle w:val="BlockText"/>
-      </w:pPr>
-      <w:r>
-        <w:rPr>
-          <w:b/>
-          <w:bCs/>
-        </w:rPr>
-        <w:t xml:space="preserve">Exercise 1 — Easy: fix the requirement</w:t>
-      </w:r>
-    </w:p>
-    <w:p>
-      <w:pPr>
-        <w:pStyle w:val="BlockText"/>
-      </w:pPr>
-      <w:r>
-        <w:t xml:space="preserve">Rewrite these requirements to meet the criteria of a</w:t>
-      </w:r>
-      <w:r>
-        <w:t xml:space="preserve"> </w:t>
-      </w:r>
-      <w:r>
-        <w:t xml:space="preserve">“good requirement”</w:t>
-      </w:r>
-      <w:r>
-        <w:t xml:space="preserve">:</w:t>
-      </w:r>
-      <w:r>
-        <w:t xml:space="preserve"> </w:t>
-      </w:r>
-      <w:r>
-        <w:t xml:space="preserve">“The system must be resilient to</w:t>
-      </w:r>
-      <w:r>
-        <w:t xml:space="preserve"> </w:t>
-      </w:r>
-      <w:r>
-        <w:t xml:space="preserve">attacks,”</w:t>
-      </w:r>
-      <w:r>
-        <w:t xml:space="preserve"> </w:t>
-      </w:r>
-      <w:r>
-        <w:t xml:space="preserve">“Passwords must be stored securely,”</w:t>
-      </w:r>
-      <w:r>
-        <w:t xml:space="preserve"> </w:t>
-      </w:r>
-      <w:r>
-        <w:t xml:space="preserve">“The application must be fast and secure.”</w:t>
-      </w:r>
-    </w:p>
-    <w:p>
-      <w:pPr>
-        <w:pStyle w:val="BlockText"/>
-      </w:pPr>
-      <w:r>
-        <w:rPr>
-          <w:b/>
-          <w:bCs/>
-        </w:rPr>
-        <w:t xml:space="preserve">Exercise 2 — Easy: ETSI mapping</w:t>
-      </w:r>
-    </w:p>
-    <w:p>
-      <w:pPr>
-        <w:pStyle w:val="BlockText"/>
-      </w:pPr>
-      <w:r>
-        <w:t xml:space="preserve">Choose the ones among ETSI EN 303 645’s thirteen provisions that apply to your project, and write which</w:t>
-      </w:r>
-      <w:r>
-        <w:t xml:space="preserve"> </w:t>
-      </w:r>
-      <w:r>
-        <w:t xml:space="preserve">control in your project corresponds to each one.</w:t>
-      </w:r>
-    </w:p>
-    <w:p>
-      <w:pPr>
-        <w:pStyle w:val="BlockText"/>
-      </w:pPr>
-      <w:r>
-        <w:rPr>
-          <w:b/>
-          <w:bCs/>
-        </w:rPr>
-        <w:t xml:space="preserve">Exercise 3 — Medium: deferred requirements</w:t>
-      </w:r>
-    </w:p>
-    <w:p>
-      <w:pPr>
-        <w:pStyle w:val="BlockText"/>
-      </w:pPr>
-      <w:r>
-        <w:t xml:space="preserve">Think of your project as a library embedded inside another application. Which requirements would you need to</w:t>
-      </w:r>
-      <w:r>
-        <w:t xml:space="preserve"> </w:t>
-      </w:r>
-      <w:r>
-        <w:t xml:space="preserve">defer to the parent application? Prepare a one-paragraph instruction for the parent-application developer for</w:t>
-      </w:r>
-      <w:r>
-        <w:t xml:space="preserve"> </w:t>
-      </w:r>
-      <w:r>
-        <w:t xml:space="preserve">each one.</w:t>
-      </w:r>
-    </w:p>
-    <w:p>
-      <w:pPr>
-        <w:pStyle w:val="BlockText"/>
-      </w:pPr>
-      <w:r>
-        <w:rPr>
-          <w:b/>
-          <w:bCs/>
-        </w:rPr>
-        <w:t xml:space="preserve">Exercise 4 — Medium: a security-target skeleton</w:t>
-      </w:r>
-    </w:p>
-    <w:p>
-      <w:pPr>
-        <w:pStyle w:val="BlockText"/>
-      </w:pPr>
-      <w:r>
-        <w:t xml:space="preserve">Produce a Common Criteria security target (ST) skeleton for your project: the TOE definition, assumptions,</w:t>
-      </w:r>
-      <w:r>
-        <w:t xml:space="preserve"> </w:t>
-      </w:r>
-      <w:r>
-        <w:t xml:space="preserve">threats, security objectives, and the corresponding requirements. Which sections of your security guide</w:t>
-      </w:r>
-      <w:r>
-        <w:t xml:space="preserve"> </w:t>
-      </w:r>
-      <w:r>
-        <w:t xml:space="preserve">correspond to which ST section?</w:t>
-      </w:r>
-    </w:p>
-    <w:p>
-      <w:pPr>
-        <w:pStyle w:val="BlockText"/>
-      </w:pPr>
-      <w:r>
-        <w:rPr>
-          <w:b/>
-          <w:bCs/>
-        </w:rPr>
-        <w:t xml:space="preserve">Exercise 5 — Hard: FIPS 140-3 gap analysis</w:t>
-      </w:r>
-    </w:p>
-    <w:p>
-      <w:pPr>
-        <w:pStyle w:val="BlockText"/>
-      </w:pPr>
-      <w:r>
-        <w:t xml:space="preserve">Examine your project’s crypto code against FIPS 140-3’s expectations of</w:t>
-      </w:r>
-      <w:r>
-        <w:t xml:space="preserve"> </w:t>
-      </w:r>
-      <w:r>
-        <w:t xml:space="preserve">“approved algorithm, self-test, role</w:t>
-      </w:r>
-      <w:r>
-        <w:t xml:space="preserve"> </w:t>
-      </w:r>
-      <w:r>
-        <w:t xml:space="preserve">and service, zeroization.”</w:t>
-      </w:r>
-      <w:r>
-        <w:t xml:space="preserve"> </w:t>
-      </w:r>
-      <w:r>
-        <w:t xml:space="preserve">If your project were a cryptographic module, what would be missing for Level 1?</w:t>
-      </w:r>
-    </w:p>
-    <w:bookmarkStart w:id="145" w:name="X92ce8ea283cd72fe110dfde9605093c27f07325"/>
-    <w:p>
-      <w:pPr>
-        <w:pStyle w:val="Heading3"/>
-      </w:pPr>
-      <w:r>
-        <w:t xml:space="preserve">Why you should solve these exercises on your own</w:t>
-      </w:r>
-    </w:p>
-    <w:p>
-      <w:pPr>
-        <w:pStyle w:val="FirstParagraph"/>
-      </w:pPr>
-      <w:r>
-        <w:t xml:space="preserve">The worked examples you saw in the sections above (bad→good requirement, the end-to-end traceability chain, the</w:t>
-      </w:r>
-      <w:r>
-        <w:t xml:space="preserve"> </w:t>
-      </w:r>
-      <w:r>
-        <w:t xml:space="preserve">ST skeleton, the FIPS audit, the cross-standard mapping, the compliance-matrix row) were all explained through</w:t>
-      </w:r>
-      <w:r>
-        <w:t xml:space="preserve"> </w:t>
-      </w:r>
-      <w:r>
-        <w:rPr>
-          <w:b/>
-          <w:bCs/>
-        </w:rPr>
-        <w:t xml:space="preserve">other</w:t>
-      </w:r>
-      <w:r>
-        <w:t xml:space="preserve"> </w:t>
-      </w:r>
-      <w:r>
-        <w:t xml:space="preserve">requirements and</w:t>
-      </w:r>
-      <w:r>
-        <w:t xml:space="preserve"> </w:t>
-      </w:r>
-      <w:r>
-        <w:rPr>
-          <w:b/>
-          <w:bCs/>
-        </w:rPr>
-        <w:t xml:space="preserve">other</w:t>
-      </w:r>
-      <w:r>
-        <w:t xml:space="preserve"> </w:t>
-      </w:r>
-      <w:r>
-        <w:t xml:space="preserve">assets. The goal was to show the</w:t>
-      </w:r>
-      <w:r>
-        <w:t xml:space="preserve"> </w:t>
-      </w:r>
-      <w:r>
-        <w:rPr>
-          <w:b/>
-          <w:bCs/>
-        </w:rPr>
-        <w:t xml:space="preserve">method</w:t>
-      </w:r>
-      <w:r>
-        <w:t xml:space="preserve">; now you need to apply the same</w:t>
-      </w:r>
-      <w:r>
-        <w:t xml:space="preserve"> </w:t>
-      </w:r>
-      <w:r>
-        <w:t xml:space="preserve">method to your</w:t>
-      </w:r>
-      <w:r>
-        <w:t xml:space="preserve"> </w:t>
-      </w:r>
-      <w:r>
-        <w:rPr>
-          <w:b/>
-          <w:bCs/>
-        </w:rPr>
-        <w:t xml:space="preserve">own</w:t>
-      </w:r>
-      <w:r>
-        <w:t xml:space="preserve"> </w:t>
-      </w:r>
-      <w:r>
-        <w:t xml:space="preserve">project’s assets and requirements. You learn a method not only by watching it, but by</w:t>
-      </w:r>
-      <w:r>
-        <w:t xml:space="preserve"> </w:t>
-      </w:r>
-      <w:r>
-        <w:t xml:space="preserve">applying it yourself once — especially in Exercises 1 and 3,</w:t>
-      </w:r>
-      <w:r>
-        <w:t xml:space="preserve"> </w:t>
-      </w:r>
-      <w:r>
-        <w:rPr>
-          <w:b/>
-          <w:bCs/>
-        </w:rPr>
-        <w:t xml:space="preserve">you</w:t>
-      </w:r>
-      <w:r>
-        <w:t xml:space="preserve"> </w:t>
-      </w:r>
-      <w:r>
-        <w:t xml:space="preserve">must notice which word is vague; this skill</w:t>
-      </w:r>
-      <w:r>
-        <w:t xml:space="preserve"> </w:t>
-      </w:r>
-      <w:r>
-        <w:t xml:space="preserve">only comes with practice.</w:t>
-      </w:r>
-    </w:p>
-    <w:p>
-      <w:pPr>
-        <w:pStyle w:val="BlockText"/>
-      </w:pPr>
-      <w:r>
-        <w:rPr>
-          <w:b/>
-          <w:bCs/>
-        </w:rPr>
-        <w:t xml:space="preserve">If you get stuck, which section to go back to</w:t>
-      </w:r>
-    </w:p>
-    <w:p>
-      <w:pPr>
-        <w:pStyle w:val="BlockText"/>
-      </w:pPr>
-      <w:r>
-        <w:t xml:space="preserve">Exercise 1 → reread the six-step example in Section 1. Exercise 2 → look at the mapping tables in Section 6.</w:t>
-      </w:r>
-      <w:r>
-        <w:t xml:space="preserve"> </w:t>
-      </w:r>
-      <w:r>
-        <w:t xml:space="preserve">Exercise 3 → look at the deferred-requirement example in Section 3. Exercise 4 → look at the ST skeleton</w:t>
-      </w:r>
-      <w:r>
-        <w:t xml:space="preserve"> </w:t>
-      </w:r>
-      <w:r>
-        <w:t xml:space="preserve">example in Section 4. Exercise 5 → look at the FIPS audit table in Section 5.</w:t>
-      </w:r>
-    </w:p>
-    <w:p>
-      <w:pPr>
-        <w:pStyle w:val="BlockText"/>
-      </w:pPr>
-      <w:r>
-        <w:rPr>
-          <w:b/>
-          <w:bCs/>
-        </w:rPr>
-        <w:t xml:space="preserve">Common mistake:</w:t>
-      </w:r>
-      <w:r>
-        <w:rPr>
-          <w:b/>
-          <w:bCs/>
-        </w:rPr>
-        <w:t xml:space="preserve"> </w:t>
-      </w:r>
-      <w:r>
-        <w:rPr>
-          <w:b/>
-          <w:bCs/>
-        </w:rPr>
-        <w:t xml:space="preserve">‘solving’</w:t>
-      </w:r>
-      <w:r>
-        <w:rPr>
-          <w:b/>
-          <w:bCs/>
-        </w:rPr>
-        <w:t xml:space="preserve"> </w:t>
-      </w:r>
-      <w:r>
-        <w:rPr>
-          <w:b/>
-          <w:bCs/>
-        </w:rPr>
-        <w:t xml:space="preserve">the exercise in a single sentence</w:t>
-      </w:r>
-    </w:p>
-    <w:p>
-      <w:pPr>
-        <w:pStyle w:val="BlockText"/>
-      </w:pPr>
-      <w:r>
-        <w:t xml:space="preserve">Replacing</w:t>
-      </w:r>
-      <w:r>
-        <w:t xml:space="preserve"> </w:t>
-      </w:r>
-      <w:r>
-        <w:t xml:space="preserve">“The system must be resilient to attacks”</w:t>
-      </w:r>
-      <w:r>
-        <w:t xml:space="preserve"> </w:t>
-      </w:r>
-      <w:r>
-        <w:t xml:space="preserve">with another vague sentence like</w:t>
-      </w:r>
-      <w:r>
-        <w:t xml:space="preserve"> </w:t>
-      </w:r>
-      <w:r>
-        <w:t xml:space="preserve">“The system must be</w:t>
-      </w:r>
-      <w:r>
-        <w:t xml:space="preserve"> </w:t>
-      </w:r>
-      <w:r>
-        <w:t xml:space="preserve">secure”</w:t>
-      </w:r>
-      <w:r>
-        <w:t xml:space="preserve"> </w:t>
-      </w:r>
-      <w:r>
-        <w:t xml:space="preserve">looks like the exercise is solved, but repeats the same mistake. A requirement is not</w:t>
-      </w:r>
-      <w:r>
-        <w:t xml:space="preserve"> </w:t>
-      </w:r>
-      <w:r>
-        <w:t xml:space="preserve">“good”</w:t>
-      </w:r>
-      <w:r>
-        <w:t xml:space="preserve"> </w:t>
-      </w:r>
-      <w:r>
-        <w:t xml:space="preserve">unless</w:t>
-      </w:r>
-      <w:r>
-        <w:t xml:space="preserve"> </w:t>
-      </w:r>
-      <w:r>
-        <w:rPr>
-          <w:b/>
-          <w:bCs/>
-        </w:rPr>
-        <w:t xml:space="preserve">all</w:t>
-      </w:r>
-      <w:r>
-        <w:t xml:space="preserve"> </w:t>
-      </w:r>
-      <w:r>
-        <w:t xml:space="preserve">six steps from Section 1 are applied.</w:t>
-      </w:r>
-    </w:p>
-    <w:p>
-      <w:pPr>
-        <w:pStyle w:val="BlockText"/>
-      </w:pPr>
-      <w:r>
-        <w:rPr>
-          <w:b/>
-          <w:bCs/>
-        </w:rPr>
-        <w:t xml:space="preserve">Rule</w:t>
-      </w:r>
-    </w:p>
-    <w:p>
-      <w:pPr>
-        <w:pStyle w:val="BlockText"/>
-      </w:pPr>
-      <w:r>
-        <w:t xml:space="preserve">After finishing each exercise answer, ask yourself:</w:t>
-      </w:r>
-      <w:r>
-        <w:t xml:space="preserve"> </w:t>
-      </w:r>
-      <w:r>
-        <w:t xml:space="preserve">“Can I verify this sentence with a test/review?”</w:t>
-      </w:r>
-      <w:r>
-        <w:t xml:space="preserve"> </w:t>
-      </w:r>
-      <w:r>
-        <w:t xml:space="preserve">If the</w:t>
-      </w:r>
-      <w:r>
-        <w:t xml:space="preserve"> </w:t>
-      </w:r>
-      <w:r>
-        <w:t xml:space="preserve">answer is</w:t>
-      </w:r>
-      <w:r>
-        <w:t xml:space="preserve"> </w:t>
-      </w:r>
-      <w:r>
-        <w:t xml:space="preserve">“no”</w:t>
-      </w:r>
-      <w:r>
-        <w:t xml:space="preserve"> </w:t>
-      </w:r>
-      <w:r>
-        <w:t xml:space="preserve">or</w:t>
-      </w:r>
-      <w:r>
-        <w:t xml:space="preserve"> </w:t>
-      </w:r>
-      <w:r>
-        <w:t xml:space="preserve">“maybe,”</w:t>
-      </w:r>
-      <w:r>
-        <w:t xml:space="preserve"> </w:t>
-      </w:r>
-      <w:r>
-        <w:t xml:space="preserve">the requirement isn’t ready yet.</w:t>
-      </w:r>
-    </w:p>
-    <w:bookmarkEnd w:id="145"/>
-    <w:bookmarkStart w:id="146" w:name="X397183224fea90698147d9f5eec0801faf0245f"/>
+    <w:bookmarkStart w:id="144" w:name="X397183224fea90698147d9f5eec0801faf0245f"/>
     <w:p>
       <w:pPr>
         <w:pStyle w:val="Heading3"/>
@@ -24809,7 +24360,7 @@
         <w:pStyle w:val="Compact"/>
         <w:numPr>
           <w:ilvl w:val="0"/>
-          <w:numId w:val="1040"/>
+          <w:numId w:val="1027"/>
         </w:numPr>
       </w:pPr>
       <w:r>
@@ -24833,7 +24384,7 @@
         <w:pStyle w:val="Compact"/>
         <w:numPr>
           <w:ilvl w:val="0"/>
-          <w:numId w:val="1041"/>
+          <w:numId w:val="1028"/>
         </w:numPr>
       </w:pPr>
       <w:r>
@@ -24845,7 +24396,7 @@
         <w:pStyle w:val="Compact"/>
         <w:numPr>
           <w:ilvl w:val="0"/>
-          <w:numId w:val="1042"/>
+          <w:numId w:val="1029"/>
         </w:numPr>
       </w:pPr>
       <w:r>
@@ -24857,7 +24408,7 @@
         <w:pStyle w:val="Compact"/>
         <w:numPr>
           <w:ilvl w:val="0"/>
-          <w:numId w:val="1043"/>
+          <w:numId w:val="1030"/>
         </w:numPr>
       </w:pPr>
       <w:r>
@@ -24878,7 +24429,7 @@
         <w:pStyle w:val="Compact"/>
         <w:numPr>
           <w:ilvl w:val="0"/>
-          <w:numId w:val="1044"/>
+          <w:numId w:val="1031"/>
         </w:numPr>
       </w:pPr>
       <w:r>
@@ -24905,8 +24456,8 @@
         <w:t xml:space="preserve">(i.e., no problem) to all five items, your answer is close to evaluator standard.</w:t>
       </w:r>
     </w:p>
-    <w:bookmarkEnd w:id="146"/>
-    <w:bookmarkStart w:id="147" w:name="a-starting-template-for-exercise-1"/>
+    <w:bookmarkEnd w:id="144"/>
+    <w:bookmarkStart w:id="145" w:name="a-starting-template-for-exercise-1"/>
     <w:p>
       <w:pPr>
         <w:pStyle w:val="Heading3"/>
@@ -24969,7 +24520,18 @@
         <w:t xml:space="preserve"> </w:t>
       </w:r>
       <w:r>
-        <w:t xml:space="preserve">mature yet — go back to your threat model (Week 1).</w:t>
+        <w:t xml:space="preserve">mature yet — go back to your threat model (</w:t>
+      </w:r>
+      <w:hyperlink r:id="rId20">
+        <w:r>
+          <w:rPr>
+            <w:rStyle w:val="Hyperlink"/>
+          </w:rPr>
+          <w:t xml:space="preserve">Week 1</w:t>
+        </w:r>
+      </w:hyperlink>
+      <w:r>
+        <w:t xml:space="preserve">).</w:t>
       </w:r>
     </w:p>
     <w:p>
@@ -24979,9 +24541,9 @@
         </w:pict>
       </w:r>
     </w:p>
-    <w:bookmarkEnd w:id="147"/>
-    <w:bookmarkEnd w:id="148"/>
-    <w:bookmarkStart w:id="149" w:name="self-check"/>
+    <w:bookmarkEnd w:id="145"/>
+    <w:bookmarkEnd w:id="146"/>
+    <w:bookmarkStart w:id="147" w:name="self-check"/>
     <w:p>
       <w:pPr>
         <w:pStyle w:val="Heading2"/>
@@ -26158,8 +25720,8 @@
         </w:pict>
       </w:r>
     </w:p>
-    <w:bookmarkEnd w:id="149"/>
-    <w:bookmarkStart w:id="153" w:name="resources-and-further-reading"/>
+    <w:bookmarkEnd w:id="147"/>
+    <w:bookmarkStart w:id="152" w:name="resources-and-further-reading"/>
     <w:p>
       <w:pPr>
         <w:pStyle w:val="Heading2"/>
@@ -26222,7 +25784,7 @@
         <w:pStyle w:val="Compact"/>
         <w:numPr>
           <w:ilvl w:val="0"/>
-          <w:numId w:val="1045"/>
+          <w:numId w:val="1032"/>
         </w:numPr>
       </w:pPr>
       <w:r>
@@ -26234,7 +25796,7 @@
         <w:pStyle w:val="Compact"/>
         <w:numPr>
           <w:ilvl w:val="0"/>
-          <w:numId w:val="1045"/>
+          <w:numId w:val="1032"/>
         </w:numPr>
       </w:pPr>
       <w:r>
@@ -26246,7 +25808,7 @@
         <w:pStyle w:val="Compact"/>
         <w:numPr>
           <w:ilvl w:val="0"/>
-          <w:numId w:val="1045"/>
+          <w:numId w:val="1032"/>
         </w:numPr>
       </w:pPr>
       <w:r>
@@ -26258,7 +25820,7 @@
         <w:pStyle w:val="Compact"/>
         <w:numPr>
           <w:ilvl w:val="0"/>
-          <w:numId w:val="1045"/>
+          <w:numId w:val="1032"/>
         </w:numPr>
       </w:pPr>
       <w:r>
@@ -26270,7 +25832,7 @@
         <w:pStyle w:val="Compact"/>
         <w:numPr>
           <w:ilvl w:val="0"/>
-          <w:numId w:val="1045"/>
+          <w:numId w:val="1032"/>
         </w:numPr>
       </w:pPr>
       <w:r>
@@ -26288,7 +25850,7 @@
         <w:pStyle w:val="Compact"/>
         <w:numPr>
           <w:ilvl w:val="0"/>
-          <w:numId w:val="1045"/>
+          <w:numId w:val="1032"/>
         </w:numPr>
       </w:pPr>
       <w:r>
@@ -26300,14 +25862,14 @@
         <w:pStyle w:val="Compact"/>
         <w:numPr>
           <w:ilvl w:val="0"/>
-          <w:numId w:val="1045"/>
+          <w:numId w:val="1032"/>
         </w:numPr>
       </w:pPr>
       <w:r>
         <w:t xml:space="preserve">RFC 2119 / RFC 8174 (requirement keywords).</w:t>
       </w:r>
     </w:p>
-    <w:bookmarkStart w:id="150" w:name="why-we-chose-these-sources-this-way"/>
+    <w:bookmarkStart w:id="148" w:name="why-we-chose-these-sources-this-way"/>
     <w:p>
       <w:pPr>
         <w:pStyle w:val="Heading3"/>
@@ -26483,8 +26045,8 @@
         <w:t xml:space="preserve">checklist.</w:t>
       </w:r>
     </w:p>
-    <w:bookmarkEnd w:id="150"/>
-    <w:bookmarkStart w:id="151" w:name="how-you-format-sources-in-s1-example"/>
+    <w:bookmarkEnd w:id="148"/>
+    <w:bookmarkStart w:id="149" w:name="how-you-format-sources-in-s1-example"/>
     <w:p>
       <w:pPr>
         <w:pStyle w:val="Heading3"/>
@@ -26560,8 +26122,8 @@
         <w:t xml:space="preserve">your guide.</w:t>
       </w:r>
     </w:p>
-    <w:bookmarkEnd w:id="151"/>
-    <w:bookmarkStart w:id="152" w:name="this-weeks-short-summary"/>
+    <w:bookmarkEnd w:id="149"/>
+    <w:bookmarkStart w:id="151" w:name="this-weeks-short-summary"/>
     <w:p>
       <w:pPr>
         <w:pStyle w:val="Heading3"/>
@@ -26599,13 +26161,35 @@
         <w:t xml:space="preserve"> </w:t>
       </w:r>
       <w:r>
-        <w:t xml:space="preserve">concrete deliverable step by step. The asset table you’ve gathered since the start of the term (Week 1), the</w:t>
-      </w:r>
-      <w:r>
-        <w:t xml:space="preserve"> </w:t>
-      </w:r>
-      <w:r>
-        <w:t xml:space="preserve">protection rules (Week 9), and the assessment process (last week) all come together this week in a single</w:t>
+        <w:t xml:space="preserve">concrete deliverable step by step. The asset table you’ve gathered since the start of the term (</w:t>
+      </w:r>
+      <w:hyperlink r:id="rId20">
+        <w:r>
+          <w:rPr>
+            <w:rStyle w:val="Hyperlink"/>
+          </w:rPr>
+          <w:t xml:space="preserve">Week 1</w:t>
+        </w:r>
+      </w:hyperlink>
+      <w:r>
+        <w:t xml:space="preserve">), the</w:t>
+      </w:r>
+      <w:r>
+        <w:t xml:space="preserve"> </w:t>
+      </w:r>
+      <w:r>
+        <w:t xml:space="preserve">protection rules (</w:t>
+      </w:r>
+      <w:hyperlink r:id="rId40">
+        <w:r>
+          <w:rPr>
+            <w:rStyle w:val="Hyperlink"/>
+          </w:rPr>
+          <w:t xml:space="preserve">Week 9</w:t>
+        </w:r>
+      </w:hyperlink>
+      <w:r>
+        <w:t xml:space="preserve">), and the assessment process (last week) all come together this week in a single</w:t>
       </w:r>
       <w:r>
         <w:t xml:space="preserve"> </w:t>
@@ -26998,9 +26582,118 @@
         </w:tc>
       </w:tr>
     </w:tbl>
+    <w:p>
+      <w:pPr>
+        <w:pStyle w:val="BlockText"/>
+      </w:pPr>
+      <w:r>
+        <w:rPr>
+          <w:b/>
+          <w:bCs/>
+        </w:rPr>
+        <w:t xml:space="preserve">Next week</w:t>
+      </w:r>
+    </w:p>
+    <w:p>
+      <w:pPr>
+        <w:pStyle w:val="BlockText"/>
+      </w:pPr>
+      <w:hyperlink r:id="rId150">
+        <w:r>
+          <w:rPr>
+            <w:rStyle w:val="Hyperlink"/>
+            <w:b/>
+            <w:bCs/>
+          </w:rPr>
+          <w:t xml:space="preserve">Week 14</w:t>
+        </w:r>
+      </w:hyperlink>
+      <w:r>
+        <w:rPr>
+          <w:b/>
+          <w:bCs/>
+        </w:rPr>
+        <w:t xml:space="preserve"> </w:t>
+      </w:r>
+      <w:r>
+        <w:rPr>
+          <w:b/>
+          <w:bCs/>
+        </w:rPr>
+        <w:t xml:space="preserve">— Tigress and diversification.</w:t>
+      </w:r>
+      <w:r>
+        <w:t xml:space="preserve"> </w:t>
+      </w:r>
+      <w:r>
+        <w:t xml:space="preserve">This week we defined requirements such as</w:t>
+      </w:r>
+      <w:r>
+        <w:t xml:space="preserve"> </w:t>
+      </w:r>
+      <w:r>
+        <w:t xml:space="preserve">“sensitive code sections</w:t>
+      </w:r>
+      <w:r>
+        <w:t xml:space="preserve"> </w:t>
+      </w:r>
+      <w:r>
+        <w:t xml:space="preserve">must be obfuscated”</w:t>
+      </w:r>
+      <w:r>
+        <w:t xml:space="preserve"> </w:t>
+      </w:r>
+      <w:r>
+        <w:t xml:space="preserve">in the course’s</w:t>
+      </w:r>
+      <w:r>
+        <w:t xml:space="preserve"> </w:t>
+      </w:r>
+      <w:r>
+        <w:rPr>
+          <w:b/>
+          <w:bCs/>
+        </w:rPr>
+        <w:t xml:space="preserve">CEN429-AP</w:t>
+      </w:r>
+      <w:r>
+        <w:t xml:space="preserve"> </w:t>
+      </w:r>
+      <w:r>
+        <w:t xml:space="preserve">(application protection) family. Next week we’ll see the</w:t>
+      </w:r>
+      <w:r>
+        <w:t xml:space="preserve"> </w:t>
+      </w:r>
+      <w:r>
+        <w:t xml:space="preserve">concrete counterpart of that requirement — its</w:t>
+      </w:r>
+      <w:r>
+        <w:t xml:space="preserve"> </w:t>
+      </w:r>
+      <w:r>
+        <w:rPr>
+          <w:b/>
+          <w:bCs/>
+        </w:rPr>
+        <w:t xml:space="preserve">control</w:t>
+      </w:r>
+      <w:r>
+        <w:t xml:space="preserve"> </w:t>
+      </w:r>
+      <w:r>
+        <w:t xml:space="preserve">— as we apply code obfuscation and diversification</w:t>
+      </w:r>
+      <w:r>
+        <w:t xml:space="preserve"> </w:t>
+      </w:r>
+      <w:r>
+        <w:t xml:space="preserve">transformations with Tigress and link them to the matching rows of your compliance matrix (S17).</w:t>
+      </w:r>
+    </w:p>
+    <w:bookmarkEnd w:id="151"/>
     <w:bookmarkEnd w:id="152"/>
     <w:bookmarkEnd w:id="153"/>
-    <w:bookmarkEnd w:id="154"/>
     <w:sectPr>
       <w:headerReference r:id="rId9" w:type="default"/>
       <w:footerReference r:id="rId10" w:type="default"/>
@@ -27534,24 +27227,6 @@
     <w:abstractNumId w:val="991"/>
   </w:num>
   <w:num w:numId="1008">
-    <w:abstractNumId w:val="991"/>
-  </w:num>
-  <w:num w:numId="1009">
-    <w:abstractNumId w:val="991"/>
-  </w:num>
-  <w:num w:numId="1010">
-    <w:abstractNumId w:val="991"/>
-  </w:num>
-  <w:num w:numId="1011">
-    <w:abstractNumId w:val="991"/>
-  </w:num>
-  <w:num w:numId="1012">
-    <w:abstractNumId w:val="991"/>
-  </w:num>
-  <w:num w:numId="1013">
-    <w:abstractNumId w:val="991"/>
-  </w:num>
-  <w:num w:numId="1014">
     <w:abstractNumId w:val="99411"/>
     <w:lvlOverride w:ilvl="0">
       <w:startOverride w:val="1"/>
@@ -27581,25 +27256,7 @@
       <w:startOverride w:val="1"/>
     </w:lvlOverride>
   </w:num>
-  <w:num w:numId="1015">
-    <w:abstractNumId w:val="991"/>
-  </w:num>
-  <w:num w:numId="1016">
-    <w:abstractNumId w:val="991"/>
-  </w:num>
-  <w:num w:numId="1017">
-    <w:abstractNumId w:val="991"/>
-  </w:num>
-  <w:num w:numId="1018">
-    <w:abstractNumId w:val="991"/>
-  </w:num>
-  <w:num w:numId="1019">
-    <w:abstractNumId w:val="991"/>
-  </w:num>
-  <w:num w:numId="1020">
-    <w:abstractNumId w:val="991"/>
-  </w:num>
-  <w:num w:numId="1021">
+  <w:num w:numId="1009">
     <w:abstractNumId w:val="99411"/>
     <w:lvlOverride w:ilvl="0">
       <w:startOverride w:val="1"/>
@@ -27629,7 +27286,13 @@
       <w:startOverride w:val="1"/>
     </w:lvlOverride>
   </w:num>
-  <w:num w:numId="1022">
+  <w:num w:numId="1010">
+    <w:abstractNumId w:val="991"/>
+  </w:num>
+  <w:num w:numId="1011">
+    <w:abstractNumId w:val="991"/>
+  </w:num>
+  <w:num w:numId="1012">
     <w:abstractNumId w:val="99411"/>
     <w:lvlOverride w:ilvl="0">
       <w:startOverride w:val="1"/>
@@ -27659,11 +27322,203 @@
       <w:startOverride w:val="1"/>
     </w:lvlOverride>
   </w:num>
-  <w:num w:numId="1023">
+  <w:num w:numId="1013">
+    <w:abstractNumId w:val="99411"/>
+    <w:lvlOverride w:ilvl="0">
+      <w:startOverride w:val="1"/>
+    </w:lvlOverride>
+    <w:lvlOverride w:ilvl="1">
+      <w:startOverride w:val="1"/>
+    </w:lvlOverride>
+    <w:lvlOverride w:ilvl="2">
+      <w:startOverride w:val="1"/>
+    </w:lvlOverride>
+    <w:lvlOverride w:ilvl="3">
+      <w:startOverride w:val="1"/>
+    </w:lvlOverride>
+    <w:lvlOverride w:ilvl="4">
+      <w:startOverride w:val="1"/>
+    </w:lvlOverride>
+    <w:lvlOverride w:ilvl="5">
+      <w:startOverride w:val="1"/>
+    </w:lvlOverride>
+    <w:lvlOverride w:ilvl="6">
+      <w:startOverride w:val="1"/>
+    </w:lvlOverride>
+    <w:lvlOverride w:ilvl="7">
+      <w:startOverride w:val="1"/>
+    </w:lvlOverride>
+    <w:lvlOverride w:ilvl="8">
+      <w:startOverride w:val="1"/>
+    </w:lvlOverride>
+  </w:num>
+  <w:num w:numId="1014">
     <w:abstractNumId w:val="991"/>
   </w:num>
+  <w:num w:numId="1015">
+    <w:abstractNumId w:val="99411"/>
+    <w:lvlOverride w:ilvl="0">
+      <w:startOverride w:val="1"/>
+    </w:lvlOverride>
+    <w:lvlOverride w:ilvl="1">
+      <w:startOverride w:val="1"/>
+    </w:lvlOverride>
+    <w:lvlOverride w:ilvl="2">
+      <w:startOverride w:val="1"/>
+    </w:lvlOverride>
+    <w:lvlOverride w:ilvl="3">
+      <w:startOverride w:val="1"/>
+    </w:lvlOverride>
+    <w:lvlOverride w:ilvl="4">
+      <w:startOverride w:val="1"/>
+    </w:lvlOverride>
+    <w:lvlOverride w:ilvl="5">
+      <w:startOverride w:val="1"/>
+    </w:lvlOverride>
+    <w:lvlOverride w:ilvl="6">
+      <w:startOverride w:val="1"/>
+    </w:lvlOverride>
+    <w:lvlOverride w:ilvl="7">
+      <w:startOverride w:val="1"/>
+    </w:lvlOverride>
+    <w:lvlOverride w:ilvl="8">
+      <w:startOverride w:val="1"/>
+    </w:lvlOverride>
+  </w:num>
+  <w:num w:numId="1016">
+    <w:abstractNumId w:val="991"/>
+  </w:num>
+  <w:num w:numId="1017">
+    <w:abstractNumId w:val="99411"/>
+    <w:lvlOverride w:ilvl="0">
+      <w:startOverride w:val="1"/>
+    </w:lvlOverride>
+    <w:lvlOverride w:ilvl="1">
+      <w:startOverride w:val="1"/>
+    </w:lvlOverride>
+    <w:lvlOverride w:ilvl="2">
+      <w:startOverride w:val="1"/>
+    </w:lvlOverride>
+    <w:lvlOverride w:ilvl="3">
+      <w:startOverride w:val="1"/>
+    </w:lvlOverride>
+    <w:lvlOverride w:ilvl="4">
+      <w:startOverride w:val="1"/>
+    </w:lvlOverride>
+    <w:lvlOverride w:ilvl="5">
+      <w:startOverride w:val="1"/>
+    </w:lvlOverride>
+    <w:lvlOverride w:ilvl="6">
+      <w:startOverride w:val="1"/>
+    </w:lvlOverride>
+    <w:lvlOverride w:ilvl="7">
+      <w:startOverride w:val="1"/>
+    </w:lvlOverride>
+    <w:lvlOverride w:ilvl="8">
+      <w:startOverride w:val="1"/>
+    </w:lvlOverride>
+  </w:num>
+  <w:num w:numId="1018">
+    <w:abstractNumId w:val="99411"/>
+    <w:lvlOverride w:ilvl="0">
+      <w:startOverride w:val="1"/>
+    </w:lvlOverride>
+    <w:lvlOverride w:ilvl="1">
+      <w:startOverride w:val="1"/>
+    </w:lvlOverride>
+    <w:lvlOverride w:ilvl="2">
+      <w:startOverride w:val="1"/>
+    </w:lvlOverride>
+    <w:lvlOverride w:ilvl="3">
+      <w:startOverride w:val="1"/>
+    </w:lvlOverride>
+    <w:lvlOverride w:ilvl="4">
+      <w:startOverride w:val="1"/>
+    </w:lvlOverride>
+    <w:lvlOverride w:ilvl="5">
+      <w:startOverride w:val="1"/>
+    </w:lvlOverride>
+    <w:lvlOverride w:ilvl="6">
+      <w:startOverride w:val="1"/>
+    </w:lvlOverride>
+    <w:lvlOverride w:ilvl="7">
+      <w:startOverride w:val="1"/>
+    </w:lvlOverride>
+    <w:lvlOverride w:ilvl="8">
+      <w:startOverride w:val="1"/>
+    </w:lvlOverride>
+  </w:num>
+  <w:num w:numId="1019">
+    <w:abstractNumId w:val="99411"/>
+    <w:lvlOverride w:ilvl="0">
+      <w:startOverride w:val="1"/>
+    </w:lvlOverride>
+    <w:lvlOverride w:ilvl="1">
+      <w:startOverride w:val="1"/>
+    </w:lvlOverride>
+    <w:lvlOverride w:ilvl="2">
+      <w:startOverride w:val="1"/>
+    </w:lvlOverride>
+    <w:lvlOverride w:ilvl="3">
+      <w:startOverride w:val="1"/>
+    </w:lvlOverride>
+    <w:lvlOverride w:ilvl="4">
+      <w:startOverride w:val="1"/>
+    </w:lvlOverride>
+    <w:lvlOverride w:ilvl="5">
+      <w:startOverride w:val="1"/>
+    </w:lvlOverride>
+    <w:lvlOverride w:ilvl="6">
+      <w:startOverride w:val="1"/>
+    </w:lvlOverride>
+    <w:lvlOverride w:ilvl="7">
+      <w:startOverride w:val="1"/>
+    </w:lvlOverride>
+    <w:lvlOverride w:ilvl="8">
+      <w:startOverride w:val="1"/>
+    </w:lvlOverride>
+  </w:num>
+  <w:num w:numId="1020">
+    <w:abstractNumId w:val="99411"/>
+    <w:lvlOverride w:ilvl="0">
+      <w:startOverride w:val="1"/>
+    </w:lvlOverride>
+    <w:lvlOverride w:ilvl="1">
+      <w:startOverride w:val="1"/>
+    </w:lvlOverride>
+    <w:lvlOverride w:ilvl="2">
+      <w:startOverride w:val="1"/>
+    </w:lvlOverride>
+    <w:lvlOverride w:ilvl="3">
+      <w:startOverride w:val="1"/>
+    </w:lvlOverride>
+    <w:lvlOverride w:ilvl="4">
+      <w:startOverride w:val="1"/>
+    </w:lvlOverride>
+    <w:lvlOverride w:ilvl="5">
+      <w:startOverride w:val="1"/>
+    </w:lvlOverride>
+    <w:lvlOverride w:ilvl="6">
+      <w:startOverride w:val="1"/>
+    </w:lvlOverride>
+    <w:lvlOverride w:ilvl="7">
+      <w:startOverride w:val="1"/>
+    </w:lvlOverride>
+    <w:lvlOverride w:ilvl="8">
+      <w:startOverride w:val="1"/>
+    </w:lvlOverride>
+  </w:num>
+  <w:num w:numId="1021">
+    <w:abstractNumId w:val="992"/>
+  </w:num>
+  <w:num w:numId="1022">
+    <w:abstractNumId w:val="992"/>
+  </w:num>
+  <w:num w:numId="1023">
+    <w:abstractNumId w:val="992"/>
+  </w:num>
   <w:num w:numId="1024">
-    <w:abstractNumId w:val="991"/>
+    <w:abstractNumId w:val="992"/>
   </w:num>
   <w:num w:numId="1025">
     <w:abstractNumId w:val="99411"/>
@@ -27726,249 +27581,21 @@
     </w:lvlOverride>
   </w:num>
   <w:num w:numId="1027">
-    <w:abstractNumId w:val="991"/>
+    <w:abstractNumId w:val="992"/>
   </w:num>
   <w:num w:numId="1028">
-    <w:abstractNumId w:val="99411"/>
-    <w:lvlOverride w:ilvl="0">
-      <w:startOverride w:val="1"/>
-    </w:lvlOverride>
-    <w:lvlOverride w:ilvl="1">
-      <w:startOverride w:val="1"/>
-    </w:lvlOverride>
-    <w:lvlOverride w:ilvl="2">
-      <w:startOverride w:val="1"/>
-    </w:lvlOverride>
-    <w:lvlOverride w:ilvl="3">
-      <w:startOverride w:val="1"/>
-    </w:lvlOverride>
-    <w:lvlOverride w:ilvl="4">
-      <w:startOverride w:val="1"/>
-    </w:lvlOverride>
-    <w:lvlOverride w:ilvl="5">
-      <w:startOverride w:val="1"/>
-    </w:lvlOverride>
-    <w:lvlOverride w:ilvl="6">
-      <w:startOverride w:val="1"/>
-    </w:lvlOverride>
-    <w:lvlOverride w:ilvl="7">
-      <w:startOverride w:val="1"/>
-    </w:lvlOverride>
-    <w:lvlOverride w:ilvl="8">
-      <w:startOverride w:val="1"/>
-    </w:lvlOverride>
+    <w:abstractNumId w:val="992"/>
   </w:num>
   <w:num w:numId="1029">
-    <w:abstractNumId w:val="991"/>
+    <w:abstractNumId w:val="992"/>
   </w:num>
   <w:num w:numId="1030">
-    <w:abstractNumId w:val="99411"/>
-    <w:lvlOverride w:ilvl="0">
-      <w:startOverride w:val="1"/>
-    </w:lvlOverride>
-    <w:lvlOverride w:ilvl="1">
-      <w:startOverride w:val="1"/>
-    </w:lvlOverride>
-    <w:lvlOverride w:ilvl="2">
-      <w:startOverride w:val="1"/>
-    </w:lvlOverride>
-    <w:lvlOverride w:ilvl="3">
-      <w:startOverride w:val="1"/>
-    </w:lvlOverride>
-    <w:lvlOverride w:ilvl="4">
-      <w:startOverride w:val="1"/>
-    </w:lvlOverride>
-    <w:lvlOverride w:ilvl="5">
-      <w:startOverride w:val="1"/>
-    </w:lvlOverride>
-    <w:lvlOverride w:ilvl="6">
-      <w:startOverride w:val="1"/>
-    </w:lvlOverride>
-    <w:lvlOverride w:ilvl="7">
-      <w:startOverride w:val="1"/>
-    </w:lvlOverride>
-    <w:lvlOverride w:ilvl="8">
-      <w:startOverride w:val="1"/>
-    </w:lvlOverride>
+    <w:abstractNumId w:val="992"/>
   </w:num>
   <w:num w:numId="1031">
-    <w:abstractNumId w:val="99411"/>
-    <w:lvlOverride w:ilvl="0">
-      <w:startOverride w:val="1"/>
-    </w:lvlOverride>
-    <w:lvlOverride w:ilvl="1">
-      <w:startOverride w:val="1"/>
-    </w:lvlOverride>
-    <w:lvlOverride w:ilvl="2">
-      <w:startOverride w:val="1"/>
-    </w:lvlOverride>
-    <w:lvlOverride w:ilvl="3">
-      <w:startOverride w:val="1"/>
-    </w:lvlOverride>
-    <w:lvlOverride w:ilvl="4">
-      <w:startOverride w:val="1"/>
-    </w:lvlOverride>
-    <w:lvlOverride w:ilvl="5">
-      <w:startOverride w:val="1"/>
-    </w:lvlOverride>
-    <w:lvlOverride w:ilvl="6">
-      <w:startOverride w:val="1"/>
-    </w:lvlOverride>
-    <w:lvlOverride w:ilvl="7">
-      <w:startOverride w:val="1"/>
-    </w:lvlOverride>
-    <w:lvlOverride w:ilvl="8">
-      <w:startOverride w:val="1"/>
-    </w:lvlOverride>
+    <w:abstractNumId w:val="992"/>
   </w:num>
   <w:num w:numId="1032">
-    <w:abstractNumId w:val="99411"/>
-    <w:lvlOverride w:ilvl="0">
-      <w:startOverride w:val="1"/>
-    </w:lvlOverride>
-    <w:lvlOverride w:ilvl="1">
-      <w:startOverride w:val="1"/>
-    </w:lvlOverride>
-    <w:lvlOverride w:ilvl="2">
-      <w:startOverride w:val="1"/>
-    </w:lvlOverride>
-    <w:lvlOverride w:ilvl="3">
-      <w:startOverride w:val="1"/>
-    </w:lvlOverride>
-    <w:lvlOverride w:ilvl="4">
-      <w:startOverride w:val="1"/>
-    </w:lvlOverride>
-    <w:lvlOverride w:ilvl="5">
-      <w:startOverride w:val="1"/>
-    </w:lvlOverride>
-    <w:lvlOverride w:ilvl="6">
-      <w:startOverride w:val="1"/>
-    </w:lvlOverride>
-    <w:lvlOverride w:ilvl="7">
-      <w:startOverride w:val="1"/>
-    </w:lvlOverride>
-    <w:lvlOverride w:ilvl="8">
-      <w:startOverride w:val="1"/>
-    </w:lvlOverride>
-  </w:num>
-  <w:num w:numId="1033">
-    <w:abstractNumId w:val="99411"/>
-    <w:lvlOverride w:ilvl="0">
-      <w:startOverride w:val="1"/>
-    </w:lvlOverride>
-    <w:lvlOverride w:ilvl="1">
-      <w:startOverride w:val="1"/>
-    </w:lvlOverride>
-    <w:lvlOverride w:ilvl="2">
-      <w:startOverride w:val="1"/>
-    </w:lvlOverride>
-    <w:lvlOverride w:ilvl="3">
-      <w:startOverride w:val="1"/>
-    </w:lvlOverride>
-    <w:lvlOverride w:ilvl="4">
-      <w:startOverride w:val="1"/>
-    </w:lvlOverride>
-    <w:lvlOverride w:ilvl="5">
-      <w:startOverride w:val="1"/>
-    </w:lvlOverride>
-    <w:lvlOverride w:ilvl="6">
-      <w:startOverride w:val="1"/>
-    </w:lvlOverride>
-    <w:lvlOverride w:ilvl="7">
-      <w:startOverride w:val="1"/>
-    </w:lvlOverride>
-    <w:lvlOverride w:ilvl="8">
-      <w:startOverride w:val="1"/>
-    </w:lvlOverride>
-  </w:num>
-  <w:num w:numId="1034">
-    <w:abstractNumId w:val="992"/>
-  </w:num>
-  <w:num w:numId="1035">
-    <w:abstractNumId w:val="992"/>
-  </w:num>
-  <w:num w:numId="1036">
-    <w:abstractNumId w:val="992"/>
-  </w:num>
-  <w:num w:numId="1037">
-    <w:abstractNumId w:val="992"/>
-  </w:num>
-  <w:num w:numId="1038">
-    <w:abstractNumId w:val="99411"/>
-    <w:lvlOverride w:ilvl="0">
-      <w:startOverride w:val="1"/>
-    </w:lvlOverride>
-    <w:lvlOverride w:ilvl="1">
-      <w:startOverride w:val="1"/>
-    </w:lvlOverride>
-    <w:lvlOverride w:ilvl="2">
-      <w:startOverride w:val="1"/>
-    </w:lvlOverride>
-    <w:lvlOverride w:ilvl="3">
-      <w:startOverride w:val="1"/>
-    </w:lvlOverride>
-    <w:lvlOverride w:ilvl="4">
-      <w:startOverride w:val="1"/>
-    </w:lvlOverride>
-    <w:lvlOverride w:ilvl="5">
-      <w:startOverride w:val="1"/>
-    </w:lvlOverride>
-    <w:lvlOverride w:ilvl="6">
-      <w:startOverride w:val="1"/>
-    </w:lvlOverride>
-    <w:lvlOverride w:ilvl="7">
-      <w:startOverride w:val="1"/>
-    </w:lvlOverride>
-    <w:lvlOverride w:ilvl="8">
-      <w:startOverride w:val="1"/>
-    </w:lvlOverride>
-  </w:num>
-  <w:num w:numId="1039">
-    <w:abstractNumId w:val="99411"/>
-    <w:lvlOverride w:ilvl="0">
-      <w:startOverride w:val="1"/>
-    </w:lvlOverride>
-    <w:lvlOverride w:ilvl="1">
-      <w:startOverride w:val="1"/>
-    </w:lvlOverride>
-    <w:lvlOverride w:ilvl="2">
-      <w:startOverride w:val="1"/>
-    </w:lvlOverride>
-    <w:lvlOverride w:ilvl="3">
-      <w:startOverride w:val="1"/>
-    </w:lvlOverride>
-    <w:lvlOverride w:ilvl="4">
-      <w:startOverride w:val="1"/>
-    </w:lvlOverride>
-    <w:lvlOverride w:ilvl="5">
-      <w:startOverride w:val="1"/>
-    </w:lvlOverride>
-    <w:lvlOverride w:ilvl="6">
-      <w:startOverride w:val="1"/>
-    </w:lvlOverride>
-    <w:lvlOverride w:ilvl="7">
-      <w:startOverride w:val="1"/>
-    </w:lvlOverride>
-    <w:lvlOverride w:ilvl="8">
-      <w:startOverride w:val="1"/>
-    </w:lvlOverride>
-  </w:num>
-  <w:num w:numId="1040">
-    <w:abstractNumId w:val="992"/>
-  </w:num>
-  <w:num w:numId="1041">
-    <w:abstractNumId w:val="992"/>
-  </w:num>
-  <w:num w:numId="1042">
-    <w:abstractNumId w:val="992"/>
-  </w:num>
-  <w:num w:numId="1043">
-    <w:abstractNumId w:val="992"/>
-  </w:num>
-  <w:num w:numId="1044">
-    <w:abstractNumId w:val="992"/>
-  </w:num>
-  <w:num w:numId="1045">
     <w:abstractNumId w:val="991"/>
   </w:num>
 </w:numbering>
